--- a/Report.docx
+++ b/Report.docx
@@ -1,6 +1,6 @@
 
 <file path=word/document.xml><?xml version="1.0" encoding="utf-8"?>
-<w:document xmlns:wpc="http://schemas.microsoft.com/office/word/2010/wordprocessingCanvas" xmlns:cx="http://schemas.microsoft.com/office/drawing/2014/chartex" xmlns:cx1="http://schemas.microsoft.com/office/drawing/2015/9/8/chartex" xmlns:cx2="http://schemas.microsoft.com/office/drawing/2015/10/21/chartex" xmlns:cx3="http://schemas.microsoft.com/office/drawing/2016/5/9/chartex" xmlns:cx4="http://schemas.microsoft.com/office/drawing/2016/5/10/chartex" xmlns:cx5="http://schemas.microsoft.com/office/drawing/2016/5/11/chartex" xmlns:cx6="http://schemas.microsoft.com/office/drawing/2016/5/12/chartex" xmlns:cx7="http://schemas.microsoft.com/office/drawing/2016/5/13/chartex" xmlns:cx8="http://schemas.microsoft.com/office/drawing/2016/5/14/chartex" xmlns:mc="http://schemas.openxmlformats.org/markup-compatibility/2006" xmlns:aink="http://schemas.microsoft.com/office/drawing/2016/ink" xmlns:am3d="http://schemas.microsoft.com/office/drawing/2017/model3d" xmlns:o="urn:schemas-microsoft-com:office:office" xmlns:oel="http://schemas.microsoft.com/office/2019/extlst" xmlns:r="http://schemas.openxmlformats.org/officeDocument/2006/relationships" xmlns:m="http://schemas.openxmlformats.org/officeDocument/2006/math" xmlns:v="urn:schemas-microsoft-com:vml" xmlns:wp14="http://schemas.microsoft.com/office/word/2010/wordprocessingDrawing" xmlns:wp="http://schemas.openxmlformats.org/drawingml/2006/wordprocessingDrawing" xmlns:w10="urn:schemas-microsoft-com:office:word" xmlns:w="http://schemas.openxmlformats.org/wordprocessingml/2006/main" xmlns:w14="http://schemas.microsoft.com/office/word/2010/wordml" xmlns:w15="http://schemas.microsoft.com/office/word/2012/wordml" xmlns:w16cex="http://schemas.microsoft.com/office/word/2018/wordml/cex" xmlns:w16cid="http://schemas.microsoft.com/office/word/2016/wordml/cid" xmlns:w16="http://schemas.microsoft.com/office/word/2018/wordml" xmlns:w16du="http://schemas.microsoft.com/office/word/2023/wordml/word16du" xmlns:w16sdtdh="http://schemas.microsoft.com/office/word/2020/wordml/sdtdatahash" xmlns:w16sdtfl="http://schemas.microsoft.com/office/word/2024/wordml/sdtformatlock" xmlns:w16se="http://schemas.microsoft.com/office/word/2015/wordml/symex" xmlns:wpg="http://schemas.microsoft.com/office/word/2010/wordprocessingGroup" xmlns:wpi="http://schemas.microsoft.com/office/word/2010/wordprocessingInk" xmlns:wne="http://schemas.microsoft.com/office/word/2006/wordml" xmlns:wps="http://schemas.microsoft.com/office/word/2010/wordprocessingShape" mc:Ignorable="w14 w15 w16se w16cid w16 w16cex w16sdtdh w16sdtfl w16du wp14">
+<w:document xmlns:wpc="http://schemas.microsoft.com/office/word/2010/wordprocessingCanvas" xmlns:cx="http://schemas.microsoft.com/office/drawing/2014/chartex" xmlns:cx1="http://schemas.microsoft.com/office/drawing/2015/9/8/chartex" xmlns:cx2="http://schemas.microsoft.com/office/drawing/2015/10/21/chartex" xmlns:cx3="http://schemas.microsoft.com/office/drawing/2016/5/9/chartex" xmlns:cx4="http://schemas.microsoft.com/office/drawing/2016/5/10/chartex" xmlns:cx5="http://schemas.microsoft.com/office/drawing/2016/5/11/chartex" xmlns:cx6="http://schemas.microsoft.com/office/drawing/2016/5/12/chartex" xmlns:cx7="http://schemas.microsoft.com/office/drawing/2016/5/13/chartex" xmlns:cx8="http://schemas.microsoft.com/office/drawing/2016/5/14/chartex" xmlns:mc="http://schemas.openxmlformats.org/markup-compatibility/2006" xmlns:m="http://schemas.openxmlformats.org/officeDocument/2006/math" xmlns:aink="http://schemas.microsoft.com/office/drawing/2016/ink" xmlns:am3d="http://schemas.microsoft.com/office/drawing/2017/model3d" xmlns:oel="http://schemas.microsoft.com/office/2019/extlst" xmlns:r="http://schemas.openxmlformats.org/officeDocument/2006/relationships" xmlns:wp14="http://schemas.microsoft.com/office/word/2010/wordprocessingDrawing" xmlns:wp="http://schemas.openxmlformats.org/drawingml/2006/wordprocessingDrawing" xmlns:wpg="http://schemas.microsoft.com/office/word/2010/wordprocessingGroup" xmlns:wpi="http://schemas.microsoft.com/office/word/2010/wordprocessingInk" xmlns:wps="http://schemas.microsoft.com/office/word/2010/wordprocessingShape" xmlns:o="urn:schemas-microsoft-com:office:office" xmlns:v="urn:schemas-microsoft-com:vml" xmlns:w10="urn:schemas-microsoft-com:office:word" xmlns:w="http://schemas.openxmlformats.org/wordprocessingml/2006/main" xmlns:w14="http://schemas.microsoft.com/office/word/2010/wordml" xmlns:w15="http://schemas.microsoft.com/office/word/2012/wordml" xmlns:w16cex="http://schemas.microsoft.com/office/word/2018/wordml/cex" xmlns:w16cid="http://schemas.microsoft.com/office/word/2016/wordml/cid" xmlns:w16="http://schemas.microsoft.com/office/word/2018/wordml" xmlns:w16sdtdh="http://schemas.microsoft.com/office/word/2020/wordml/sdtdatahash" xmlns:w16sdtfl="http://schemas.microsoft.com/office/word/2024/wordml/sdtformatlock" xmlns:w16se="http://schemas.microsoft.com/office/word/2015/wordml/symex" xmlns:w16du="http://schemas.microsoft.com/office/word/2023/wordml/word16du" xmlns:wne="http://schemas.microsoft.com/office/word/2006/wordml" mc:Ignorable="w14 w15 w16se w16cid w16 w16cex w16sdtdh w16sdtfl w16du wp14">
   <w:body>
     <w:p>
       <w:r>
@@ -64,12 +64,28 @@
     </w:p>
     <w:p>
       <w:r>
-        <w:t xml:space="preserve">• CPU-only PyTorch execution </w:t>
-      </w:r>
-    </w:p>
-    <w:p>
-      <w:r>
-        <w:t xml:space="preserve">• GPU-accelerated PyTorch execution </w:t>
+        <w:t xml:space="preserve">• CPU-only </w:t>
+      </w:r>
+      <w:proofErr w:type="spellStart"/>
+      <w:r>
+        <w:t>PyTorch</w:t>
+      </w:r>
+      <w:proofErr w:type="spellEnd"/>
+      <w:r>
+        <w:t xml:space="preserve"> execution </w:t>
+      </w:r>
+    </w:p>
+    <w:p>
+      <w:r>
+        <w:t xml:space="preserve">• GPU-accelerated </w:t>
+      </w:r>
+      <w:proofErr w:type="spellStart"/>
+      <w:r>
+        <w:t>PyTorch</w:t>
+      </w:r>
+      <w:proofErr w:type="spellEnd"/>
+      <w:r>
+        <w:t xml:space="preserve"> execution </w:t>
       </w:r>
     </w:p>
     <w:p>
@@ -156,6 +172,55 @@
     <w:p>
       <w:r>
         <w:br w:type="page"/>
+      </w:r>
+    </w:p>
+    <w:p>
+      <w:pPr>
+        <w:rPr>
+          <w:rFonts w:ascii="Courier New" w:eastAsia="Times New Roman" w:hAnsi="Courier New" w:cs="Courier New"/>
+          <w:color w:val="FFFFFF"/>
+          <w:kern w:val="0"/>
+          <w:sz w:val="20"/>
+          <w:szCs w:val="20"/>
+          <w14:ligatures w14:val="none"/>
+        </w:rPr>
+      </w:pPr>
+      <w:r>
+        <w:rPr>
+          <w:rFonts w:ascii="Courier New" w:eastAsia="Times New Roman" w:hAnsi="Courier New" w:cs="Courier New"/>
+          <w:color w:val="FFFFFF"/>
+          <w:kern w:val="0"/>
+          <w:sz w:val="20"/>
+          <w:szCs w:val="20"/>
+          <w14:ligatures w14:val="none"/>
+        </w:rPr>
+        <w:lastRenderedPageBreak/>
+        <w:br w:type="page"/>
+      </w:r>
+    </w:p>
+    <w:p>
+      <w:pPr>
+        <w:pStyle w:val="HTMLPreformatted"/>
+        <w:jc w:val="center"/>
+        <w:rPr>
+          <w:rFonts w:ascii="Times New Roman" w:hAnsi="Times New Roman" w:cs="Times New Roman"/>
+          <w:color w:val="000000"/>
+          <w:kern w:val="2"/>
+          <w:sz w:val="28"/>
+          <w:szCs w:val="28"/>
+          <w14:ligatures w14:val="standardContextual"/>
+        </w:rPr>
+      </w:pPr>
+      <w:r>
+        <w:rPr>
+          <w:rFonts w:ascii="Times New Roman" w:hAnsi="Times New Roman" w:cs="Times New Roman"/>
+          <w:kern w:val="2"/>
+          <w:sz w:val="28"/>
+          <w:szCs w:val="28"/>
+          <w14:ligatures w14:val="standardContextual"/>
+        </w:rPr>
+        <w:lastRenderedPageBreak/>
+        <w:t>CPSC 488 Assignment 2: Containerized HIGGS MLP on Kubernetes</w:t>
       </w:r>
     </w:p>
     <w:p>
@@ -183,8 +248,8 @@
           <w:rFonts w:ascii="Courier New" w:eastAsia="Times New Roman" w:hAnsi="Courier New" w:cs="Courier New"/>
           <w:color w:val="FFFFFF"/>
           <w:kern w:val="0"/>
-          <w:sz w:val="27"/>
-          <w:szCs w:val="27"/>
+          <w:sz w:val="20"/>
+          <w:szCs w:val="20"/>
           <w14:ligatures w14:val="none"/>
         </w:rPr>
       </w:pPr>
@@ -197,26 +262,1620 @@
           <w:szCs w:val="20"/>
           <w14:ligatures w14:val="none"/>
         </w:rPr>
-        <w:lastRenderedPageBreak/>
         <w:t>CPSC 488 Assignment 2: Containerized HIGGS MLP on Kubernetes</w:t>
       </w:r>
     </w:p>
-    <w:p>
-      <w:pPr>
-        <w:pStyle w:val="HTMLPreformatted"/>
-        <w:rPr>
-          <w:color w:val="FFFFFF"/>
-          <w:sz w:val="27"/>
-          <w:szCs w:val="27"/>
-        </w:rPr>
-      </w:pPr>
-      <w:r>
+    <w:tbl>
+      <w:tblPr>
+        <w:tblStyle w:val="TableGrid"/>
+        <w:tblW w:w="0" w:type="auto"/>
+        <w:tblLook w:val="04A0" w:firstRow="1" w:lastRow="0" w:firstColumn="1" w:lastColumn="0" w:noHBand="0" w:noVBand="1"/>
+      </w:tblPr>
+      <w:tblGrid>
+        <w:gridCol w:w="1795"/>
+        <w:gridCol w:w="7555"/>
+      </w:tblGrid>
+      <w:tr>
+        <w:tc>
+          <w:tcPr>
+            <w:tcW w:w="1795" w:type="dxa"/>
+          </w:tcPr>
+          <w:p>
+            <w:pPr>
+              <w:tabs>
+                <w:tab w:val="left" w:pos="916"/>
+                <w:tab w:val="left" w:pos="1832"/>
+                <w:tab w:val="left" w:pos="2748"/>
+                <w:tab w:val="left" w:pos="3664"/>
+                <w:tab w:val="left" w:pos="4580"/>
+                <w:tab w:val="left" w:pos="5496"/>
+                <w:tab w:val="left" w:pos="6412"/>
+                <w:tab w:val="left" w:pos="7328"/>
+                <w:tab w:val="left" w:pos="8244"/>
+                <w:tab w:val="left" w:pos="9160"/>
+                <w:tab w:val="left" w:pos="10076"/>
+                <w:tab w:val="left" w:pos="10992"/>
+                <w:tab w:val="left" w:pos="11908"/>
+                <w:tab w:val="left" w:pos="12824"/>
+                <w:tab w:val="left" w:pos="13740"/>
+                <w:tab w:val="left" w:pos="14656"/>
+              </w:tabs>
+              <w:jc w:val="right"/>
+              <w:rPr>
+                <w:rFonts w:ascii="Courier New" w:eastAsia="Times New Roman" w:hAnsi="Courier New" w:cs="Courier New"/>
+                <w:kern w:val="0"/>
+                <w:sz w:val="20"/>
+                <w:szCs w:val="20"/>
+                <w14:ligatures w14:val="none"/>
+              </w:rPr>
+            </w:pPr>
+            <w:r>
+              <w:rPr>
+                <w:rFonts w:ascii="Courier New" w:eastAsia="Times New Roman" w:hAnsi="Courier New" w:cs="Courier New"/>
+                <w:kern w:val="0"/>
+                <w:sz w:val="20"/>
+                <w:szCs w:val="20"/>
+                <w14:ligatures w14:val="none"/>
+              </w:rPr>
+              <w:t>Investigator</w:t>
+            </w:r>
+          </w:p>
+        </w:tc>
+        <w:tc>
+          <w:tcPr>
+            <w:tcW w:w="7555" w:type="dxa"/>
+          </w:tcPr>
+          <w:p>
+            <w:pPr>
+              <w:tabs>
+                <w:tab w:val="left" w:pos="916"/>
+                <w:tab w:val="left" w:pos="1832"/>
+                <w:tab w:val="left" w:pos="2748"/>
+                <w:tab w:val="left" w:pos="3664"/>
+                <w:tab w:val="left" w:pos="4580"/>
+                <w:tab w:val="left" w:pos="5496"/>
+                <w:tab w:val="left" w:pos="6412"/>
+                <w:tab w:val="left" w:pos="7328"/>
+                <w:tab w:val="left" w:pos="8244"/>
+                <w:tab w:val="left" w:pos="9160"/>
+                <w:tab w:val="left" w:pos="10076"/>
+                <w:tab w:val="left" w:pos="10992"/>
+                <w:tab w:val="left" w:pos="11908"/>
+                <w:tab w:val="left" w:pos="12824"/>
+                <w:tab w:val="left" w:pos="13740"/>
+                <w:tab w:val="left" w:pos="14656"/>
+              </w:tabs>
+              <w:rPr>
+                <w:rFonts w:ascii="Courier New" w:eastAsia="Times New Roman" w:hAnsi="Courier New" w:cs="Courier New"/>
+                <w:kern w:val="0"/>
+                <w:sz w:val="20"/>
+                <w:szCs w:val="20"/>
+                <w14:ligatures w14:val="none"/>
+              </w:rPr>
+            </w:pPr>
+            <w:r>
+              <w:rPr>
+                <w:rFonts w:ascii="Courier New" w:eastAsia="Times New Roman" w:hAnsi="Courier New" w:cs="Courier New"/>
+                <w:kern w:val="0"/>
+                <w:sz w:val="20"/>
+                <w:szCs w:val="20"/>
+                <w14:ligatures w14:val="none"/>
+              </w:rPr>
+              <w:t>Khoa Do</w:t>
+            </w:r>
+          </w:p>
+        </w:tc>
+      </w:tr>
+      <w:tr>
+        <w:tc>
+          <w:tcPr>
+            <w:tcW w:w="1795" w:type="dxa"/>
+          </w:tcPr>
+          <w:p>
+            <w:pPr>
+              <w:tabs>
+                <w:tab w:val="left" w:pos="916"/>
+                <w:tab w:val="left" w:pos="1832"/>
+                <w:tab w:val="left" w:pos="2748"/>
+                <w:tab w:val="left" w:pos="3664"/>
+                <w:tab w:val="left" w:pos="4580"/>
+                <w:tab w:val="left" w:pos="5496"/>
+                <w:tab w:val="left" w:pos="6412"/>
+                <w:tab w:val="left" w:pos="7328"/>
+                <w:tab w:val="left" w:pos="8244"/>
+                <w:tab w:val="left" w:pos="9160"/>
+                <w:tab w:val="left" w:pos="10076"/>
+                <w:tab w:val="left" w:pos="10992"/>
+                <w:tab w:val="left" w:pos="11908"/>
+                <w:tab w:val="left" w:pos="12824"/>
+                <w:tab w:val="left" w:pos="13740"/>
+                <w:tab w:val="left" w:pos="14656"/>
+              </w:tabs>
+              <w:jc w:val="right"/>
+              <w:rPr>
+                <w:rFonts w:ascii="Courier New" w:eastAsia="Times New Roman" w:hAnsi="Courier New" w:cs="Courier New"/>
+                <w:kern w:val="0"/>
+                <w:sz w:val="20"/>
+                <w:szCs w:val="20"/>
+                <w14:ligatures w14:val="none"/>
+              </w:rPr>
+            </w:pPr>
+            <w:r>
+              <w:rPr>
+                <w:rFonts w:ascii="Courier New" w:eastAsia="Times New Roman" w:hAnsi="Courier New" w:cs="Courier New"/>
+                <w:kern w:val="0"/>
+                <w:sz w:val="20"/>
+                <w:szCs w:val="20"/>
+                <w14:ligatures w14:val="none"/>
+              </w:rPr>
+              <w:t>Date</w:t>
+            </w:r>
+          </w:p>
+        </w:tc>
+        <w:tc>
+          <w:tcPr>
+            <w:tcW w:w="7555" w:type="dxa"/>
+          </w:tcPr>
+          <w:p>
+            <w:pPr>
+              <w:tabs>
+                <w:tab w:val="left" w:pos="916"/>
+                <w:tab w:val="left" w:pos="1832"/>
+                <w:tab w:val="left" w:pos="2748"/>
+                <w:tab w:val="left" w:pos="3664"/>
+                <w:tab w:val="left" w:pos="4580"/>
+                <w:tab w:val="left" w:pos="5496"/>
+                <w:tab w:val="left" w:pos="6412"/>
+                <w:tab w:val="left" w:pos="7328"/>
+                <w:tab w:val="left" w:pos="8244"/>
+                <w:tab w:val="left" w:pos="9160"/>
+                <w:tab w:val="left" w:pos="10076"/>
+                <w:tab w:val="left" w:pos="10992"/>
+                <w:tab w:val="left" w:pos="11908"/>
+                <w:tab w:val="left" w:pos="12824"/>
+                <w:tab w:val="left" w:pos="13740"/>
+                <w:tab w:val="left" w:pos="14656"/>
+              </w:tabs>
+              <w:rPr>
+                <w:rFonts w:ascii="Courier New" w:eastAsia="Times New Roman" w:hAnsi="Courier New" w:cs="Courier New"/>
+                <w:kern w:val="0"/>
+                <w:sz w:val="20"/>
+                <w:szCs w:val="20"/>
+                <w14:ligatures w14:val="none"/>
+              </w:rPr>
+            </w:pPr>
+          </w:p>
+        </w:tc>
+      </w:tr>
+      <w:tr>
+        <w:tc>
+          <w:tcPr>
+            <w:tcW w:w="1795" w:type="dxa"/>
+          </w:tcPr>
+          <w:p>
+            <w:pPr>
+              <w:tabs>
+                <w:tab w:val="left" w:pos="916"/>
+                <w:tab w:val="left" w:pos="1832"/>
+                <w:tab w:val="left" w:pos="2748"/>
+                <w:tab w:val="left" w:pos="3664"/>
+                <w:tab w:val="left" w:pos="4580"/>
+                <w:tab w:val="left" w:pos="5496"/>
+                <w:tab w:val="left" w:pos="6412"/>
+                <w:tab w:val="left" w:pos="7328"/>
+                <w:tab w:val="left" w:pos="8244"/>
+                <w:tab w:val="left" w:pos="9160"/>
+                <w:tab w:val="left" w:pos="10076"/>
+                <w:tab w:val="left" w:pos="10992"/>
+                <w:tab w:val="left" w:pos="11908"/>
+                <w:tab w:val="left" w:pos="12824"/>
+                <w:tab w:val="left" w:pos="13740"/>
+                <w:tab w:val="left" w:pos="14656"/>
+              </w:tabs>
+              <w:jc w:val="right"/>
+              <w:rPr>
+                <w:rFonts w:ascii="Courier New" w:eastAsia="Times New Roman" w:hAnsi="Courier New" w:cs="Courier New"/>
+                <w:kern w:val="0"/>
+                <w:sz w:val="20"/>
+                <w:szCs w:val="20"/>
+                <w14:ligatures w14:val="none"/>
+              </w:rPr>
+            </w:pPr>
+            <w:r>
+              <w:rPr>
+                <w:rFonts w:ascii="Courier New" w:eastAsia="Times New Roman" w:hAnsi="Courier New" w:cs="Courier New"/>
+                <w:kern w:val="0"/>
+                <w:sz w:val="20"/>
+                <w:szCs w:val="20"/>
+                <w14:ligatures w14:val="none"/>
+              </w:rPr>
+              <w:t>Assignment</w:t>
+            </w:r>
+          </w:p>
+        </w:tc>
+        <w:tc>
+          <w:tcPr>
+            <w:tcW w:w="7555" w:type="dxa"/>
+          </w:tcPr>
+          <w:p>
+            <w:pPr>
+              <w:tabs>
+                <w:tab w:val="left" w:pos="916"/>
+                <w:tab w:val="left" w:pos="1832"/>
+                <w:tab w:val="left" w:pos="2748"/>
+                <w:tab w:val="left" w:pos="3664"/>
+                <w:tab w:val="left" w:pos="4580"/>
+                <w:tab w:val="left" w:pos="5496"/>
+                <w:tab w:val="left" w:pos="6412"/>
+                <w:tab w:val="left" w:pos="7328"/>
+                <w:tab w:val="left" w:pos="8244"/>
+                <w:tab w:val="left" w:pos="9160"/>
+                <w:tab w:val="left" w:pos="10076"/>
+                <w:tab w:val="left" w:pos="10992"/>
+                <w:tab w:val="left" w:pos="11908"/>
+                <w:tab w:val="left" w:pos="12824"/>
+                <w:tab w:val="left" w:pos="13740"/>
+                <w:tab w:val="left" w:pos="14656"/>
+              </w:tabs>
+              <w:rPr>
+                <w:rFonts w:ascii="Courier New" w:eastAsia="Times New Roman" w:hAnsi="Courier New" w:cs="Courier New"/>
+                <w:kern w:val="0"/>
+                <w:sz w:val="20"/>
+                <w:szCs w:val="20"/>
+                <w14:ligatures w14:val="none"/>
+              </w:rPr>
+            </w:pPr>
+            <w:r>
+              <w:rPr>
+                <w:rStyle w:val="HTMLCode"/>
+                <w:rFonts w:eastAsiaTheme="minorHAnsi"/>
+                <w:color w:val="000000"/>
+              </w:rPr>
+              <w:t>2: HIGGS MLP on Kubernetes</w:t>
+            </w:r>
+          </w:p>
+        </w:tc>
+      </w:tr>
+      <w:tr>
+        <w:tc>
+          <w:tcPr>
+            <w:tcW w:w="1795" w:type="dxa"/>
+          </w:tcPr>
+          <w:p>
+            <w:pPr>
+              <w:tabs>
+                <w:tab w:val="left" w:pos="916"/>
+                <w:tab w:val="left" w:pos="1832"/>
+                <w:tab w:val="left" w:pos="2748"/>
+                <w:tab w:val="left" w:pos="3664"/>
+                <w:tab w:val="left" w:pos="4580"/>
+                <w:tab w:val="left" w:pos="5496"/>
+                <w:tab w:val="left" w:pos="6412"/>
+                <w:tab w:val="left" w:pos="7328"/>
+                <w:tab w:val="left" w:pos="8244"/>
+                <w:tab w:val="left" w:pos="9160"/>
+                <w:tab w:val="left" w:pos="10076"/>
+                <w:tab w:val="left" w:pos="10992"/>
+                <w:tab w:val="left" w:pos="11908"/>
+                <w:tab w:val="left" w:pos="12824"/>
+                <w:tab w:val="left" w:pos="13740"/>
+                <w:tab w:val="left" w:pos="14656"/>
+              </w:tabs>
+              <w:jc w:val="right"/>
+              <w:rPr>
+                <w:rFonts w:ascii="Courier New" w:eastAsia="Times New Roman" w:hAnsi="Courier New" w:cs="Courier New"/>
+                <w:kern w:val="0"/>
+                <w:sz w:val="20"/>
+                <w:szCs w:val="20"/>
+                <w14:ligatures w14:val="none"/>
+              </w:rPr>
+            </w:pPr>
+            <w:r>
+              <w:rPr>
+                <w:rFonts w:ascii="Courier New" w:eastAsia="Times New Roman" w:hAnsi="Courier New" w:cs="Courier New"/>
+                <w:kern w:val="0"/>
+                <w:sz w:val="20"/>
+                <w:szCs w:val="20"/>
+                <w14:ligatures w14:val="none"/>
+              </w:rPr>
+              <w:t>Class</w:t>
+            </w:r>
+          </w:p>
+        </w:tc>
+        <w:tc>
+          <w:tcPr>
+            <w:tcW w:w="7555" w:type="dxa"/>
+          </w:tcPr>
+          <w:p>
+            <w:pPr>
+              <w:tabs>
+                <w:tab w:val="left" w:pos="916"/>
+                <w:tab w:val="left" w:pos="1832"/>
+                <w:tab w:val="left" w:pos="2748"/>
+                <w:tab w:val="left" w:pos="3664"/>
+                <w:tab w:val="left" w:pos="4580"/>
+                <w:tab w:val="left" w:pos="5496"/>
+                <w:tab w:val="left" w:pos="6412"/>
+                <w:tab w:val="left" w:pos="7328"/>
+                <w:tab w:val="left" w:pos="8244"/>
+                <w:tab w:val="left" w:pos="9160"/>
+                <w:tab w:val="left" w:pos="10076"/>
+                <w:tab w:val="left" w:pos="10992"/>
+                <w:tab w:val="left" w:pos="11908"/>
+                <w:tab w:val="left" w:pos="12824"/>
+                <w:tab w:val="left" w:pos="13740"/>
+                <w:tab w:val="left" w:pos="14656"/>
+              </w:tabs>
+              <w:rPr>
+                <w:rFonts w:ascii="Courier New" w:eastAsia="Times New Roman" w:hAnsi="Courier New" w:cs="Courier New"/>
+                <w:kern w:val="0"/>
+                <w:sz w:val="20"/>
+                <w:szCs w:val="20"/>
+                <w14:ligatures w14:val="none"/>
+              </w:rPr>
+            </w:pPr>
+            <w:r>
+              <w:rPr>
+                <w:rFonts w:ascii="Courier New" w:eastAsia="Times New Roman" w:hAnsi="Courier New" w:cs="Courier New"/>
+                <w:kern w:val="0"/>
+                <w:sz w:val="20"/>
+                <w:szCs w:val="20"/>
+                <w14:ligatures w14:val="none"/>
+              </w:rPr>
+              <w:t>CPS 488, NLP</w:t>
+            </w:r>
+          </w:p>
+        </w:tc>
+      </w:tr>
+    </w:tbl>
+    <w:p>
+      <w:pPr>
         <w:rPr>
           <w:rStyle w:val="HTMLCode"/>
           <w:rFonts w:eastAsiaTheme="majorEastAsia"/>
-          <w:color w:val="FFFFFF"/>
-        </w:rPr>
-        <w:t>CPSC 488 Assignment 2: Containerized HIGGS MLP on Kubernetes</w:t>
+          <w:kern w:val="0"/>
+          <w14:ligatures w14:val="none"/>
+        </w:rPr>
+      </w:pPr>
+    </w:p>
+    <w:p>
+      <w:pPr>
+        <w:rPr>
+          <w:rFonts w:ascii="Times New Roman" w:eastAsia="Times New Roman" w:hAnsi="Times New Roman" w:cs="Times New Roman"/>
+          <w:b/>
+          <w:bCs/>
+          <w:color w:val="000000"/>
+          <w:sz w:val="27"/>
+          <w:szCs w:val="27"/>
+        </w:rPr>
+      </w:pPr>
+      <w:r>
+        <w:rPr>
+          <w:rFonts w:ascii="Times New Roman" w:eastAsia="Times New Roman" w:hAnsi="Times New Roman" w:cs="Times New Roman"/>
+          <w:b/>
+          <w:bCs/>
+          <w:color w:val="000000"/>
+          <w:sz w:val="27"/>
+          <w:szCs w:val="27"/>
+        </w:rPr>
+        <w:t>Introduction</w:t>
+      </w:r>
+    </w:p>
+    <w:p>
+      <w:pPr>
+        <w:rPr>
+          <w:rFonts w:ascii="Times New Roman" w:eastAsia="Times New Roman" w:hAnsi="Times New Roman" w:cs="Times New Roman"/>
+          <w:color w:val="000000"/>
+          <w:sz w:val="27"/>
+          <w:szCs w:val="27"/>
+        </w:rPr>
+      </w:pPr>
+      <w:r>
+        <w:rPr>
+          <w:rFonts w:ascii="Times New Roman" w:eastAsia="Times New Roman" w:hAnsi="Times New Roman" w:cs="Times New Roman"/>
+          <w:color w:val="000000"/>
+          <w:sz w:val="27"/>
+          <w:szCs w:val="27"/>
+        </w:rPr>
+        <w:tab/>
+        <w:t>The assignment attempts to demonstrate the power of utilizing neural networks on a real-world example.  The example is taken from the world of particle physics.  One of the major efforts in particle physics has been to identify they proposed Higgs boson particle.  Physicists have used large devices such as linear particle accelerators, that collide subatomic particles together.  These collisions produce events generating many points of data collected by the accelerators for later analysis.  The goal in the analysis is to identify the Higgs boson in these collisions.</w:t>
+      </w:r>
+    </w:p>
+    <w:p>
+      <w:pPr>
+        <w:rPr>
+          <w:rFonts w:ascii="Times New Roman" w:eastAsia="Times New Roman" w:hAnsi="Times New Roman" w:cs="Times New Roman"/>
+          <w:b/>
+          <w:bCs/>
+          <w:sz w:val="27"/>
+          <w:szCs w:val="27"/>
+        </w:rPr>
+      </w:pPr>
+    </w:p>
+    <w:p>
+      <w:pPr>
+        <w:rPr>
+          <w:rFonts w:ascii="Times New Roman" w:eastAsia="Times New Roman" w:hAnsi="Times New Roman" w:cs="Times New Roman"/>
+          <w:b/>
+          <w:bCs/>
+          <w:sz w:val="27"/>
+          <w:szCs w:val="27"/>
+        </w:rPr>
+      </w:pPr>
+      <w:r>
+        <w:rPr>
+          <w:rFonts w:ascii="Times New Roman" w:eastAsia="Times New Roman" w:hAnsi="Times New Roman" w:cs="Times New Roman"/>
+          <w:b/>
+          <w:bCs/>
+          <w:sz w:val="27"/>
+          <w:szCs w:val="27"/>
+        </w:rPr>
+        <w:t>Data</w:t>
+      </w:r>
+      <w:r>
+        <w:rPr>
+          <w:rFonts w:ascii="Times New Roman" w:eastAsia="Times New Roman" w:hAnsi="Times New Roman" w:cs="Times New Roman"/>
+          <w:b/>
+          <w:bCs/>
+          <w:sz w:val="27"/>
+          <w:szCs w:val="27"/>
+        </w:rPr>
+        <w:t xml:space="preserve"> Format</w:t>
+      </w:r>
+    </w:p>
+    <w:p>
+      <w:pPr>
+        <w:ind w:firstLine="720"/>
+        <w:rPr>
+          <w:rFonts w:ascii="Times New Roman" w:eastAsia="Times New Roman" w:hAnsi="Times New Roman" w:cs="Times New Roman"/>
+          <w:color w:val="000000"/>
+          <w:sz w:val="27"/>
+          <w:szCs w:val="27"/>
+        </w:rPr>
+      </w:pPr>
+      <w:r>
+        <w:rPr>
+          <w:rFonts w:ascii="Times New Roman" w:eastAsia="Times New Roman" w:hAnsi="Times New Roman" w:cs="Times New Roman"/>
+          <w:color w:val="000000"/>
+          <w:sz w:val="27"/>
+          <w:szCs w:val="27"/>
+        </w:rPr>
+        <w:t xml:space="preserve">This assignment uses a HIGGS dataset generated by running a Monte Carlos simulation to simulate the events coming out of a particle accelerator.  The row data in this dataset is composed of the following: </w:t>
+      </w:r>
+    </w:p>
+    <w:p>
+      <w:pPr>
+        <w:rPr>
+          <w:rFonts w:ascii="Times New Roman" w:eastAsia="Times New Roman" w:hAnsi="Times New Roman" w:cs="Times New Roman"/>
+          <w:color w:val="000000"/>
+          <w:sz w:val="27"/>
+          <w:szCs w:val="27"/>
+        </w:rPr>
+      </w:pPr>
+      <w:r>
+        <w:rPr>
+          <w:rFonts w:ascii="Times New Roman" w:eastAsia="Times New Roman" w:hAnsi="Times New Roman" w:cs="Times New Roman"/>
+          <w:color w:val="000000"/>
+          <w:sz w:val="27"/>
+          <w:szCs w:val="27"/>
+        </w:rPr>
+        <w:t>The first</w:t>
+      </w:r>
+      <w:r>
+        <w:rPr>
+          <w:rFonts w:ascii="Times New Roman" w:eastAsia="Times New Roman" w:hAnsi="Times New Roman" w:cs="Times New Roman"/>
+          <w:color w:val="000000"/>
+          <w:sz w:val="27"/>
+          <w:szCs w:val="27"/>
+        </w:rPr>
+        <w:t xml:space="preserve"> column is the class</w:t>
+      </w:r>
+      <w:r>
+        <w:rPr>
+          <w:rFonts w:ascii="Times New Roman" w:eastAsia="Times New Roman" w:hAnsi="Times New Roman" w:cs="Times New Roman"/>
+          <w:color w:val="000000"/>
+          <w:sz w:val="27"/>
+          <w:szCs w:val="27"/>
+        </w:rPr>
+        <w:t xml:space="preserve"> label which represents whether this event is a Higgs boson signal or background event.  </w:t>
+      </w:r>
+    </w:p>
+    <w:p>
+      <w:pPr>
+        <w:rPr>
+          <w:rFonts w:ascii="Times New Roman" w:eastAsia="Times New Roman" w:hAnsi="Times New Roman" w:cs="Times New Roman"/>
+          <w:color w:val="000000"/>
+          <w:sz w:val="27"/>
+          <w:szCs w:val="27"/>
+        </w:rPr>
+      </w:pPr>
+      <w:r>
+        <w:rPr>
+          <w:rFonts w:ascii="Times New Roman" w:eastAsia="Times New Roman" w:hAnsi="Times New Roman" w:cs="Times New Roman"/>
+          <w:color w:val="000000"/>
+          <w:sz w:val="27"/>
+          <w:szCs w:val="27"/>
+        </w:rPr>
+        <w:t xml:space="preserve">The next 21 columns represent </w:t>
+      </w:r>
+      <w:r>
+        <w:rPr>
+          <w:rFonts w:ascii="Times New Roman" w:eastAsia="Times New Roman" w:hAnsi="Times New Roman" w:cs="Times New Roman"/>
+          <w:color w:val="000000"/>
+          <w:sz w:val="27"/>
+          <w:szCs w:val="27"/>
+        </w:rPr>
+        <w:t xml:space="preserve">raw </w:t>
+      </w:r>
+      <w:r>
+        <w:rPr>
+          <w:rFonts w:ascii="Times New Roman" w:eastAsia="Times New Roman" w:hAnsi="Times New Roman" w:cs="Times New Roman"/>
+          <w:color w:val="000000"/>
+          <w:sz w:val="27"/>
+          <w:szCs w:val="27"/>
+        </w:rPr>
+        <w:t xml:space="preserve">signal values </w:t>
+      </w:r>
+    </w:p>
+    <w:p>
+      <w:pPr>
+        <w:rPr>
+          <w:rFonts w:ascii="Times New Roman" w:eastAsia="Times New Roman" w:hAnsi="Times New Roman" w:cs="Times New Roman"/>
+          <w:color w:val="000000"/>
+          <w:sz w:val="27"/>
+          <w:szCs w:val="27"/>
+        </w:rPr>
+      </w:pPr>
+      <w:r>
+        <w:rPr>
+          <w:rFonts w:ascii="Times New Roman" w:eastAsia="Times New Roman" w:hAnsi="Times New Roman" w:cs="Times New Roman"/>
+          <w:color w:val="000000"/>
+          <w:sz w:val="27"/>
+          <w:szCs w:val="27"/>
+        </w:rPr>
+        <w:t xml:space="preserve">The last 7 columns represent </w:t>
+      </w:r>
+      <w:r>
+        <w:rPr>
+          <w:rFonts w:ascii="Times New Roman" w:eastAsia="Times New Roman" w:hAnsi="Times New Roman" w:cs="Times New Roman"/>
+          <w:color w:val="000000"/>
+          <w:sz w:val="27"/>
+          <w:szCs w:val="27"/>
+        </w:rPr>
+        <w:t xml:space="preserve">derived </w:t>
+      </w:r>
+      <w:r>
+        <w:rPr>
+          <w:rFonts w:ascii="Times New Roman" w:eastAsia="Times New Roman" w:hAnsi="Times New Roman" w:cs="Times New Roman"/>
+          <w:color w:val="000000"/>
+          <w:sz w:val="27"/>
+          <w:szCs w:val="27"/>
+        </w:rPr>
+        <w:t xml:space="preserve">values </w:t>
+      </w:r>
+      <w:r>
+        <w:rPr>
+          <w:rFonts w:ascii="Times New Roman" w:eastAsia="Times New Roman" w:hAnsi="Times New Roman" w:cs="Times New Roman"/>
+          <w:color w:val="000000"/>
+          <w:sz w:val="27"/>
+          <w:szCs w:val="27"/>
+        </w:rPr>
+        <w:t xml:space="preserve">from the raw signal values.  </w:t>
+      </w:r>
+    </w:p>
+    <w:p>
+      <w:pPr>
+        <w:rPr>
+          <w:rFonts w:ascii="Times New Roman" w:eastAsia="Times New Roman" w:hAnsi="Times New Roman" w:cs="Times New Roman"/>
+          <w:color w:val="000000"/>
+          <w:sz w:val="27"/>
+          <w:szCs w:val="27"/>
+        </w:rPr>
+      </w:pPr>
+    </w:p>
+    <w:p>
+      <w:pPr>
+        <w:rPr>
+          <w:rFonts w:ascii="Times New Roman" w:eastAsia="Times New Roman" w:hAnsi="Times New Roman" w:cs="Times New Roman"/>
+          <w:color w:val="000000"/>
+          <w:sz w:val="27"/>
+          <w:szCs w:val="27"/>
+        </w:rPr>
+      </w:pPr>
+      <w:r>
+        <w:rPr>
+          <w:rFonts w:ascii="Times New Roman" w:eastAsia="Times New Roman" w:hAnsi="Times New Roman" w:cs="Times New Roman"/>
+          <w:color w:val="000000"/>
+          <w:sz w:val="27"/>
+          <w:szCs w:val="27"/>
+        </w:rPr>
+        <w:t xml:space="preserve">The </w:t>
+      </w:r>
+      <w:r>
+        <w:rPr>
+          <w:rFonts w:ascii="Times New Roman" w:eastAsia="Times New Roman" w:hAnsi="Times New Roman" w:cs="Times New Roman"/>
+          <w:color w:val="000000"/>
+          <w:sz w:val="27"/>
+          <w:szCs w:val="27"/>
+        </w:rPr>
+        <w:t>dataset rows are organized in the following:</w:t>
+      </w:r>
+    </w:p>
+    <w:p>
+      <w:pPr>
+        <w:rPr>
+          <w:rFonts w:ascii="Times New Roman" w:eastAsia="Times New Roman" w:hAnsi="Times New Roman" w:cs="Times New Roman"/>
+          <w:color w:val="000000"/>
+          <w:sz w:val="27"/>
+          <w:szCs w:val="27"/>
+        </w:rPr>
+      </w:pPr>
+      <w:r>
+        <w:rPr>
+          <w:rFonts w:ascii="Times New Roman" w:eastAsia="Times New Roman" w:hAnsi="Times New Roman" w:cs="Times New Roman"/>
+          <w:color w:val="000000"/>
+          <w:sz w:val="27"/>
+          <w:szCs w:val="27"/>
+        </w:rPr>
+        <w:t>The first 10 million rows are training data used to build the MLP.</w:t>
+      </w:r>
+    </w:p>
+    <w:p>
+      <w:pPr>
+        <w:rPr>
+          <w:rFonts w:ascii="Times New Roman" w:eastAsia="Times New Roman" w:hAnsi="Times New Roman" w:cs="Times New Roman"/>
+          <w:color w:val="000000"/>
+          <w:sz w:val="27"/>
+          <w:szCs w:val="27"/>
+        </w:rPr>
+      </w:pPr>
+      <w:r>
+        <w:rPr>
+          <w:rFonts w:ascii="Times New Roman" w:eastAsia="Times New Roman" w:hAnsi="Times New Roman" w:cs="Times New Roman"/>
+          <w:color w:val="000000"/>
+          <w:sz w:val="27"/>
+          <w:szCs w:val="27"/>
+        </w:rPr>
+        <w:t>The last million rows are for testing the MLP and calculating metrics including training accuracy.</w:t>
+      </w:r>
+    </w:p>
+    <w:p>
+      <w:pPr>
+        <w:rPr>
+          <w:rFonts w:ascii="Times New Roman" w:eastAsia="Times New Roman" w:hAnsi="Times New Roman" w:cs="Times New Roman"/>
+          <w:color w:val="000000"/>
+          <w:sz w:val="27"/>
+          <w:szCs w:val="27"/>
+        </w:rPr>
+      </w:pPr>
+      <w:r>
+        <w:rPr>
+          <w:rFonts w:ascii="Times New Roman" w:eastAsia="Times New Roman" w:hAnsi="Times New Roman" w:cs="Times New Roman"/>
+          <w:color w:val="000000"/>
+          <w:sz w:val="27"/>
+          <w:szCs w:val="27"/>
+        </w:rPr>
+        <w:t>Architecture</w:t>
+      </w:r>
+    </w:p>
+    <w:p>
+      <w:pPr>
+        <w:rPr>
+          <w:rFonts w:ascii="Times New Roman" w:eastAsia="Times New Roman" w:hAnsi="Times New Roman" w:cs="Times New Roman"/>
+          <w:color w:val="000000"/>
+          <w:sz w:val="27"/>
+          <w:szCs w:val="27"/>
+        </w:rPr>
+      </w:pPr>
+    </w:p>
+    <w:p>
+      <w:pPr>
+        <w:spacing w:before="100" w:beforeAutospacing="1" w:after="100" w:afterAutospacing="1" w:line="240" w:lineRule="auto"/>
+        <w:outlineLvl w:val="2"/>
+        <w:rPr>
+          <w:rFonts w:ascii="Times New Roman" w:eastAsia="Times New Roman" w:hAnsi="Times New Roman" w:cs="Times New Roman"/>
+          <w:b/>
+          <w:bCs/>
+          <w:color w:val="000000"/>
+          <w:kern w:val="0"/>
+          <w:sz w:val="27"/>
+          <w:szCs w:val="27"/>
+          <w14:ligatures w14:val="none"/>
+        </w:rPr>
+      </w:pPr>
+      <w:r>
+        <w:rPr>
+          <w:rFonts w:ascii="Times New Roman" w:eastAsia="Times New Roman" w:hAnsi="Times New Roman" w:cs="Times New Roman"/>
+          <w:b/>
+          <w:bCs/>
+          <w:color w:val="000000"/>
+          <w:kern w:val="0"/>
+          <w:sz w:val="27"/>
+          <w:szCs w:val="27"/>
+          <w14:ligatures w14:val="none"/>
+        </w:rPr>
+        <w:lastRenderedPageBreak/>
+        <w:t>HIGGS Dataset and MLP Overview</w:t>
+      </w:r>
+    </w:p>
+    <w:p>
+      <w:pPr>
+        <w:spacing w:before="100" w:beforeAutospacing="1" w:after="100" w:afterAutospacing="1" w:line="240" w:lineRule="auto"/>
+        <w:rPr>
+          <w:rFonts w:ascii="Times New Roman" w:eastAsia="Times New Roman" w:hAnsi="Times New Roman" w:cs="Times New Roman"/>
+          <w:color w:val="000000"/>
+          <w:kern w:val="0"/>
+          <w:sz w:val="27"/>
+          <w:szCs w:val="27"/>
+          <w14:ligatures w14:val="none"/>
+        </w:rPr>
+      </w:pPr>
+      <w:r>
+        <w:rPr>
+          <w:rFonts w:ascii="Times New Roman" w:eastAsia="Times New Roman" w:hAnsi="Times New Roman" w:cs="Times New Roman"/>
+          <w:color w:val="000000"/>
+          <w:kern w:val="0"/>
+          <w:sz w:val="27"/>
+          <w:szCs w:val="27"/>
+          <w14:ligatures w14:val="none"/>
+        </w:rPr>
+        <w:t>The machine-learning portion of this assignment uses the </w:t>
+      </w:r>
+      <w:r>
+        <w:rPr>
+          <w:rFonts w:ascii="Times New Roman" w:eastAsia="Times New Roman" w:hAnsi="Times New Roman" w:cs="Times New Roman"/>
+          <w:b/>
+          <w:bCs/>
+          <w:color w:val="000000"/>
+          <w:kern w:val="0"/>
+          <w:sz w:val="27"/>
+          <w:szCs w:val="27"/>
+          <w14:ligatures w14:val="none"/>
+        </w:rPr>
+        <w:t xml:space="preserve">HIGGS </w:t>
+      </w:r>
+      <w:proofErr w:type="gramStart"/>
+      <w:r>
+        <w:rPr>
+          <w:rFonts w:ascii="Times New Roman" w:eastAsia="Times New Roman" w:hAnsi="Times New Roman" w:cs="Times New Roman"/>
+          <w:b/>
+          <w:bCs/>
+          <w:color w:val="000000"/>
+          <w:kern w:val="0"/>
+          <w:sz w:val="27"/>
+          <w:szCs w:val="27"/>
+          <w14:ligatures w14:val="none"/>
+        </w:rPr>
+        <w:t>dataset</w:t>
+      </w:r>
+      <w:r>
+        <w:rPr>
+          <w:rFonts w:ascii="Times New Roman" w:eastAsia="Times New Roman" w:hAnsi="Times New Roman" w:cs="Times New Roman"/>
+          <w:color w:val="000000"/>
+          <w:kern w:val="0"/>
+          <w:sz w:val="27"/>
+          <w:szCs w:val="27"/>
+          <w14:ligatures w14:val="none"/>
+        </w:rPr>
+        <w:t>,</w:t>
+      </w:r>
+      <w:proofErr w:type="gramEnd"/>
+      <w:r>
+        <w:rPr>
+          <w:rFonts w:ascii="Times New Roman" w:eastAsia="Times New Roman" w:hAnsi="Times New Roman" w:cs="Times New Roman"/>
+          <w:color w:val="000000"/>
+          <w:kern w:val="0"/>
+          <w:sz w:val="27"/>
+          <w:szCs w:val="27"/>
+          <w14:ligatures w14:val="none"/>
+        </w:rPr>
+        <w:t xml:space="preserve"> a large synthetic dataset created from Monte Carlo simulations of high-energy particle-physics events. The objective is a </w:t>
+      </w:r>
+      <w:r>
+        <w:rPr>
+          <w:rFonts w:ascii="Times New Roman" w:eastAsia="Times New Roman" w:hAnsi="Times New Roman" w:cs="Times New Roman"/>
+          <w:b/>
+          <w:bCs/>
+          <w:color w:val="000000"/>
+          <w:kern w:val="0"/>
+          <w:sz w:val="27"/>
+          <w:szCs w:val="27"/>
+          <w14:ligatures w14:val="none"/>
+        </w:rPr>
+        <w:t>binary classification problem</w:t>
+      </w:r>
+      <w:r>
+        <w:rPr>
+          <w:rFonts w:ascii="Times New Roman" w:eastAsia="Times New Roman" w:hAnsi="Times New Roman" w:cs="Times New Roman"/>
+          <w:color w:val="000000"/>
+          <w:kern w:val="0"/>
+          <w:sz w:val="27"/>
+          <w:szCs w:val="27"/>
+          <w14:ligatures w14:val="none"/>
+        </w:rPr>
+        <w:t>: given measurements describing a simulated particle-collision event, the neural network attempts to determine whether that event resembles a </w:t>
+      </w:r>
+      <w:r>
+        <w:rPr>
+          <w:rFonts w:ascii="Times New Roman" w:eastAsia="Times New Roman" w:hAnsi="Times New Roman" w:cs="Times New Roman"/>
+          <w:b/>
+          <w:bCs/>
+          <w:color w:val="000000"/>
+          <w:kern w:val="0"/>
+          <w:sz w:val="27"/>
+          <w:szCs w:val="27"/>
+          <w14:ligatures w14:val="none"/>
+        </w:rPr>
+        <w:t>Higgs boson signal</w:t>
+      </w:r>
+      <w:r>
+        <w:rPr>
+          <w:rFonts w:ascii="Times New Roman" w:eastAsia="Times New Roman" w:hAnsi="Times New Roman" w:cs="Times New Roman"/>
+          <w:color w:val="000000"/>
+          <w:kern w:val="0"/>
+          <w:sz w:val="27"/>
+          <w:szCs w:val="27"/>
+          <w14:ligatures w14:val="none"/>
+        </w:rPr>
+        <w:t> or a </w:t>
+      </w:r>
+      <w:r>
+        <w:rPr>
+          <w:rFonts w:ascii="Times New Roman" w:eastAsia="Times New Roman" w:hAnsi="Times New Roman" w:cs="Times New Roman"/>
+          <w:b/>
+          <w:bCs/>
+          <w:color w:val="000000"/>
+          <w:kern w:val="0"/>
+          <w:sz w:val="27"/>
+          <w:szCs w:val="27"/>
+          <w14:ligatures w14:val="none"/>
+        </w:rPr>
+        <w:t>background event</w:t>
+      </w:r>
+      <w:r>
+        <w:rPr>
+          <w:rFonts w:ascii="Times New Roman" w:eastAsia="Times New Roman" w:hAnsi="Times New Roman" w:cs="Times New Roman"/>
+          <w:color w:val="000000"/>
+          <w:kern w:val="0"/>
+          <w:sz w:val="27"/>
+          <w:szCs w:val="27"/>
+          <w14:ligatures w14:val="none"/>
+        </w:rPr>
+        <w:t>.</w:t>
+      </w:r>
+    </w:p>
+    <w:p>
+      <w:pPr>
+        <w:spacing w:before="100" w:beforeAutospacing="1" w:after="100" w:afterAutospacing="1" w:line="240" w:lineRule="auto"/>
+        <w:rPr>
+          <w:rFonts w:ascii="Times New Roman" w:eastAsia="Times New Roman" w:hAnsi="Times New Roman" w:cs="Times New Roman"/>
+          <w:color w:val="000000"/>
+          <w:kern w:val="0"/>
+          <w:sz w:val="27"/>
+          <w:szCs w:val="27"/>
+          <w14:ligatures w14:val="none"/>
+        </w:rPr>
+      </w:pPr>
+      <w:r>
+        <w:rPr>
+          <w:rFonts w:ascii="Times New Roman" w:eastAsia="Times New Roman" w:hAnsi="Times New Roman" w:cs="Times New Roman"/>
+          <w:color w:val="000000"/>
+          <w:kern w:val="0"/>
+          <w:sz w:val="27"/>
+          <w:szCs w:val="27"/>
+          <w14:ligatures w14:val="none"/>
+        </w:rPr>
+        <w:t>Each row of the dataset represents one simulated collision event. The first value in the row is the class label, while the remaining </w:t>
+      </w:r>
+      <w:r>
+        <w:rPr>
+          <w:rFonts w:ascii="Times New Roman" w:eastAsia="Times New Roman" w:hAnsi="Times New Roman" w:cs="Times New Roman"/>
+          <w:b/>
+          <w:bCs/>
+          <w:color w:val="000000"/>
+          <w:kern w:val="0"/>
+          <w:sz w:val="27"/>
+          <w:szCs w:val="27"/>
+          <w14:ligatures w14:val="none"/>
+        </w:rPr>
+        <w:t>28 values are numerical features describing the event</w:t>
+      </w:r>
+      <w:r>
+        <w:rPr>
+          <w:rFonts w:ascii="Times New Roman" w:eastAsia="Times New Roman" w:hAnsi="Times New Roman" w:cs="Times New Roman"/>
+          <w:color w:val="000000"/>
+          <w:kern w:val="0"/>
+          <w:sz w:val="27"/>
+          <w:szCs w:val="27"/>
+          <w14:ligatures w14:val="none"/>
+        </w:rPr>
+        <w:t>. Of these 28 features, 21 are low-level measurements associated with properties of particles observed in the simulated event, while 7 are higher-level features calculated from combinations of those measurements.</w:t>
+      </w:r>
+    </w:p>
+    <w:p>
+      <w:pPr>
+        <w:spacing w:before="100" w:beforeAutospacing="1" w:after="100" w:afterAutospacing="1" w:line="240" w:lineRule="auto"/>
+        <w:rPr>
+          <w:rFonts w:ascii="Times New Roman" w:eastAsia="Times New Roman" w:hAnsi="Times New Roman" w:cs="Times New Roman"/>
+          <w:color w:val="000000"/>
+          <w:kern w:val="0"/>
+          <w:sz w:val="27"/>
+          <w:szCs w:val="27"/>
+          <w14:ligatures w14:val="none"/>
+        </w:rPr>
+      </w:pPr>
+      <w:r>
+        <w:rPr>
+          <w:rFonts w:ascii="Times New Roman" w:eastAsia="Times New Roman" w:hAnsi="Times New Roman" w:cs="Times New Roman"/>
+          <w:color w:val="000000"/>
+          <w:kern w:val="0"/>
+          <w:sz w:val="27"/>
+          <w:szCs w:val="27"/>
+          <w14:ligatures w14:val="none"/>
+        </w:rPr>
+        <w:t>From a machine-learning perspective, each event can therefore be represented as a 28-dimensional input vector:</w:t>
+      </w:r>
+    </w:p>
+    <w:p>
+      <w:pPr>
+        <w:spacing w:before="100" w:beforeAutospacing="1" w:after="100" w:afterAutospacing="1" w:line="240" w:lineRule="auto"/>
+        <w:rPr>
+          <w:rFonts w:ascii="Times New Roman" w:eastAsia="Times New Roman" w:hAnsi="Times New Roman" w:cs="Times New Roman"/>
+          <w:color w:val="000000"/>
+          <w:kern w:val="0"/>
+          <w:sz w:val="27"/>
+          <w:szCs w:val="27"/>
+          <w14:ligatures w14:val="none"/>
+        </w:rPr>
+      </w:pPr>
+      <w:r>
+        <w:rPr>
+          <w:rFonts w:ascii="Times New Roman" w:eastAsia="Times New Roman" w:hAnsi="Times New Roman" w:cs="Times New Roman"/>
+          <w:color w:val="000000"/>
+          <w:kern w:val="0"/>
+          <w:sz w:val="27"/>
+          <w:szCs w:val="27"/>
+          <w14:ligatures w14:val="none"/>
+        </w:rPr>
+        <w:t>[</w:t>
+      </w:r>
+      <w:r>
+        <w:rPr>
+          <w:rFonts w:ascii="Times New Roman" w:eastAsia="Times New Roman" w:hAnsi="Times New Roman" w:cs="Times New Roman"/>
+          <w:color w:val="000000"/>
+          <w:kern w:val="0"/>
+          <w:sz w:val="27"/>
+          <w:szCs w:val="27"/>
+          <w14:ligatures w14:val="none"/>
+        </w:rPr>
+        <w:br/>
+        <w:t>x = [x_</w:t>
+      </w:r>
+      <w:proofErr w:type="gramStart"/>
+      <w:r>
+        <w:rPr>
+          <w:rFonts w:ascii="Times New Roman" w:eastAsia="Times New Roman" w:hAnsi="Times New Roman" w:cs="Times New Roman"/>
+          <w:color w:val="000000"/>
+          <w:kern w:val="0"/>
+          <w:sz w:val="27"/>
+          <w:szCs w:val="27"/>
+          <w14:ligatures w14:val="none"/>
+        </w:rPr>
+        <w:t>1,x</w:t>
+      </w:r>
+      <w:proofErr w:type="gramEnd"/>
+      <w:r>
+        <w:rPr>
+          <w:rFonts w:ascii="Times New Roman" w:eastAsia="Times New Roman" w:hAnsi="Times New Roman" w:cs="Times New Roman"/>
+          <w:color w:val="000000"/>
+          <w:kern w:val="0"/>
+          <w:sz w:val="27"/>
+          <w:szCs w:val="27"/>
+          <w14:ligatures w14:val="none"/>
+        </w:rPr>
+        <w:t>_</w:t>
+      </w:r>
+      <w:proofErr w:type="gramStart"/>
+      <w:r>
+        <w:rPr>
+          <w:rFonts w:ascii="Times New Roman" w:eastAsia="Times New Roman" w:hAnsi="Times New Roman" w:cs="Times New Roman"/>
+          <w:color w:val="000000"/>
+          <w:kern w:val="0"/>
+          <w:sz w:val="27"/>
+          <w:szCs w:val="27"/>
+          <w14:ligatures w14:val="none"/>
+        </w:rPr>
+        <w:t>2,\</w:t>
+      </w:r>
+      <w:proofErr w:type="spellStart"/>
+      <w:r>
+        <w:rPr>
+          <w:rFonts w:ascii="Times New Roman" w:eastAsia="Times New Roman" w:hAnsi="Times New Roman" w:cs="Times New Roman"/>
+          <w:color w:val="000000"/>
+          <w:kern w:val="0"/>
+          <w:sz w:val="27"/>
+          <w:szCs w:val="27"/>
+          <w14:ligatures w14:val="none"/>
+        </w:rPr>
+        <w:t>ldots,x</w:t>
+      </w:r>
+      <w:proofErr w:type="spellEnd"/>
+      <w:r>
+        <w:rPr>
+          <w:rFonts w:ascii="Times New Roman" w:eastAsia="Times New Roman" w:hAnsi="Times New Roman" w:cs="Times New Roman"/>
+          <w:color w:val="000000"/>
+          <w:kern w:val="0"/>
+          <w:sz w:val="27"/>
+          <w:szCs w:val="27"/>
+          <w14:ligatures w14:val="none"/>
+        </w:rPr>
+        <w:t>_{</w:t>
+      </w:r>
+      <w:proofErr w:type="gramEnd"/>
+      <w:r>
+        <w:rPr>
+          <w:rFonts w:ascii="Times New Roman" w:eastAsia="Times New Roman" w:hAnsi="Times New Roman" w:cs="Times New Roman"/>
+          <w:color w:val="000000"/>
+          <w:kern w:val="0"/>
+          <w:sz w:val="27"/>
+          <w:szCs w:val="27"/>
+          <w14:ligatures w14:val="none"/>
+        </w:rPr>
+        <w:t>28}]</w:t>
+      </w:r>
+      <w:r>
+        <w:rPr>
+          <w:rFonts w:ascii="Times New Roman" w:eastAsia="Times New Roman" w:hAnsi="Times New Roman" w:cs="Times New Roman"/>
+          <w:color w:val="000000"/>
+          <w:kern w:val="0"/>
+          <w:sz w:val="27"/>
+          <w:szCs w:val="27"/>
+          <w14:ligatures w14:val="none"/>
+        </w:rPr>
+        <w:br/>
+        <w:t>]</w:t>
+      </w:r>
+    </w:p>
+    <w:p>
+      <w:pPr>
+        <w:spacing w:before="100" w:beforeAutospacing="1" w:after="100" w:afterAutospacing="1" w:line="240" w:lineRule="auto"/>
+        <w:rPr>
+          <w:rFonts w:ascii="Times New Roman" w:eastAsia="Times New Roman" w:hAnsi="Times New Roman" w:cs="Times New Roman"/>
+          <w:color w:val="000000"/>
+          <w:kern w:val="0"/>
+          <w:sz w:val="27"/>
+          <w:szCs w:val="27"/>
+          <w14:ligatures w14:val="none"/>
+        </w:rPr>
+      </w:pPr>
+      <w:r>
+        <w:rPr>
+          <w:rFonts w:ascii="Times New Roman" w:eastAsia="Times New Roman" w:hAnsi="Times New Roman" w:cs="Times New Roman"/>
+          <w:color w:val="000000"/>
+          <w:kern w:val="0"/>
+          <w:sz w:val="27"/>
+          <w:szCs w:val="27"/>
+          <w14:ligatures w14:val="none"/>
+        </w:rPr>
+        <w:t>The neural network receives these 28 values simultaneously and learns relationships among them that help distinguish signal events from background events.</w:t>
+      </w:r>
+    </w:p>
+    <w:p>
+      <w:pPr>
+        <w:spacing w:before="100" w:beforeAutospacing="1" w:after="100" w:afterAutospacing="1" w:line="240" w:lineRule="auto"/>
+        <w:rPr>
+          <w:rFonts w:ascii="Times New Roman" w:eastAsia="Times New Roman" w:hAnsi="Times New Roman" w:cs="Times New Roman"/>
+          <w:color w:val="000000"/>
+          <w:kern w:val="0"/>
+          <w:sz w:val="27"/>
+          <w:szCs w:val="27"/>
+          <w14:ligatures w14:val="none"/>
+        </w:rPr>
+      </w:pPr>
+      <w:r>
+        <w:rPr>
+          <w:rFonts w:ascii="Times New Roman" w:eastAsia="Times New Roman" w:hAnsi="Times New Roman" w:cs="Times New Roman"/>
+          <w:color w:val="000000"/>
+          <w:kern w:val="0"/>
+          <w:sz w:val="27"/>
+          <w:szCs w:val="27"/>
+          <w14:ligatures w14:val="none"/>
+        </w:rPr>
+        <w:t>For this assignment, the first </w:t>
+      </w:r>
+      <w:r>
+        <w:rPr>
+          <w:rFonts w:ascii="Times New Roman" w:eastAsia="Times New Roman" w:hAnsi="Times New Roman" w:cs="Times New Roman"/>
+          <w:b/>
+          <w:bCs/>
+          <w:color w:val="000000"/>
+          <w:kern w:val="0"/>
+          <w:sz w:val="27"/>
+          <w:szCs w:val="27"/>
+          <w14:ligatures w14:val="none"/>
+        </w:rPr>
+        <w:t>10,000,000 events</w:t>
+      </w:r>
+      <w:r>
+        <w:rPr>
+          <w:rFonts w:ascii="Times New Roman" w:eastAsia="Times New Roman" w:hAnsi="Times New Roman" w:cs="Times New Roman"/>
+          <w:color w:val="000000"/>
+          <w:kern w:val="0"/>
+          <w:sz w:val="27"/>
+          <w:szCs w:val="27"/>
+          <w14:ligatures w14:val="none"/>
+        </w:rPr>
+        <w:t> are used to train the model and the remaining </w:t>
+      </w:r>
+      <w:r>
+        <w:rPr>
+          <w:rFonts w:ascii="Times New Roman" w:eastAsia="Times New Roman" w:hAnsi="Times New Roman" w:cs="Times New Roman"/>
+          <w:b/>
+          <w:bCs/>
+          <w:color w:val="000000"/>
+          <w:kern w:val="0"/>
+          <w:sz w:val="27"/>
+          <w:szCs w:val="27"/>
+          <w14:ligatures w14:val="none"/>
+        </w:rPr>
+        <w:t>1,000,000 events</w:t>
+      </w:r>
+      <w:r>
+        <w:rPr>
+          <w:rFonts w:ascii="Times New Roman" w:eastAsia="Times New Roman" w:hAnsi="Times New Roman" w:cs="Times New Roman"/>
+          <w:color w:val="000000"/>
+          <w:kern w:val="0"/>
+          <w:sz w:val="27"/>
+          <w:szCs w:val="27"/>
+          <w14:ligatures w14:val="none"/>
+        </w:rPr>
+        <w:t> are used as an independent test set. The large training set allows the network to repeatedly adjust its internal weights based on many examples of both classes.</w:t>
+      </w:r>
+    </w:p>
+    <w:p>
+      <w:pPr>
+        <w:spacing w:before="100" w:beforeAutospacing="1" w:after="100" w:afterAutospacing="1" w:line="240" w:lineRule="auto"/>
+        <w:outlineLvl w:val="2"/>
+        <w:rPr>
+          <w:rFonts w:ascii="Times New Roman" w:eastAsia="Times New Roman" w:hAnsi="Times New Roman" w:cs="Times New Roman"/>
+          <w:b/>
+          <w:bCs/>
+          <w:color w:val="000000"/>
+          <w:kern w:val="0"/>
+          <w:sz w:val="27"/>
+          <w:szCs w:val="27"/>
+          <w14:ligatures w14:val="none"/>
+        </w:rPr>
+      </w:pPr>
+      <w:r>
+        <w:rPr>
+          <w:rFonts w:ascii="Times New Roman" w:eastAsia="Times New Roman" w:hAnsi="Times New Roman" w:cs="Times New Roman"/>
+          <w:b/>
+          <w:bCs/>
+          <w:color w:val="000000"/>
+          <w:kern w:val="0"/>
+          <w:sz w:val="27"/>
+          <w:szCs w:val="27"/>
+          <w14:ligatures w14:val="none"/>
+        </w:rPr>
+        <w:t>Multilayer Perceptron Architecture</w:t>
+      </w:r>
+    </w:p>
+    <w:p>
+      <w:pPr>
+        <w:spacing w:before="100" w:beforeAutospacing="1" w:after="100" w:afterAutospacing="1" w:line="240" w:lineRule="auto"/>
+        <w:rPr>
+          <w:rFonts w:ascii="Times New Roman" w:eastAsia="Times New Roman" w:hAnsi="Times New Roman" w:cs="Times New Roman"/>
+          <w:color w:val="000000"/>
+          <w:kern w:val="0"/>
+          <w:sz w:val="27"/>
+          <w:szCs w:val="27"/>
+          <w14:ligatures w14:val="none"/>
+        </w:rPr>
+      </w:pPr>
+      <w:r>
+        <w:rPr>
+          <w:rFonts w:ascii="Times New Roman" w:eastAsia="Times New Roman" w:hAnsi="Times New Roman" w:cs="Times New Roman"/>
+          <w:color w:val="000000"/>
+          <w:kern w:val="0"/>
+          <w:sz w:val="27"/>
+          <w:szCs w:val="27"/>
+          <w14:ligatures w14:val="none"/>
+        </w:rPr>
+        <w:t>The classifier is implemented as a </w:t>
+      </w:r>
+      <w:r>
+        <w:rPr>
+          <w:rFonts w:ascii="Times New Roman" w:eastAsia="Times New Roman" w:hAnsi="Times New Roman" w:cs="Times New Roman"/>
+          <w:b/>
+          <w:bCs/>
+          <w:color w:val="000000"/>
+          <w:kern w:val="0"/>
+          <w:sz w:val="27"/>
+          <w:szCs w:val="27"/>
+          <w14:ligatures w14:val="none"/>
+        </w:rPr>
+        <w:t>Multilayer Perceptron (MLP)</w:t>
+      </w:r>
+      <w:r>
+        <w:rPr>
+          <w:rFonts w:ascii="Times New Roman" w:eastAsia="Times New Roman" w:hAnsi="Times New Roman" w:cs="Times New Roman"/>
+          <w:color w:val="000000"/>
+          <w:kern w:val="0"/>
+          <w:sz w:val="27"/>
+          <w:szCs w:val="27"/>
+          <w14:ligatures w14:val="none"/>
+        </w:rPr>
+        <w:t> with the following structure:</w:t>
+      </w:r>
+    </w:p>
+    <w:p>
+      <w:pPr>
+        <w:spacing w:before="100" w:beforeAutospacing="1" w:after="100" w:afterAutospacing="1" w:line="240" w:lineRule="auto"/>
+        <w:rPr>
+          <w:rFonts w:ascii="Times New Roman" w:eastAsia="Times New Roman" w:hAnsi="Times New Roman" w:cs="Times New Roman"/>
+          <w:color w:val="000000"/>
+          <w:kern w:val="0"/>
+          <w:sz w:val="27"/>
+          <w:szCs w:val="27"/>
+          <w14:ligatures w14:val="none"/>
+        </w:rPr>
+      </w:pPr>
+      <w:r>
+        <w:rPr>
+          <w:rFonts w:ascii="Times New Roman" w:eastAsia="Times New Roman" w:hAnsi="Times New Roman" w:cs="Times New Roman"/>
+          <w:b/>
+          <w:bCs/>
+          <w:color w:val="000000"/>
+          <w:kern w:val="0"/>
+          <w:sz w:val="27"/>
+          <w:szCs w:val="27"/>
+          <w14:ligatures w14:val="none"/>
+        </w:rPr>
+        <w:t>28 input features → 300 neurons → 300 neurons → 100 neurons → 1 output</w:t>
+      </w:r>
+    </w:p>
+    <w:p>
+      <w:pPr>
+        <w:spacing w:before="100" w:beforeAutospacing="1" w:after="100" w:afterAutospacing="1" w:line="240" w:lineRule="auto"/>
+        <w:rPr>
+          <w:rFonts w:ascii="Times New Roman" w:eastAsia="Times New Roman" w:hAnsi="Times New Roman" w:cs="Times New Roman"/>
+          <w:color w:val="000000"/>
+          <w:kern w:val="0"/>
+          <w:sz w:val="27"/>
+          <w:szCs w:val="27"/>
+          <w14:ligatures w14:val="none"/>
+        </w:rPr>
+      </w:pPr>
+      <w:r>
+        <w:rPr>
+          <w:rFonts w:ascii="Times New Roman" w:eastAsia="Times New Roman" w:hAnsi="Times New Roman" w:cs="Times New Roman"/>
+          <w:color w:val="000000"/>
+          <w:kern w:val="0"/>
+          <w:sz w:val="27"/>
+          <w:szCs w:val="27"/>
+          <w14:ligatures w14:val="none"/>
+        </w:rPr>
+        <w:t>The 28 input values are first provided to a hidden layer containing 300 neurons. Each neuron computes a weighted combination of the input values and applies a </w:t>
+      </w:r>
+      <w:proofErr w:type="spellStart"/>
+      <w:r>
+        <w:rPr>
+          <w:rFonts w:ascii="Times New Roman" w:eastAsia="Times New Roman" w:hAnsi="Times New Roman" w:cs="Times New Roman"/>
+          <w:b/>
+          <w:bCs/>
+          <w:color w:val="000000"/>
+          <w:kern w:val="0"/>
+          <w:sz w:val="27"/>
+          <w:szCs w:val="27"/>
+          <w14:ligatures w14:val="none"/>
+        </w:rPr>
+        <w:t>ReLU</w:t>
+      </w:r>
+      <w:proofErr w:type="spellEnd"/>
+      <w:r>
+        <w:rPr>
+          <w:rFonts w:ascii="Times New Roman" w:eastAsia="Times New Roman" w:hAnsi="Times New Roman" w:cs="Times New Roman"/>
+          <w:b/>
+          <w:bCs/>
+          <w:color w:val="000000"/>
+          <w:kern w:val="0"/>
+          <w:sz w:val="27"/>
+          <w:szCs w:val="27"/>
+          <w14:ligatures w14:val="none"/>
+        </w:rPr>
+        <w:t xml:space="preserve"> activation function</w:t>
+      </w:r>
+      <w:r>
+        <w:rPr>
+          <w:rFonts w:ascii="Times New Roman" w:eastAsia="Times New Roman" w:hAnsi="Times New Roman" w:cs="Times New Roman"/>
+          <w:color w:val="000000"/>
+          <w:kern w:val="0"/>
+          <w:sz w:val="27"/>
+          <w:szCs w:val="27"/>
+          <w14:ligatures w14:val="none"/>
+        </w:rPr>
+        <w:t>. The resulting representation is passed through a second 300-neuron layer and then through a 100-neuron layer.</w:t>
+      </w:r>
+    </w:p>
+    <w:p>
+      <w:pPr>
+        <w:spacing w:before="100" w:beforeAutospacing="1" w:after="100" w:afterAutospacing="1" w:line="240" w:lineRule="auto"/>
+        <w:rPr>
+          <w:rFonts w:ascii="Times New Roman" w:eastAsia="Times New Roman" w:hAnsi="Times New Roman" w:cs="Times New Roman"/>
+          <w:color w:val="000000"/>
+          <w:kern w:val="0"/>
+          <w:sz w:val="27"/>
+          <w:szCs w:val="27"/>
+          <w14:ligatures w14:val="none"/>
+        </w:rPr>
+      </w:pPr>
+      <w:r>
+        <w:rPr>
+          <w:rFonts w:ascii="Times New Roman" w:eastAsia="Times New Roman" w:hAnsi="Times New Roman" w:cs="Times New Roman"/>
+          <w:color w:val="000000"/>
+          <w:kern w:val="0"/>
+          <w:sz w:val="27"/>
+          <w:szCs w:val="27"/>
+          <w14:ligatures w14:val="none"/>
+        </w:rPr>
+        <w:lastRenderedPageBreak/>
+        <w:t>These hidden layers allow the network to learn increasingly useful combinations of the original particle-event measurements rather than relying on any single feature by itself.</w:t>
+      </w:r>
+    </w:p>
+    <w:p>
+      <w:pPr>
+        <w:spacing w:before="100" w:beforeAutospacing="1" w:after="100" w:afterAutospacing="1" w:line="240" w:lineRule="auto"/>
+        <w:rPr>
+          <w:rFonts w:ascii="Times New Roman" w:eastAsia="Times New Roman" w:hAnsi="Times New Roman" w:cs="Times New Roman"/>
+          <w:color w:val="000000"/>
+          <w:kern w:val="0"/>
+          <w:sz w:val="27"/>
+          <w:szCs w:val="27"/>
+          <w14:ligatures w14:val="none"/>
+        </w:rPr>
+      </w:pPr>
+      <w:r>
+        <w:rPr>
+          <w:rFonts w:ascii="Times New Roman" w:eastAsia="Times New Roman" w:hAnsi="Times New Roman" w:cs="Times New Roman"/>
+          <w:color w:val="000000"/>
+          <w:kern w:val="0"/>
+          <w:sz w:val="27"/>
+          <w:szCs w:val="27"/>
+          <w14:ligatures w14:val="none"/>
+        </w:rPr>
+        <w:t>The final layer contains only one neuron. Instead of directly producing a class such as “Higgs” or “background,” it produces a numerical value called a </w:t>
+      </w:r>
+      <w:r>
+        <w:rPr>
+          <w:rFonts w:ascii="Times New Roman" w:eastAsia="Times New Roman" w:hAnsi="Times New Roman" w:cs="Times New Roman"/>
+          <w:b/>
+          <w:bCs/>
+          <w:color w:val="000000"/>
+          <w:kern w:val="0"/>
+          <w:sz w:val="27"/>
+          <w:szCs w:val="27"/>
+          <w14:ligatures w14:val="none"/>
+        </w:rPr>
+        <w:t>logit</w:t>
+      </w:r>
+      <w:r>
+        <w:rPr>
+          <w:rFonts w:ascii="Times New Roman" w:eastAsia="Times New Roman" w:hAnsi="Times New Roman" w:cs="Times New Roman"/>
+          <w:color w:val="000000"/>
+          <w:kern w:val="0"/>
+          <w:sz w:val="27"/>
+          <w:szCs w:val="27"/>
+          <w14:ligatures w14:val="none"/>
+        </w:rPr>
+        <w:t>. During inference, a sigmoid function converts this logit into a value between 0 and 1:</w:t>
+      </w:r>
+    </w:p>
+    <w:p>
+      <w:pPr>
+        <w:spacing w:before="100" w:beforeAutospacing="1" w:after="100" w:afterAutospacing="1" w:line="240" w:lineRule="auto"/>
+        <w:rPr>
+          <w:rFonts w:ascii="Times New Roman" w:eastAsia="Times New Roman" w:hAnsi="Times New Roman" w:cs="Times New Roman"/>
+          <w:color w:val="000000"/>
+          <w:kern w:val="0"/>
+          <w:sz w:val="27"/>
+          <w:szCs w:val="27"/>
+          <w14:ligatures w14:val="none"/>
+        </w:rPr>
+      </w:pPr>
+      <w:r>
+        <w:rPr>
+          <w:rFonts w:ascii="Times New Roman" w:eastAsia="Times New Roman" w:hAnsi="Times New Roman" w:cs="Times New Roman"/>
+          <w:color w:val="000000"/>
+          <w:kern w:val="0"/>
+          <w:sz w:val="27"/>
+          <w:szCs w:val="27"/>
+          <w14:ligatures w14:val="none"/>
+        </w:rPr>
+        <w:t>[</w:t>
+      </w:r>
+      <w:r>
+        <w:rPr>
+          <w:rFonts w:ascii="Times New Roman" w:eastAsia="Times New Roman" w:hAnsi="Times New Roman" w:cs="Times New Roman"/>
+          <w:color w:val="000000"/>
+          <w:kern w:val="0"/>
+          <w:sz w:val="27"/>
+          <w:szCs w:val="27"/>
+          <w14:ligatures w14:val="none"/>
+        </w:rPr>
+        <w:br/>
+        <w:t>p = \sigma(z)</w:t>
+      </w:r>
+      <w:r>
+        <w:rPr>
+          <w:rFonts w:ascii="Times New Roman" w:eastAsia="Times New Roman" w:hAnsi="Times New Roman" w:cs="Times New Roman"/>
+          <w:color w:val="000000"/>
+          <w:kern w:val="0"/>
+          <w:sz w:val="27"/>
+          <w:szCs w:val="27"/>
+          <w14:ligatures w14:val="none"/>
+        </w:rPr>
+        <w:br/>
+        <w:t>]</w:t>
+      </w:r>
+    </w:p>
+    <w:p>
+      <w:pPr>
+        <w:spacing w:before="100" w:beforeAutospacing="1" w:after="100" w:afterAutospacing="1" w:line="240" w:lineRule="auto"/>
+        <w:rPr>
+          <w:rFonts w:ascii="Times New Roman" w:eastAsia="Times New Roman" w:hAnsi="Times New Roman" w:cs="Times New Roman"/>
+          <w:color w:val="000000"/>
+          <w:kern w:val="0"/>
+          <w:sz w:val="27"/>
+          <w:szCs w:val="27"/>
+          <w14:ligatures w14:val="none"/>
+        </w:rPr>
+      </w:pPr>
+    </w:p>
+    <w:p>
+      <w:pPr>
+        <w:spacing w:before="100" w:beforeAutospacing="1" w:after="100" w:afterAutospacing="1" w:line="240" w:lineRule="auto"/>
+        <w:rPr>
+          <w:rFonts w:ascii="Times New Roman" w:eastAsia="Times New Roman" w:hAnsi="Times New Roman" w:cs="Times New Roman"/>
+          <w:color w:val="000000"/>
+          <w:kern w:val="0"/>
+          <w:sz w:val="27"/>
+          <w:szCs w:val="27"/>
+          <w14:ligatures w14:val="none"/>
+        </w:rPr>
+      </w:pPr>
+      <w:r>
+        <w:rPr>
+          <w:rFonts w:ascii="Times New Roman" w:eastAsia="Times New Roman" w:hAnsi="Times New Roman" w:cs="Times New Roman"/>
+          <w:color w:val="000000"/>
+          <w:kern w:val="0"/>
+          <w:sz w:val="27"/>
+          <w:szCs w:val="27"/>
+          <w14:ligatures w14:val="none"/>
+        </w:rPr>
+        <w:t>This value can be interpreted as the model's estimated probability for the positive class. A threshold of 0.5 is then used to convert the probability into a binary prediction.</w:t>
+      </w:r>
+    </w:p>
+    <w:p>
+      <w:pPr>
+        <w:spacing w:before="100" w:beforeAutospacing="1" w:after="100" w:afterAutospacing="1" w:line="240" w:lineRule="auto"/>
+        <w:rPr>
+          <w:rFonts w:ascii="Times New Roman" w:eastAsia="Times New Roman" w:hAnsi="Times New Roman" w:cs="Times New Roman"/>
+          <w:color w:val="000000"/>
+          <w:kern w:val="0"/>
+          <w:sz w:val="27"/>
+          <w:szCs w:val="27"/>
+          <w14:ligatures w14:val="none"/>
+        </w:rPr>
+      </w:pPr>
+      <w:r>
+        <w:rPr>
+          <w:rFonts w:ascii="Times New Roman" w:eastAsia="Times New Roman" w:hAnsi="Times New Roman" w:cs="Times New Roman"/>
+          <w:color w:val="000000"/>
+          <w:kern w:val="0"/>
+          <w:sz w:val="27"/>
+          <w:szCs w:val="27"/>
+          <w14:ligatures w14:val="none"/>
+        </w:rPr>
+        <w:t>Conceptually, the complete processing path is therefore:</w:t>
+      </w:r>
+    </w:p>
+    <w:p>
+      <w:pPr>
+        <w:spacing w:before="100" w:beforeAutospacing="1" w:after="100" w:afterAutospacing="1" w:line="240" w:lineRule="auto"/>
+        <w:rPr>
+          <w:rFonts w:ascii="Times New Roman" w:eastAsia="Times New Roman" w:hAnsi="Times New Roman" w:cs="Times New Roman"/>
+          <w:color w:val="000000"/>
+          <w:kern w:val="0"/>
+          <w:sz w:val="27"/>
+          <w:szCs w:val="27"/>
+          <w14:ligatures w14:val="none"/>
+        </w:rPr>
+      </w:pPr>
+      <w:r>
+        <w:rPr>
+          <w:rFonts w:ascii="Times New Roman" w:eastAsia="Times New Roman" w:hAnsi="Times New Roman" w:cs="Times New Roman"/>
+          <w:b/>
+          <w:bCs/>
+          <w:color w:val="000000"/>
+          <w:kern w:val="0"/>
+          <w:sz w:val="27"/>
+          <w:szCs w:val="27"/>
+          <w14:ligatures w14:val="none"/>
+        </w:rPr>
+        <w:t>Simulated collision event → 28 numerical measurements → MLP → logit → probability → Higgs/background classification</w:t>
+      </w:r>
+    </w:p>
+    <w:p>
+      <w:pPr>
+        <w:spacing w:before="100" w:beforeAutospacing="1" w:after="100" w:afterAutospacing="1" w:line="240" w:lineRule="auto"/>
+        <w:rPr>
+          <w:rFonts w:ascii="Times New Roman" w:eastAsia="Times New Roman" w:hAnsi="Times New Roman" w:cs="Times New Roman"/>
+          <w:color w:val="000000"/>
+          <w:kern w:val="0"/>
+          <w:sz w:val="27"/>
+          <w:szCs w:val="27"/>
+          <w14:ligatures w14:val="none"/>
+        </w:rPr>
+      </w:pPr>
+      <w:r>
+        <w:rPr>
+          <w:rFonts w:ascii="Times New Roman" w:eastAsia="Times New Roman" w:hAnsi="Times New Roman" w:cs="Times New Roman"/>
+          <w:color w:val="000000"/>
+          <w:kern w:val="0"/>
+          <w:sz w:val="27"/>
+          <w:szCs w:val="27"/>
+          <w14:ligatures w14:val="none"/>
+        </w:rPr>
+        <w:t>During training, the predicted output is compared with the known class label using </w:t>
+      </w:r>
+      <w:r>
+        <w:rPr>
+          <w:rFonts w:ascii="Times New Roman" w:eastAsia="Times New Roman" w:hAnsi="Times New Roman" w:cs="Times New Roman"/>
+          <w:b/>
+          <w:bCs/>
+          <w:color w:val="000000"/>
+          <w:kern w:val="0"/>
+          <w:sz w:val="27"/>
+          <w:szCs w:val="27"/>
+          <w14:ligatures w14:val="none"/>
+        </w:rPr>
+        <w:t>binary cross-entropy with logits</w:t>
+      </w:r>
+      <w:r>
+        <w:rPr>
+          <w:rFonts w:ascii="Times New Roman" w:eastAsia="Times New Roman" w:hAnsi="Times New Roman" w:cs="Times New Roman"/>
+          <w:color w:val="000000"/>
+          <w:kern w:val="0"/>
+          <w:sz w:val="27"/>
+          <w:szCs w:val="27"/>
+          <w14:ligatures w14:val="none"/>
+        </w:rPr>
+        <w:t>. The Adam optimizer then adjusts the network's weights to reduce the classification error. This process is repeated across the training dataset for five epochs.</w:t>
+      </w:r>
+    </w:p>
+    <w:p>
+      <w:pPr>
+        <w:spacing w:before="100" w:beforeAutospacing="1" w:after="100" w:afterAutospacing="1" w:line="240" w:lineRule="auto"/>
+        <w:rPr>
+          <w:rFonts w:ascii="Times New Roman" w:eastAsia="Times New Roman" w:hAnsi="Times New Roman" w:cs="Times New Roman"/>
+          <w:color w:val="000000"/>
+          <w:kern w:val="0"/>
+          <w:sz w:val="27"/>
+          <w:szCs w:val="27"/>
+          <w14:ligatures w14:val="none"/>
+        </w:rPr>
+      </w:pPr>
+      <w:r>
+        <w:rPr>
+          <w:rFonts w:ascii="Times New Roman" w:eastAsia="Times New Roman" w:hAnsi="Times New Roman" w:cs="Times New Roman"/>
+          <w:color w:val="000000"/>
+          <w:kern w:val="0"/>
+          <w:sz w:val="27"/>
+          <w:szCs w:val="27"/>
+          <w14:ligatures w14:val="none"/>
+        </w:rPr>
+        <w:t>The purpose of the MLP is therefore not to simulate the physics itself. The physical simulation has already produced the dataset. Instead, the network learns a numerical decision function that recognizes patterns within the 28 event features that are associated with Higgs signal events versus background events.</w:t>
       </w:r>
     </w:p>
     <w:p/>
@@ -231,7 +1890,7 @@
 </file>
 
 <file path=word/styles.xml><?xml version="1.0" encoding="utf-8"?>
-<w:styles xmlns:mc="http://schemas.openxmlformats.org/markup-compatibility/2006" xmlns:r="http://schemas.openxmlformats.org/officeDocument/2006/relationships" xmlns:w="http://schemas.openxmlformats.org/wordprocessingml/2006/main" xmlns:w14="http://schemas.microsoft.com/office/word/2010/wordml" xmlns:w15="http://schemas.microsoft.com/office/word/2012/wordml" xmlns:w16cex="http://schemas.microsoft.com/office/word/2018/wordml/cex" xmlns:w16cid="http://schemas.microsoft.com/office/word/2016/wordml/cid" xmlns:w16="http://schemas.microsoft.com/office/word/2018/wordml" xmlns:w16du="http://schemas.microsoft.com/office/word/2023/wordml/word16du" xmlns:w16sdtdh="http://schemas.microsoft.com/office/word/2020/wordml/sdtdatahash" xmlns:w16sdtfl="http://schemas.microsoft.com/office/word/2024/wordml/sdtformatlock" xmlns:w16se="http://schemas.microsoft.com/office/word/2015/wordml/symex" mc:Ignorable="w14 w15 w16se w16cid w16 w16cex w16sdtdh w16sdtfl w16du">
+<w:styles xmlns:mc="http://schemas.openxmlformats.org/markup-compatibility/2006" xmlns:r="http://schemas.openxmlformats.org/officeDocument/2006/relationships" xmlns:w="http://schemas.openxmlformats.org/wordprocessingml/2006/main" xmlns:w14="http://schemas.microsoft.com/office/word/2010/wordml" xmlns:w15="http://schemas.microsoft.com/office/word/2012/wordml" xmlns:w16cex="http://schemas.microsoft.com/office/word/2018/wordml/cex" xmlns:w16cid="http://schemas.microsoft.com/office/word/2016/wordml/cid" xmlns:w16="http://schemas.microsoft.com/office/word/2018/wordml" xmlns:w16sdtdh="http://schemas.microsoft.com/office/word/2020/wordml/sdtdatahash" xmlns:w16sdtfl="http://schemas.microsoft.com/office/word/2024/wordml/sdtformatlock" xmlns:w16se="http://schemas.microsoft.com/office/word/2015/wordml/symex" xmlns:w16du="http://schemas.microsoft.com/office/word/2023/wordml/word16du" mc:Ignorable="w14 w15 w16se w16cid w16 w16cex w16sdtdh w16sdtfl w16du">
   <w:docDefaults>
     <w:rPrDefault>
       <w:rPr>
@@ -681,7 +2340,6 @@
     <w:next w:val="Normal"/>
     <w:link w:val="Heading3Char"/>
     <w:uiPriority w:val="9"/>
-    <w:semiHidden/>
     <w:unhideWhenUsed/>
     <w:qFormat/>
     <w:rsid w:val="006C008A"/>
@@ -889,7 +2547,6 @@
     <w:basedOn w:val="DefaultParagraphFont"/>
     <w:link w:val="Heading3"/>
     <w:uiPriority w:val="9"/>
-    <w:semiHidden/>
     <w:rsid w:val="006C008A"/>
     <w:rPr>
       <w:rFonts w:eastAsiaTheme="majorEastAsia" w:cstheme="majorBidi"/>
@@ -1210,6 +2867,57 @@
       <w:rFonts w:ascii="Courier New" w:eastAsia="Times New Roman" w:hAnsi="Courier New" w:cs="Courier New"/>
       <w:sz w:val="20"/>
       <w:szCs w:val="20"/>
+    </w:rPr>
+  </w:style>
+  <w:style w:type="table" w:styleId="TableGrid">
+    <w:name w:val="Table Grid"/>
+    <w:basedOn w:val="TableNormal"/>
+    <w:uiPriority w:val="39"/>
+    <w:rsid w:val="008C63A8"/>
+    <w:pPr>
+      <w:spacing w:after="0" w:line="240" w:lineRule="auto"/>
+    </w:pPr>
+    <w:tblPr>
+      <w:tblBorders>
+        <w:top w:val="single" w:sz="4" w:space="0" w:color="auto"/>
+        <w:left w:val="single" w:sz="4" w:space="0" w:color="auto"/>
+        <w:bottom w:val="single" w:sz="4" w:space="0" w:color="auto"/>
+        <w:right w:val="single" w:sz="4" w:space="0" w:color="auto"/>
+        <w:insideH w:val="single" w:sz="4" w:space="0" w:color="auto"/>
+        <w:insideV w:val="single" w:sz="4" w:space="0" w:color="auto"/>
+      </w:tblBorders>
+    </w:tblPr>
+  </w:style>
+  <w:style w:type="paragraph" w:styleId="NormalWeb">
+    <w:name w:val="Normal (Web)"/>
+    <w:basedOn w:val="Normal"/>
+    <w:uiPriority w:val="99"/>
+    <w:semiHidden/>
+    <w:unhideWhenUsed/>
+    <w:rsid w:val="00F94E8F"/>
+    <w:pPr>
+      <w:spacing w:before="100" w:beforeAutospacing="1" w:after="100" w:afterAutospacing="1" w:line="240" w:lineRule="auto"/>
+    </w:pPr>
+    <w:rPr>
+      <w:rFonts w:ascii="Times New Roman" w:eastAsia="Times New Roman" w:hAnsi="Times New Roman" w:cs="Times New Roman"/>
+      <w:kern w:val="0"/>
+      <w14:ligatures w14:val="none"/>
+    </w:rPr>
+  </w:style>
+  <w:style w:type="character" w:customStyle="1" w:styleId="apple-converted-space">
+    <w:name w:val="apple-converted-space"/>
+    <w:basedOn w:val="DefaultParagraphFont"/>
+    <w:rsid w:val="00F94E8F"/>
+  </w:style>
+  <w:style w:type="character" w:styleId="Strong">
+    <w:name w:val="Strong"/>
+    <w:basedOn w:val="DefaultParagraphFont"/>
+    <w:uiPriority w:val="22"/>
+    <w:qFormat/>
+    <w:rsid w:val="00F94E8F"/>
+    <w:rPr>
+      <w:b/>
+      <w:bCs/>
     </w:rPr>
   </w:style>
 </w:styles>

--- a/Report.docx
+++ b/Report.docx
@@ -2,202 +2,6 @@
 <file path=word/document.xml><?xml version="1.0" encoding="utf-8"?>
 <w:document xmlns:wpc="http://schemas.microsoft.com/office/word/2010/wordprocessingCanvas" xmlns:cx="http://schemas.microsoft.com/office/drawing/2014/chartex" xmlns:cx1="http://schemas.microsoft.com/office/drawing/2015/9/8/chartex" xmlns:cx2="http://schemas.microsoft.com/office/drawing/2015/10/21/chartex" xmlns:cx3="http://schemas.microsoft.com/office/drawing/2016/5/9/chartex" xmlns:cx4="http://schemas.microsoft.com/office/drawing/2016/5/10/chartex" xmlns:cx5="http://schemas.microsoft.com/office/drawing/2016/5/11/chartex" xmlns:cx6="http://schemas.microsoft.com/office/drawing/2016/5/12/chartex" xmlns:cx7="http://schemas.microsoft.com/office/drawing/2016/5/13/chartex" xmlns:cx8="http://schemas.microsoft.com/office/drawing/2016/5/14/chartex" xmlns:mc="http://schemas.openxmlformats.org/markup-compatibility/2006" xmlns:m="http://schemas.openxmlformats.org/officeDocument/2006/math" xmlns:aink="http://schemas.microsoft.com/office/drawing/2016/ink" xmlns:am3d="http://schemas.microsoft.com/office/drawing/2017/model3d" xmlns:oel="http://schemas.microsoft.com/office/2019/extlst" xmlns:r="http://schemas.openxmlformats.org/officeDocument/2006/relationships" xmlns:wp14="http://schemas.microsoft.com/office/word/2010/wordprocessingDrawing" xmlns:wp="http://schemas.openxmlformats.org/drawingml/2006/wordprocessingDrawing" xmlns:wpg="http://schemas.microsoft.com/office/word/2010/wordprocessingGroup" xmlns:wpi="http://schemas.microsoft.com/office/word/2010/wordprocessingInk" xmlns:wps="http://schemas.microsoft.com/office/word/2010/wordprocessingShape" xmlns:o="urn:schemas-microsoft-com:office:office" xmlns:v="urn:schemas-microsoft-com:vml" xmlns:w10="urn:schemas-microsoft-com:office:word" xmlns:w="http://schemas.openxmlformats.org/wordprocessingml/2006/main" xmlns:w14="http://schemas.microsoft.com/office/word/2010/wordml" xmlns:w15="http://schemas.microsoft.com/office/word/2012/wordml" xmlns:w16cex="http://schemas.microsoft.com/office/word/2018/wordml/cex" xmlns:w16cid="http://schemas.microsoft.com/office/word/2016/wordml/cid" xmlns:w16="http://schemas.microsoft.com/office/word/2018/wordml" xmlns:w16sdtdh="http://schemas.microsoft.com/office/word/2020/wordml/sdtdatahash" xmlns:w16sdtfl="http://schemas.microsoft.com/office/word/2024/wordml/sdtformatlock" xmlns:w16se="http://schemas.microsoft.com/office/word/2015/wordml/symex" xmlns:w16du="http://schemas.microsoft.com/office/word/2023/wordml/word16du" xmlns:wne="http://schemas.microsoft.com/office/word/2006/wordml" mc:Ignorable="w14 w15 w16se w16cid w16 w16cex w16sdtdh w16sdtfl w16du wp14">
   <w:body>
-    <w:p>
-      <w:r>
-        <w:t xml:space="preserve">Report:  </w:t>
-      </w:r>
-    </w:p>
-    <w:p>
-      <w:r>
-        <w:t xml:space="preserve">• Training results.  </w:t>
-      </w:r>
-    </w:p>
-    <w:p>
-      <w:r>
-        <w:t xml:space="preserve">• Test accuracy as a percentage </w:t>
-      </w:r>
-    </w:p>
-    <w:p>
-      <w:r>
-        <w:t xml:space="preserve">• Any other relevant performance information you consider useful.  </w:t>
-      </w:r>
-    </w:p>
-    <w:p>
-      <w:r>
-        <w:t xml:space="preserve">(c) Explain the deployment pipeline (10 points) </w:t>
-      </w:r>
-    </w:p>
-    <w:p>
-      <w:r>
-        <w:t xml:space="preserve">Briefly describe the deployment pipeline you used. Your explanation should include:  </w:t>
-      </w:r>
-    </w:p>
-    <w:p>
-      <w:r>
-        <w:t xml:space="preserve">• How you built the Docker container.  </w:t>
-      </w:r>
-    </w:p>
-    <w:p>
-      <w:r>
-        <w:t xml:space="preserve">• How the container was deployed to Kubernetes.  </w:t>
-      </w:r>
-    </w:p>
-    <w:p>
-      <w:r>
-        <w:t xml:space="preserve">• Any challenges you encountered and how you resolved them.  </w:t>
-      </w:r>
-    </w:p>
-    <w:p>
-      <w:r>
-        <w:t xml:space="preserve">Include relevant Kubernetes commands and configuration details where appropriate.  </w:t>
-      </w:r>
-    </w:p>
-    <w:p>
-      <w:r>
-        <w:t xml:space="preserve">(d) Benchmark CPU vs GPU execution (20 points) </w:t>
-      </w:r>
-    </w:p>
-    <w:p>
-      <w:r>
-        <w:t xml:space="preserve">Measure and report the execution time of the pipeline using:  </w:t>
-      </w:r>
-    </w:p>
-    <w:p>
-      <w:r>
-        <w:t xml:space="preserve">• CPU-only </w:t>
-      </w:r>
-      <w:proofErr w:type="spellStart"/>
-      <w:r>
-        <w:t>PyTorch</w:t>
-      </w:r>
-      <w:proofErr w:type="spellEnd"/>
-      <w:r>
-        <w:t xml:space="preserve"> execution </w:t>
-      </w:r>
-    </w:p>
-    <w:p>
-      <w:r>
-        <w:t xml:space="preserve">• GPU-accelerated </w:t>
-      </w:r>
-      <w:proofErr w:type="spellStart"/>
-      <w:r>
-        <w:t>PyTorch</w:t>
-      </w:r>
-      <w:proofErr w:type="spellEnd"/>
-      <w:r>
-        <w:t xml:space="preserve"> execution </w:t>
-      </w:r>
-    </w:p>
-    <w:p>
-      <w:r>
-        <w:t xml:space="preserve">For both experiments, use the same model architecture, dataset splits, batch size, optimizer, learning rate, number of epochs and other relevant configuration parameters.  </w:t>
-      </w:r>
-    </w:p>
-    <w:p>
-      <w:r>
-        <w:t xml:space="preserve">Measure the execution time for the machine learning pipeline, including:  </w:t>
-      </w:r>
-    </w:p>
-    <w:p>
-      <w:r>
-        <w:t xml:space="preserve">• Data loading </w:t>
-      </w:r>
-    </w:p>
-    <w:p>
-      <w:r>
-        <w:t xml:space="preserve">• Model initialization </w:t>
-      </w:r>
-    </w:p>
-    <w:p>
-      <w:r>
-        <w:t xml:space="preserve">• Model training </w:t>
-      </w:r>
-    </w:p>
-    <w:p>
-      <w:r>
-        <w:t xml:space="preserve">• Model testing/evaluation </w:t>
-      </w:r>
-    </w:p>
-    <w:p>
-      <w:r>
-        <w:t xml:space="preserve">Exclude the following from the benchmark:  </w:t>
-      </w:r>
-    </w:p>
-    <w:p>
-      <w:r>
-        <w:t xml:space="preserve">• Downloading the dataset </w:t>
-      </w:r>
-    </w:p>
-    <w:p>
-      <w:r>
-        <w:t xml:space="preserve">• Building the Docker container image </w:t>
-      </w:r>
-    </w:p>
-    <w:p>
-      <w:r>
-        <w:t xml:space="preserve">• Building or pulling the container image </w:t>
-      </w:r>
-    </w:p>
-    <w:p>
-      <w:r>
-        <w:t xml:space="preserve">Report the execution time for both CPU and GPU execution and calculate the GPU speedup, if applicable, then briefly explain:  </w:t>
-      </w:r>
-    </w:p>
-    <w:p>
-      <w:r>
-        <w:lastRenderedPageBreak/>
-        <w:t xml:space="preserve">• Whether GPU execution was faster than CPU-only execution </w:t>
-      </w:r>
-    </w:p>
-    <w:p>
-      <w:r>
-        <w:t xml:space="preserve">• The magnitude of the performance difference  </w:t>
-      </w:r>
-    </w:p>
-    <w:p>
-      <w:r>
-        <w:t xml:space="preserve">• Why GPU execution did or did not provide a significant speedup </w:t>
-      </w:r>
-    </w:p>
-    <w:p>
-      <w:r>
-        <w:t xml:space="preserve">• Any performance bottlenecks you observed </w:t>
-      </w:r>
-    </w:p>
-    <w:p>
-      <w:r>
-        <w:t>• How data loading, CPU-to-GPU data transfer, batch size, or other factors may have affected performance</w:t>
-      </w:r>
-    </w:p>
-    <w:p>
-      <w:r>
-        <w:br w:type="page"/>
-      </w:r>
-    </w:p>
-    <w:p>
-      <w:pPr>
-        <w:rPr>
-          <w:rFonts w:ascii="Courier New" w:eastAsia="Times New Roman" w:hAnsi="Courier New" w:cs="Courier New"/>
-          <w:color w:val="FFFFFF"/>
-          <w:kern w:val="0"/>
-          <w:sz w:val="20"/>
-          <w:szCs w:val="20"/>
-          <w14:ligatures w14:val="none"/>
-        </w:rPr>
-      </w:pPr>
-      <w:r>
-        <w:rPr>
-          <w:rFonts w:ascii="Courier New" w:eastAsia="Times New Roman" w:hAnsi="Courier New" w:cs="Courier New"/>
-          <w:color w:val="FFFFFF"/>
-          <w:kern w:val="0"/>
-          <w:sz w:val="20"/>
-          <w:szCs w:val="20"/>
-          <w14:ligatures w14:val="none"/>
-        </w:rPr>
-        <w:lastRenderedPageBreak/>
-        <w:br w:type="page"/>
-      </w:r>
-    </w:p>
     <w:p>
       <w:pPr>
         <w:pStyle w:val="HTMLPreformatted"/>
@@ -219,7 +23,6 @@
           <w:szCs w:val="28"/>
           <w14:ligatures w14:val="standardContextual"/>
         </w:rPr>
-        <w:lastRenderedPageBreak/>
         <w:t>CPSC 488 Assignment 2: Containerized HIGGS MLP on Kubernetes</w:t>
       </w:r>
     </w:p>
@@ -444,6 +247,16 @@
                 <w14:ligatures w14:val="none"/>
               </w:rPr>
             </w:pPr>
+            <w:r>
+              <w:rPr>
+                <w:rFonts w:ascii="Courier New" w:eastAsia="Times New Roman" w:hAnsi="Courier New" w:cs="Courier New"/>
+                <w:kern w:val="0"/>
+                <w:sz w:val="20"/>
+                <w:szCs w:val="20"/>
+                <w14:ligatures w14:val="none"/>
+              </w:rPr>
+              <w:t>9/25/2026</w:t>
+            </w:r>
           </w:p>
         </w:tc>
       </w:tr>
@@ -678,7 +491,16 @@
           <w:szCs w:val="27"/>
         </w:rPr>
         <w:tab/>
-        <w:t>The assignment attempts to demonstrate the power of utilizing neural networks on a real-world example.  The example is taken from the world of particle physics.  One of the major efforts in particle physics has been to identify they proposed Higgs boson particle.  Physicists have used large devices such as linear particle accelerators, that collide subatomic particles together.  These collisions produce events generating many points of data collected by the accelerators for later analysis.  The goal in the analysis is to identify the Higgs boson in these collisions.</w:t>
+        <w:t>The assignment attempts to demonstrate the power of utilizing neural networks on a real-world example.  The example is taken from the world of particle physics.  One of the major efforts in particle physics has been to identify they proposed Higgs boson particle.  Physicists have used large devices such as linear particle accelerators, that collide subatomic particles together.  These collisions produce events generating many points of data collected by the accelerators for later analysis.  The goal in the analysis is to identify the Higgs boson in these collisions</w:t>
+      </w:r>
+      <w:r>
+        <w:rPr>
+          <w:rFonts w:ascii="Times New Roman" w:eastAsia="Times New Roman" w:hAnsi="Times New Roman" w:cs="Times New Roman"/>
+          <w:color w:val="000000"/>
+          <w:sz w:val="27"/>
+          <w:szCs w:val="27"/>
+        </w:rPr>
+        <w:t xml:space="preserve"> from the events that only produce background noise.</w:t>
       </w:r>
     </w:p>
     <w:p>
@@ -725,39 +547,49 @@
     </w:p>
     <w:p>
       <w:pPr>
+        <w:spacing w:after="0"/>
         <w:ind w:firstLine="720"/>
         <w:rPr>
           <w:rFonts w:ascii="Times New Roman" w:eastAsia="Times New Roman" w:hAnsi="Times New Roman" w:cs="Times New Roman"/>
           <w:color w:val="000000"/>
-          <w:sz w:val="27"/>
-          <w:szCs w:val="27"/>
-        </w:rPr>
-      </w:pPr>
-      <w:r>
-        <w:rPr>
-          <w:rFonts w:ascii="Times New Roman" w:eastAsia="Times New Roman" w:hAnsi="Times New Roman" w:cs="Times New Roman"/>
-          <w:color w:val="000000"/>
-          <w:sz w:val="27"/>
-          <w:szCs w:val="27"/>
+          <w:kern w:val="0"/>
+          <w:sz w:val="27"/>
+          <w:szCs w:val="27"/>
+          <w14:ligatures w14:val="none"/>
+        </w:rPr>
+      </w:pPr>
+      <w:r>
+        <w:rPr>
+          <w:rFonts w:ascii="Times New Roman" w:eastAsia="Times New Roman" w:hAnsi="Times New Roman" w:cs="Times New Roman"/>
+          <w:color w:val="000000"/>
+          <w:kern w:val="0"/>
+          <w:sz w:val="27"/>
+          <w:szCs w:val="27"/>
+          <w14:ligatures w14:val="none"/>
         </w:rPr>
         <w:t xml:space="preserve">This assignment uses a HIGGS dataset generated by running a Monte Carlos simulation to simulate the events coming out of a particle accelerator.  The row data in this dataset is composed of the following: </w:t>
       </w:r>
     </w:p>
     <w:p>
       <w:pPr>
-        <w:rPr>
-          <w:rFonts w:ascii="Times New Roman" w:eastAsia="Times New Roman" w:hAnsi="Times New Roman" w:cs="Times New Roman"/>
-          <w:color w:val="000000"/>
-          <w:sz w:val="27"/>
-          <w:szCs w:val="27"/>
-        </w:rPr>
-      </w:pPr>
-      <w:r>
-        <w:rPr>
-          <w:rFonts w:ascii="Times New Roman" w:eastAsia="Times New Roman" w:hAnsi="Times New Roman" w:cs="Times New Roman"/>
-          <w:color w:val="000000"/>
-          <w:sz w:val="27"/>
-          <w:szCs w:val="27"/>
+        <w:spacing w:after="0"/>
+        <w:rPr>
+          <w:rFonts w:ascii="Times New Roman" w:eastAsia="Times New Roman" w:hAnsi="Times New Roman" w:cs="Times New Roman"/>
+          <w:color w:val="000000"/>
+          <w:kern w:val="0"/>
+          <w:sz w:val="27"/>
+          <w:szCs w:val="27"/>
+          <w14:ligatures w14:val="none"/>
+        </w:rPr>
+      </w:pPr>
+      <w:r>
+        <w:rPr>
+          <w:rFonts w:ascii="Times New Roman" w:eastAsia="Times New Roman" w:hAnsi="Times New Roman" w:cs="Times New Roman"/>
+          <w:color w:val="000000"/>
+          <w:kern w:val="0"/>
+          <w:sz w:val="27"/>
+          <w:szCs w:val="27"/>
+          <w14:ligatures w14:val="none"/>
         </w:rPr>
         <w:t>The first</w:t>
       </w:r>
@@ -765,8 +597,10 @@
         <w:rPr>
           <w:rFonts w:ascii="Times New Roman" w:eastAsia="Times New Roman" w:hAnsi="Times New Roman" w:cs="Times New Roman"/>
           <w:color w:val="000000"/>
-          <w:sz w:val="27"/>
-          <w:szCs w:val="27"/>
+          <w:kern w:val="0"/>
+          <w:sz w:val="27"/>
+          <w:szCs w:val="27"/>
+          <w14:ligatures w14:val="none"/>
         </w:rPr>
         <w:t xml:space="preserve"> column is the class</w:t>
       </w:r>
@@ -774,167 +608,143 @@
         <w:rPr>
           <w:rFonts w:ascii="Times New Roman" w:eastAsia="Times New Roman" w:hAnsi="Times New Roman" w:cs="Times New Roman"/>
           <w:color w:val="000000"/>
-          <w:sz w:val="27"/>
-          <w:szCs w:val="27"/>
+          <w:kern w:val="0"/>
+          <w:sz w:val="27"/>
+          <w:szCs w:val="27"/>
+          <w14:ligatures w14:val="none"/>
         </w:rPr>
         <w:t xml:space="preserve"> label which represents whether this event is a Higgs boson signal or background event.  </w:t>
       </w:r>
     </w:p>
     <w:p>
       <w:pPr>
-        <w:rPr>
-          <w:rFonts w:ascii="Times New Roman" w:eastAsia="Times New Roman" w:hAnsi="Times New Roman" w:cs="Times New Roman"/>
-          <w:color w:val="000000"/>
-          <w:sz w:val="27"/>
-          <w:szCs w:val="27"/>
-        </w:rPr>
-      </w:pPr>
-      <w:r>
-        <w:rPr>
-          <w:rFonts w:ascii="Times New Roman" w:eastAsia="Times New Roman" w:hAnsi="Times New Roman" w:cs="Times New Roman"/>
-          <w:color w:val="000000"/>
-          <w:sz w:val="27"/>
-          <w:szCs w:val="27"/>
-        </w:rPr>
-        <w:t xml:space="preserve">The next 21 columns represent </w:t>
-      </w:r>
-      <w:r>
-        <w:rPr>
-          <w:rFonts w:ascii="Times New Roman" w:eastAsia="Times New Roman" w:hAnsi="Times New Roman" w:cs="Times New Roman"/>
-          <w:color w:val="000000"/>
-          <w:sz w:val="27"/>
-          <w:szCs w:val="27"/>
-        </w:rPr>
-        <w:t xml:space="preserve">raw </w:t>
-      </w:r>
-      <w:r>
-        <w:rPr>
-          <w:rFonts w:ascii="Times New Roman" w:eastAsia="Times New Roman" w:hAnsi="Times New Roman" w:cs="Times New Roman"/>
-          <w:color w:val="000000"/>
-          <w:sz w:val="27"/>
-          <w:szCs w:val="27"/>
-        </w:rPr>
-        <w:t xml:space="preserve">signal values </w:t>
-      </w:r>
-    </w:p>
-    <w:p>
-      <w:pPr>
-        <w:rPr>
-          <w:rFonts w:ascii="Times New Roman" w:eastAsia="Times New Roman" w:hAnsi="Times New Roman" w:cs="Times New Roman"/>
-          <w:color w:val="000000"/>
-          <w:sz w:val="27"/>
-          <w:szCs w:val="27"/>
-        </w:rPr>
-      </w:pPr>
-      <w:r>
-        <w:rPr>
-          <w:rFonts w:ascii="Times New Roman" w:eastAsia="Times New Roman" w:hAnsi="Times New Roman" w:cs="Times New Roman"/>
-          <w:color w:val="000000"/>
-          <w:sz w:val="27"/>
-          <w:szCs w:val="27"/>
-        </w:rPr>
-        <w:t xml:space="preserve">The last 7 columns represent </w:t>
-      </w:r>
-      <w:r>
-        <w:rPr>
-          <w:rFonts w:ascii="Times New Roman" w:eastAsia="Times New Roman" w:hAnsi="Times New Roman" w:cs="Times New Roman"/>
-          <w:color w:val="000000"/>
-          <w:sz w:val="27"/>
-          <w:szCs w:val="27"/>
-        </w:rPr>
-        <w:t xml:space="preserve">derived </w:t>
-      </w:r>
-      <w:r>
-        <w:rPr>
-          <w:rFonts w:ascii="Times New Roman" w:eastAsia="Times New Roman" w:hAnsi="Times New Roman" w:cs="Times New Roman"/>
-          <w:color w:val="000000"/>
-          <w:sz w:val="27"/>
-          <w:szCs w:val="27"/>
-        </w:rPr>
-        <w:t xml:space="preserve">values </w:t>
-      </w:r>
-      <w:r>
-        <w:rPr>
-          <w:rFonts w:ascii="Times New Roman" w:eastAsia="Times New Roman" w:hAnsi="Times New Roman" w:cs="Times New Roman"/>
-          <w:color w:val="000000"/>
-          <w:sz w:val="27"/>
-          <w:szCs w:val="27"/>
-        </w:rPr>
-        <w:t xml:space="preserve">from the raw signal values.  </w:t>
-      </w:r>
-    </w:p>
-    <w:p>
-      <w:pPr>
-        <w:rPr>
-          <w:rFonts w:ascii="Times New Roman" w:eastAsia="Times New Roman" w:hAnsi="Times New Roman" w:cs="Times New Roman"/>
-          <w:color w:val="000000"/>
-          <w:sz w:val="27"/>
-          <w:szCs w:val="27"/>
-        </w:rPr>
-      </w:pPr>
-    </w:p>
-    <w:p>
-      <w:pPr>
-        <w:rPr>
-          <w:rFonts w:ascii="Times New Roman" w:eastAsia="Times New Roman" w:hAnsi="Times New Roman" w:cs="Times New Roman"/>
-          <w:color w:val="000000"/>
-          <w:sz w:val="27"/>
-          <w:szCs w:val="27"/>
-        </w:rPr>
-      </w:pPr>
-      <w:r>
-        <w:rPr>
-          <w:rFonts w:ascii="Times New Roman" w:eastAsia="Times New Roman" w:hAnsi="Times New Roman" w:cs="Times New Roman"/>
-          <w:color w:val="000000"/>
-          <w:sz w:val="27"/>
-          <w:szCs w:val="27"/>
-        </w:rPr>
-        <w:t xml:space="preserve">The </w:t>
-      </w:r>
-      <w:r>
-        <w:rPr>
-          <w:rFonts w:ascii="Times New Roman" w:eastAsia="Times New Roman" w:hAnsi="Times New Roman" w:cs="Times New Roman"/>
-          <w:color w:val="000000"/>
-          <w:sz w:val="27"/>
-          <w:szCs w:val="27"/>
-        </w:rPr>
-        <w:t>dataset rows are organized in the following:</w:t>
-      </w:r>
-    </w:p>
-    <w:p>
-      <w:pPr>
-        <w:rPr>
-          <w:rFonts w:ascii="Times New Roman" w:eastAsia="Times New Roman" w:hAnsi="Times New Roman" w:cs="Times New Roman"/>
-          <w:color w:val="000000"/>
-          <w:sz w:val="27"/>
-          <w:szCs w:val="27"/>
-        </w:rPr>
-      </w:pPr>
-      <w:r>
-        <w:rPr>
-          <w:rFonts w:ascii="Times New Roman" w:eastAsia="Times New Roman" w:hAnsi="Times New Roman" w:cs="Times New Roman"/>
-          <w:color w:val="000000"/>
-          <w:sz w:val="27"/>
-          <w:szCs w:val="27"/>
+        <w:spacing w:after="0"/>
+        <w:rPr>
+          <w:rFonts w:ascii="Times New Roman" w:eastAsia="Times New Roman" w:hAnsi="Times New Roman" w:cs="Times New Roman"/>
+          <w:color w:val="000000"/>
+          <w:kern w:val="0"/>
+          <w:sz w:val="27"/>
+          <w:szCs w:val="27"/>
+          <w14:ligatures w14:val="none"/>
+        </w:rPr>
+      </w:pPr>
+      <w:r>
+        <w:rPr>
+          <w:rFonts w:ascii="Times New Roman" w:eastAsia="Times New Roman" w:hAnsi="Times New Roman" w:cs="Times New Roman"/>
+          <w:color w:val="000000"/>
+          <w:kern w:val="0"/>
+          <w:sz w:val="27"/>
+          <w:szCs w:val="27"/>
+          <w14:ligatures w14:val="none"/>
+        </w:rPr>
+        <w:t xml:space="preserve">The next 21 columns represent raw signal values </w:t>
+      </w:r>
+    </w:p>
+    <w:p>
+      <w:pPr>
+        <w:spacing w:after="0"/>
+        <w:rPr>
+          <w:rFonts w:ascii="Times New Roman" w:eastAsia="Times New Roman" w:hAnsi="Times New Roman" w:cs="Times New Roman"/>
+          <w:color w:val="000000"/>
+          <w:kern w:val="0"/>
+          <w:sz w:val="27"/>
+          <w:szCs w:val="27"/>
+          <w14:ligatures w14:val="none"/>
+        </w:rPr>
+      </w:pPr>
+      <w:r>
+        <w:rPr>
+          <w:rFonts w:ascii="Times New Roman" w:eastAsia="Times New Roman" w:hAnsi="Times New Roman" w:cs="Times New Roman"/>
+          <w:color w:val="000000"/>
+          <w:kern w:val="0"/>
+          <w:sz w:val="27"/>
+          <w:szCs w:val="27"/>
+          <w14:ligatures w14:val="none"/>
+        </w:rPr>
+        <w:t xml:space="preserve">The last 7 columns represent derived values from the raw signal values.  </w:t>
+      </w:r>
+    </w:p>
+    <w:p>
+      <w:pPr>
+        <w:spacing w:after="0"/>
+        <w:rPr>
+          <w:rFonts w:ascii="Times New Roman" w:eastAsia="Times New Roman" w:hAnsi="Times New Roman" w:cs="Times New Roman"/>
+          <w:color w:val="000000"/>
+          <w:kern w:val="0"/>
+          <w:sz w:val="27"/>
+          <w:szCs w:val="27"/>
+          <w14:ligatures w14:val="none"/>
+        </w:rPr>
+      </w:pPr>
+    </w:p>
+    <w:p>
+      <w:pPr>
+        <w:spacing w:after="0"/>
+        <w:rPr>
+          <w:rFonts w:ascii="Times New Roman" w:eastAsia="Times New Roman" w:hAnsi="Times New Roman" w:cs="Times New Roman"/>
+          <w:color w:val="000000"/>
+          <w:kern w:val="0"/>
+          <w:sz w:val="27"/>
+          <w:szCs w:val="27"/>
+          <w14:ligatures w14:val="none"/>
+        </w:rPr>
+      </w:pPr>
+      <w:r>
+        <w:rPr>
+          <w:rFonts w:ascii="Times New Roman" w:eastAsia="Times New Roman" w:hAnsi="Times New Roman" w:cs="Times New Roman"/>
+          <w:color w:val="000000"/>
+          <w:kern w:val="0"/>
+          <w:sz w:val="27"/>
+          <w:szCs w:val="27"/>
+          <w14:ligatures w14:val="none"/>
+        </w:rPr>
+        <w:t>The dataset rows are organized in the following:</w:t>
+      </w:r>
+    </w:p>
+    <w:p>
+      <w:pPr>
+        <w:spacing w:after="0"/>
+        <w:rPr>
+          <w:rFonts w:ascii="Times New Roman" w:eastAsia="Times New Roman" w:hAnsi="Times New Roman" w:cs="Times New Roman"/>
+          <w:color w:val="000000"/>
+          <w:kern w:val="0"/>
+          <w:sz w:val="27"/>
+          <w:szCs w:val="27"/>
+          <w14:ligatures w14:val="none"/>
+        </w:rPr>
+      </w:pPr>
+      <w:r>
+        <w:rPr>
+          <w:rFonts w:ascii="Times New Roman" w:eastAsia="Times New Roman" w:hAnsi="Times New Roman" w:cs="Times New Roman"/>
+          <w:color w:val="000000"/>
+          <w:kern w:val="0"/>
+          <w:sz w:val="27"/>
+          <w:szCs w:val="27"/>
+          <w14:ligatures w14:val="none"/>
         </w:rPr>
         <w:t>The first 10 million rows are training data used to build the MLP.</w:t>
       </w:r>
     </w:p>
     <w:p>
       <w:pPr>
-        <w:rPr>
-          <w:rFonts w:ascii="Times New Roman" w:eastAsia="Times New Roman" w:hAnsi="Times New Roman" w:cs="Times New Roman"/>
-          <w:color w:val="000000"/>
-          <w:sz w:val="27"/>
-          <w:szCs w:val="27"/>
-        </w:rPr>
-      </w:pPr>
-      <w:r>
-        <w:rPr>
-          <w:rFonts w:ascii="Times New Roman" w:eastAsia="Times New Roman" w:hAnsi="Times New Roman" w:cs="Times New Roman"/>
-          <w:color w:val="000000"/>
-          <w:sz w:val="27"/>
-          <w:szCs w:val="27"/>
+        <w:spacing w:after="0"/>
+        <w:rPr>
+          <w:rFonts w:ascii="Times New Roman" w:eastAsia="Times New Roman" w:hAnsi="Times New Roman" w:cs="Times New Roman"/>
+          <w:color w:val="000000"/>
+          <w:kern w:val="0"/>
+          <w:sz w:val="27"/>
+          <w:szCs w:val="27"/>
+          <w14:ligatures w14:val="none"/>
+        </w:rPr>
+      </w:pPr>
+      <w:r>
+        <w:rPr>
+          <w:rFonts w:ascii="Times New Roman" w:eastAsia="Times New Roman" w:hAnsi="Times New Roman" w:cs="Times New Roman"/>
+          <w:color w:val="000000"/>
+          <w:kern w:val="0"/>
+          <w:sz w:val="27"/>
+          <w:szCs w:val="27"/>
+          <w14:ligatures w14:val="none"/>
         </w:rPr>
         <w:t>The last million rows are for testing the MLP and calculating metrics including training accuracy.</w:t>
       </w:r>
@@ -943,942 +753,1618 @@
       <w:pPr>
         <w:rPr>
           <w:rFonts w:ascii="Times New Roman" w:eastAsia="Times New Roman" w:hAnsi="Times New Roman" w:cs="Times New Roman"/>
-          <w:color w:val="000000"/>
-          <w:sz w:val="27"/>
-          <w:szCs w:val="27"/>
-        </w:rPr>
-      </w:pPr>
-      <w:r>
-        <w:rPr>
-          <w:rFonts w:ascii="Times New Roman" w:eastAsia="Times New Roman" w:hAnsi="Times New Roman" w:cs="Times New Roman"/>
-          <w:color w:val="000000"/>
-          <w:sz w:val="27"/>
-          <w:szCs w:val="27"/>
-        </w:rPr>
+          <w:b/>
+          <w:bCs/>
+          <w:color w:val="000000"/>
+          <w:sz w:val="27"/>
+          <w:szCs w:val="27"/>
+        </w:rPr>
+      </w:pPr>
+    </w:p>
+    <w:p>
+      <w:pPr>
+        <w:rPr>
+          <w:rFonts w:ascii="Times New Roman" w:eastAsia="Times New Roman" w:hAnsi="Times New Roman" w:cs="Times New Roman"/>
+          <w:b/>
+          <w:bCs/>
+          <w:color w:val="000000"/>
+          <w:sz w:val="27"/>
+          <w:szCs w:val="27"/>
+        </w:rPr>
+      </w:pPr>
+      <w:r>
+        <w:rPr>
+          <w:rFonts w:ascii="Times New Roman" w:eastAsia="Times New Roman" w:hAnsi="Times New Roman" w:cs="Times New Roman"/>
+          <w:b/>
+          <w:bCs/>
+          <w:color w:val="000000"/>
+          <w:sz w:val="27"/>
+          <w:szCs w:val="27"/>
+        </w:rPr>
+        <w:br w:type="page"/>
+      </w:r>
+    </w:p>
+    <w:p>
+      <w:pPr>
+        <w:rPr>
+          <w:rFonts w:ascii="Times New Roman" w:eastAsia="Times New Roman" w:hAnsi="Times New Roman" w:cs="Times New Roman"/>
+          <w:b/>
+          <w:bCs/>
+          <w:color w:val="000000"/>
+          <w:sz w:val="27"/>
+          <w:szCs w:val="27"/>
+        </w:rPr>
+      </w:pPr>
+      <w:r>
+        <w:rPr>
+          <w:rFonts w:ascii="Times New Roman" w:eastAsia="Times New Roman" w:hAnsi="Times New Roman" w:cs="Times New Roman"/>
+          <w:b/>
+          <w:bCs/>
+          <w:color w:val="000000"/>
+          <w:sz w:val="27"/>
+          <w:szCs w:val="27"/>
+        </w:rPr>
+        <w:lastRenderedPageBreak/>
         <w:t>Architecture</w:t>
       </w:r>
     </w:p>
     <w:p>
       <w:pPr>
-        <w:rPr>
-          <w:rFonts w:ascii="Times New Roman" w:eastAsia="Times New Roman" w:hAnsi="Times New Roman" w:cs="Times New Roman"/>
-          <w:color w:val="000000"/>
-          <w:sz w:val="27"/>
-          <w:szCs w:val="27"/>
-        </w:rPr>
-      </w:pPr>
-    </w:p>
-    <w:p>
-      <w:pPr>
         <w:spacing w:before="100" w:beforeAutospacing="1" w:after="100" w:afterAutospacing="1" w:line="240" w:lineRule="auto"/>
-        <w:outlineLvl w:val="2"/>
-        <w:rPr>
-          <w:rFonts w:ascii="Times New Roman" w:eastAsia="Times New Roman" w:hAnsi="Times New Roman" w:cs="Times New Roman"/>
-          <w:b/>
-          <w:bCs/>
-          <w:color w:val="000000"/>
-          <w:kern w:val="0"/>
-          <w:sz w:val="27"/>
-          <w:szCs w:val="27"/>
-          <w14:ligatures w14:val="none"/>
-        </w:rPr>
-      </w:pPr>
-      <w:r>
-        <w:rPr>
-          <w:rFonts w:ascii="Times New Roman" w:eastAsia="Times New Roman" w:hAnsi="Times New Roman" w:cs="Times New Roman"/>
-          <w:b/>
-          <w:bCs/>
-          <w:color w:val="000000"/>
-          <w:kern w:val="0"/>
-          <w:sz w:val="27"/>
-          <w:szCs w:val="27"/>
-          <w14:ligatures w14:val="none"/>
+        <w:ind w:firstLine="720"/>
+        <w:rPr>
+          <w:rFonts w:ascii="Times New Roman" w:eastAsia="Times New Roman" w:hAnsi="Times New Roman" w:cs="Times New Roman"/>
+          <w:color w:val="000000"/>
+          <w:kern w:val="0"/>
+          <w:sz w:val="27"/>
+          <w:szCs w:val="27"/>
+          <w14:ligatures w14:val="none"/>
+        </w:rPr>
+      </w:pPr>
+      <w:r>
+        <w:rPr>
+          <w:rFonts w:ascii="Times New Roman" w:eastAsia="Times New Roman" w:hAnsi="Times New Roman" w:cs="Times New Roman"/>
+          <w:color w:val="000000"/>
+          <w:kern w:val="0"/>
+          <w:sz w:val="27"/>
+          <w:szCs w:val="27"/>
+          <w14:ligatures w14:val="none"/>
+        </w:rPr>
+        <w:t>The classifier is implemented as a </w:t>
+      </w:r>
+      <w:r>
+        <w:rPr>
+          <w:rFonts w:ascii="Times New Roman" w:eastAsia="Times New Roman" w:hAnsi="Times New Roman" w:cs="Times New Roman"/>
+          <w:b/>
+          <w:bCs/>
+          <w:color w:val="000000"/>
+          <w:kern w:val="0"/>
+          <w:sz w:val="27"/>
+          <w:szCs w:val="27"/>
+          <w14:ligatures w14:val="none"/>
+        </w:rPr>
+        <w:t>Multilayer Perceptron (MLP)</w:t>
+      </w:r>
+      <w:r>
+        <w:rPr>
+          <w:rFonts w:ascii="Times New Roman" w:eastAsia="Times New Roman" w:hAnsi="Times New Roman" w:cs="Times New Roman"/>
+          <w:color w:val="000000"/>
+          <w:kern w:val="0"/>
+          <w:sz w:val="27"/>
+          <w:szCs w:val="27"/>
+          <w14:ligatures w14:val="none"/>
+        </w:rPr>
+        <w:t> with the following structure:</w:t>
+      </w:r>
+    </w:p>
+    <w:p>
+      <w:pPr>
+        <w:spacing w:before="100" w:beforeAutospacing="1" w:after="100" w:afterAutospacing="1" w:line="240" w:lineRule="auto"/>
+        <w:rPr>
+          <w:rFonts w:ascii="Times New Roman" w:eastAsia="Times New Roman" w:hAnsi="Times New Roman" w:cs="Times New Roman"/>
+          <w:color w:val="000000"/>
+          <w:kern w:val="0"/>
+          <w:sz w:val="27"/>
+          <w:szCs w:val="27"/>
+          <w14:ligatures w14:val="none"/>
+        </w:rPr>
+      </w:pPr>
+      <w:r>
+        <w:rPr>
+          <w:rFonts w:ascii="Times New Roman" w:eastAsia="Times New Roman" w:hAnsi="Times New Roman" w:cs="Times New Roman"/>
+          <w:b/>
+          <w:bCs/>
+          <w:color w:val="000000"/>
+          <w:kern w:val="0"/>
+          <w:sz w:val="27"/>
+          <w:szCs w:val="27"/>
+          <w14:ligatures w14:val="none"/>
+        </w:rPr>
+        <w:t>28 input features → 300 neurons → 300 neurons → 100 neurons → 1 output</w:t>
+      </w:r>
+    </w:p>
+    <w:p>
+      <w:pPr>
+        <w:spacing w:before="100" w:beforeAutospacing="1" w:after="100" w:afterAutospacing="1" w:line="240" w:lineRule="auto"/>
+        <w:rPr>
+          <w:rFonts w:ascii="Times New Roman" w:eastAsia="Times New Roman" w:hAnsi="Times New Roman" w:cs="Times New Roman"/>
+          <w:color w:val="000000"/>
+          <w:kern w:val="0"/>
+          <w:sz w:val="27"/>
+          <w:szCs w:val="27"/>
+          <w14:ligatures w14:val="none"/>
+        </w:rPr>
+      </w:pPr>
+      <w:r>
+        <w:rPr>
+          <w:rFonts w:ascii="Times New Roman" w:eastAsia="Times New Roman" w:hAnsi="Times New Roman" w:cs="Times New Roman"/>
+          <w:color w:val="000000"/>
+          <w:kern w:val="0"/>
+          <w:sz w:val="27"/>
+          <w:szCs w:val="27"/>
+          <w14:ligatures w14:val="none"/>
+        </w:rPr>
+        <w:t xml:space="preserve">There’s one input layer followed by three hidden layers at 300, 300, 100 neurons each.  </w:t>
+      </w:r>
+      <w:proofErr w:type="spellStart"/>
+      <w:r>
+        <w:rPr>
+          <w:rFonts w:ascii="Times New Roman" w:eastAsia="Times New Roman" w:hAnsi="Times New Roman" w:cs="Times New Roman"/>
+          <w:b/>
+          <w:bCs/>
+          <w:color w:val="000000"/>
+          <w:kern w:val="0"/>
+          <w:sz w:val="27"/>
+          <w:szCs w:val="27"/>
+          <w14:ligatures w14:val="none"/>
+        </w:rPr>
+        <w:t>ReLU</w:t>
+      </w:r>
+      <w:proofErr w:type="spellEnd"/>
+      <w:r>
+        <w:rPr>
+          <w:rFonts w:ascii="Times New Roman" w:eastAsia="Times New Roman" w:hAnsi="Times New Roman" w:cs="Times New Roman"/>
+          <w:b/>
+          <w:bCs/>
+          <w:color w:val="000000"/>
+          <w:kern w:val="0"/>
+          <w:sz w:val="27"/>
+          <w:szCs w:val="27"/>
+          <w14:ligatures w14:val="none"/>
+        </w:rPr>
+        <w:t xml:space="preserve"> activation function</w:t>
+      </w:r>
+      <w:r>
+        <w:rPr>
+          <w:rFonts w:ascii="Times New Roman" w:eastAsia="Times New Roman" w:hAnsi="Times New Roman" w:cs="Times New Roman"/>
+          <w:color w:val="000000"/>
+          <w:kern w:val="0"/>
+          <w:sz w:val="27"/>
+          <w:szCs w:val="27"/>
+          <w14:ligatures w14:val="none"/>
+        </w:rPr>
+        <w:t xml:space="preserve"> is used in the hidden layers.  This architecture is typical of a funnel architecture where you start with </w:t>
+      </w:r>
+      <w:r>
+        <w:rPr>
+          <w:rFonts w:ascii="Times New Roman" w:eastAsia="Times New Roman" w:hAnsi="Times New Roman" w:cs="Times New Roman"/>
+          <w:color w:val="000000"/>
+          <w:kern w:val="0"/>
+          <w:sz w:val="27"/>
+          <w:szCs w:val="27"/>
+          <w14:ligatures w14:val="none"/>
+        </w:rPr>
+        <w:t>many</w:t>
+      </w:r>
+      <w:r>
+        <w:rPr>
+          <w:rFonts w:ascii="Times New Roman" w:eastAsia="Times New Roman" w:hAnsi="Times New Roman" w:cs="Times New Roman"/>
+          <w:color w:val="000000"/>
+          <w:kern w:val="0"/>
+          <w:sz w:val="27"/>
+          <w:szCs w:val="27"/>
+          <w14:ligatures w14:val="none"/>
+        </w:rPr>
+        <w:t xml:space="preserve"> neurons per </w:t>
+      </w:r>
+      <w:r>
+        <w:rPr>
+          <w:rFonts w:ascii="Times New Roman" w:eastAsia="Times New Roman" w:hAnsi="Times New Roman" w:cs="Times New Roman"/>
+          <w:color w:val="000000"/>
+          <w:kern w:val="0"/>
+          <w:sz w:val="27"/>
+          <w:szCs w:val="27"/>
+          <w14:ligatures w14:val="none"/>
+        </w:rPr>
+        <w:t xml:space="preserve">hidden </w:t>
+      </w:r>
+      <w:r>
+        <w:rPr>
+          <w:rFonts w:ascii="Times New Roman" w:eastAsia="Times New Roman" w:hAnsi="Times New Roman" w:cs="Times New Roman"/>
+          <w:color w:val="000000"/>
+          <w:kern w:val="0"/>
+          <w:sz w:val="27"/>
+          <w:szCs w:val="27"/>
+          <w14:ligatures w14:val="none"/>
+        </w:rPr>
+        <w:t xml:space="preserve">layer and constrain the counts as you approach the output layer.  </w:t>
+      </w:r>
+      <w:r>
+        <w:rPr>
+          <w:rFonts w:ascii="Times New Roman" w:eastAsia="Times New Roman" w:hAnsi="Times New Roman" w:cs="Times New Roman"/>
+          <w:color w:val="000000"/>
+          <w:kern w:val="0"/>
+          <w:sz w:val="27"/>
+          <w:szCs w:val="27"/>
+          <w14:ligatures w14:val="none"/>
+        </w:rPr>
+        <w:t>The last layer is the one neuron output layer.</w:t>
+      </w:r>
+      <w:r>
+        <w:rPr>
+          <w:rFonts w:ascii="Times New Roman" w:eastAsia="Times New Roman" w:hAnsi="Times New Roman" w:cs="Times New Roman"/>
+          <w:color w:val="000000"/>
+          <w:kern w:val="0"/>
+          <w:sz w:val="27"/>
+          <w:szCs w:val="27"/>
+          <w14:ligatures w14:val="none"/>
+        </w:rPr>
+        <w:t xml:space="preserve">  The value produced is the logit which in the final layer utilizes a </w:t>
+      </w:r>
+      <w:r>
+        <w:rPr>
+          <w:rFonts w:ascii="Times New Roman" w:eastAsia="Times New Roman" w:hAnsi="Times New Roman" w:cs="Times New Roman"/>
+          <w:b/>
+          <w:bCs/>
+          <w:color w:val="000000"/>
+          <w:kern w:val="0"/>
+          <w:sz w:val="27"/>
+          <w:szCs w:val="27"/>
+          <w14:ligatures w14:val="none"/>
+        </w:rPr>
+        <w:t>sigmoid activation function</w:t>
+      </w:r>
+      <w:r>
+        <w:rPr>
+          <w:rFonts w:ascii="Times New Roman" w:eastAsia="Times New Roman" w:hAnsi="Times New Roman" w:cs="Times New Roman"/>
+          <w:color w:val="000000"/>
+          <w:kern w:val="0"/>
+          <w:sz w:val="27"/>
+          <w:szCs w:val="27"/>
+          <w14:ligatures w14:val="none"/>
+        </w:rPr>
+        <w:t xml:space="preserve"> to generate a probability.</w:t>
+      </w:r>
+    </w:p>
+    <w:p>
+      <w:pPr>
+        <w:spacing w:before="100" w:beforeAutospacing="1" w:after="100" w:afterAutospacing="1" w:line="240" w:lineRule="auto"/>
+        <w:rPr>
+          <w:rFonts w:ascii="Times New Roman" w:eastAsia="Times New Roman" w:hAnsi="Times New Roman" w:cs="Times New Roman"/>
+          <w:color w:val="000000"/>
+          <w:kern w:val="0"/>
+          <w:sz w:val="27"/>
+          <w:szCs w:val="27"/>
+          <w14:ligatures w14:val="none"/>
+        </w:rPr>
+      </w:pPr>
+      <w:r>
+        <w:rPr>
+          <w:rFonts w:ascii="Times New Roman" w:eastAsia="Times New Roman" w:hAnsi="Times New Roman" w:cs="Times New Roman"/>
+          <w:color w:val="000000"/>
+          <w:kern w:val="0"/>
+          <w:sz w:val="27"/>
+          <w:szCs w:val="27"/>
+          <w14:ligatures w14:val="none"/>
+        </w:rPr>
+        <w:t>During training, the predicted output is compared with the known class label using </w:t>
+      </w:r>
+      <w:r>
+        <w:rPr>
+          <w:rFonts w:ascii="Times New Roman" w:eastAsia="Times New Roman" w:hAnsi="Times New Roman" w:cs="Times New Roman"/>
+          <w:b/>
+          <w:bCs/>
+          <w:color w:val="000000"/>
+          <w:kern w:val="0"/>
+          <w:sz w:val="27"/>
+          <w:szCs w:val="27"/>
+          <w14:ligatures w14:val="none"/>
+        </w:rPr>
+        <w:t>binary cross-entropy with logits</w:t>
+      </w:r>
+      <w:r>
+        <w:rPr>
+          <w:rFonts w:ascii="Times New Roman" w:eastAsia="Times New Roman" w:hAnsi="Times New Roman" w:cs="Times New Roman"/>
+          <w:color w:val="000000"/>
+          <w:kern w:val="0"/>
+          <w:sz w:val="27"/>
+          <w:szCs w:val="27"/>
+          <w14:ligatures w14:val="none"/>
+        </w:rPr>
+        <w:t>. The Adam optimizer then adjusts the network's weights to reduce the classification error. This process is repeated across the training dataset for five epochs.</w:t>
+      </w:r>
+    </w:p>
+    <w:p>
+      <w:pPr>
+        <w:rPr>
+          <w:b/>
+          <w:bCs/>
+        </w:rPr>
+      </w:pPr>
+    </w:p>
+    <w:p>
+      <w:pPr>
+        <w:rPr>
+          <w:b/>
+          <w:bCs/>
+        </w:rPr>
+      </w:pPr>
+      <w:r>
+        <w:rPr>
+          <w:b/>
+          <w:bCs/>
+        </w:rPr>
+        <w:br w:type="page"/>
+      </w:r>
+    </w:p>
+    <w:p>
+      <w:pPr>
+        <w:rPr>
+          <w:b/>
+          <w:bCs/>
+        </w:rPr>
+      </w:pPr>
+      <w:r>
+        <w:rPr>
+          <w:b/>
+          <w:bCs/>
         </w:rPr>
         <w:lastRenderedPageBreak/>
-        <w:t>HIGGS Dataset and MLP Overview</w:t>
-      </w:r>
-    </w:p>
-    <w:p>
-      <w:pPr>
-        <w:spacing w:before="100" w:beforeAutospacing="1" w:after="100" w:afterAutospacing="1" w:line="240" w:lineRule="auto"/>
-        <w:rPr>
-          <w:rFonts w:ascii="Times New Roman" w:eastAsia="Times New Roman" w:hAnsi="Times New Roman" w:cs="Times New Roman"/>
-          <w:color w:val="000000"/>
-          <w:kern w:val="0"/>
-          <w:sz w:val="27"/>
-          <w:szCs w:val="27"/>
-          <w14:ligatures w14:val="none"/>
-        </w:rPr>
-      </w:pPr>
-      <w:r>
-        <w:rPr>
-          <w:rFonts w:ascii="Times New Roman" w:eastAsia="Times New Roman" w:hAnsi="Times New Roman" w:cs="Times New Roman"/>
-          <w:color w:val="000000"/>
-          <w:kern w:val="0"/>
-          <w:sz w:val="27"/>
-          <w:szCs w:val="27"/>
-          <w14:ligatures w14:val="none"/>
-        </w:rPr>
-        <w:t>The machine-learning portion of this assignment uses the </w:t>
-      </w:r>
-      <w:r>
-        <w:rPr>
-          <w:rFonts w:ascii="Times New Roman" w:eastAsia="Times New Roman" w:hAnsi="Times New Roman" w:cs="Times New Roman"/>
-          <w:b/>
-          <w:bCs/>
-          <w:color w:val="000000"/>
-          <w:kern w:val="0"/>
-          <w:sz w:val="27"/>
-          <w:szCs w:val="27"/>
-          <w14:ligatures w14:val="none"/>
-        </w:rPr>
-        <w:t xml:space="preserve">HIGGS </w:t>
+        <w:t>Training Results</w:t>
+      </w:r>
+    </w:p>
+    <w:p>
+      <w:pPr>
+        <w:rPr>
+          <w:b/>
+          <w:bCs/>
+        </w:rPr>
+      </w:pPr>
+      <w:r>
+        <w:rPr>
+          <w:b/>
+          <w:bCs/>
+        </w:rPr>
+        <w:t>G</w:t>
+      </w:r>
+      <w:r>
+        <w:rPr>
+          <w:b/>
+          <w:bCs/>
+        </w:rPr>
+        <w:t>PU</w:t>
+      </w:r>
+    </w:p>
+    <w:p>
+      <w:pPr>
+        <w:spacing w:after="0"/>
+      </w:pPr>
+      <w:r>
+        <w:t xml:space="preserve">Device: </w:t>
+      </w:r>
+      <w:proofErr w:type="spellStart"/>
+      <w:r>
+        <w:t>cuda</w:t>
+      </w:r>
+      <w:proofErr w:type="spellEnd"/>
+    </w:p>
+    <w:p>
+      <w:pPr>
+        <w:spacing w:after="0"/>
+      </w:pPr>
+      <w:r>
+        <w:t>GPU: NVIDIA A10</w:t>
+      </w:r>
+    </w:p>
+    <w:p>
+      <w:pPr>
+        <w:spacing w:after="0"/>
+      </w:pPr>
+      <w:r>
+        <w:t>Loading data from: /data/HIGGS.csv.gz</w:t>
+      </w:r>
+    </w:p>
+    <w:p>
+      <w:pPr>
+        <w:spacing w:after="0"/>
+      </w:pPr>
+      <w:r>
+        <w:t>Data loading time: 88.49 seconds</w:t>
+      </w:r>
+    </w:p>
+    <w:p>
+      <w:pPr>
+        <w:spacing w:after="0"/>
+      </w:pPr>
+      <w:r>
+        <w:t>Training examples: 10,000,000</w:t>
+      </w:r>
+    </w:p>
+    <w:p>
+      <w:pPr>
+        <w:spacing w:after="0"/>
+      </w:pPr>
+      <w:r>
+        <w:t>Testing examples: 1,000,000</w:t>
+      </w:r>
+    </w:p>
+    <w:p>
+      <w:pPr>
+        <w:spacing w:after="0"/>
+      </w:pPr>
+      <w:r>
+        <w:t>Required MLP: 28 -&gt; 300 -&gt; 300 -&gt; 100 -&gt; 1</w:t>
+      </w:r>
+    </w:p>
+    <w:p>
+      <w:pPr>
+        <w:spacing w:after="0"/>
+      </w:pPr>
+      <w:r>
+        <w:t>Trainable parameters: 129201</w:t>
+      </w:r>
+    </w:p>
+    <w:p>
+      <w:pPr>
+        <w:spacing w:after="0"/>
+      </w:pPr>
+      <w:r>
+        <w:t>Epoch 1/5 - training loss: 0.561561</w:t>
+      </w:r>
+    </w:p>
+    <w:p>
+      <w:pPr>
+        <w:spacing w:after="0"/>
+      </w:pPr>
+      <w:r>
+        <w:t>Epoch 2/5 - training loss: 0.511975</w:t>
+      </w:r>
+    </w:p>
+    <w:p>
+      <w:pPr>
+        <w:spacing w:after="0"/>
+      </w:pPr>
+      <w:r>
+        <w:t>Epoch 3/5 - training loss: 0.494164</w:t>
+      </w:r>
+    </w:p>
+    <w:p>
+      <w:pPr>
+        <w:spacing w:after="0"/>
+      </w:pPr>
+      <w:r>
+        <w:t>Epoch 4/5 - training loss: 0.485471</w:t>
+      </w:r>
+    </w:p>
+    <w:p>
+      <w:pPr>
+        <w:spacing w:after="0"/>
+      </w:pPr>
+      <w:r>
+        <w:t>Epoch 5/5 - training loss: 0.480144</w:t>
+      </w:r>
+    </w:p>
+    <w:p>
+      <w:pPr>
+        <w:spacing w:after="0"/>
+      </w:pPr>
+    </w:p>
+    <w:p>
+      <w:pPr>
+        <w:spacing w:after="0"/>
+      </w:pPr>
+      <w:r>
+        <w:t>=== Benchmark Results ===</w:t>
+      </w:r>
+    </w:p>
+    <w:p>
+      <w:pPr>
+        <w:spacing w:after="0"/>
+      </w:pPr>
+      <w:r>
+        <w:t>Data loading seconds: 88.49</w:t>
+      </w:r>
+    </w:p>
+    <w:p>
+      <w:pPr>
+        <w:spacing w:after="0"/>
+      </w:pPr>
+      <w:r>
+        <w:t>Model initialization seconds: 1.35</w:t>
+      </w:r>
+    </w:p>
+    <w:p>
+      <w:pPr>
+        <w:spacing w:after="0"/>
+      </w:pPr>
+      <w:r>
+        <w:t>Training seconds: 674.56</w:t>
+      </w:r>
+    </w:p>
+    <w:p>
+      <w:pPr>
+        <w:spacing w:after="0"/>
+      </w:pPr>
+      <w:r>
+        <w:t>Evaluation seconds: 10.36</w:t>
+      </w:r>
+    </w:p>
+    <w:p>
+      <w:pPr>
+        <w:spacing w:after="0"/>
+      </w:pPr>
+      <w:r>
+        <w:t>Total pipeline seconds: 774.77</w:t>
+      </w:r>
+    </w:p>
+    <w:p>
+      <w:pPr>
+        <w:spacing w:after="0"/>
+      </w:pPr>
+      <w:r>
+        <w:t>Test accuracy: 76.52%</w:t>
+      </w:r>
+    </w:p>
+    <w:p>
+      <w:pPr>
+        <w:rPr>
+          <w:b/>
+          <w:bCs/>
+        </w:rPr>
+      </w:pPr>
+    </w:p>
+    <w:p>
+      <w:pPr>
+        <w:rPr>
+          <w:b/>
+          <w:bCs/>
+        </w:rPr>
+      </w:pPr>
+      <w:r>
+        <w:rPr>
+          <w:b/>
+          <w:bCs/>
+        </w:rPr>
+        <w:br w:type="page"/>
+      </w:r>
+    </w:p>
+    <w:p>
+      <w:pPr>
+        <w:rPr>
+          <w:b/>
+          <w:bCs/>
+        </w:rPr>
+      </w:pPr>
+      <w:r>
+        <w:rPr>
+          <w:b/>
+          <w:bCs/>
+        </w:rPr>
+        <w:lastRenderedPageBreak/>
+        <w:t>CPU</w:t>
+      </w:r>
+    </w:p>
+    <w:p>
+      <w:pPr>
+        <w:spacing w:after="0"/>
+      </w:pPr>
+      <w:r>
+        <w:t xml:space="preserve">Device: </w:t>
+      </w:r>
+      <w:proofErr w:type="spellStart"/>
+      <w:r>
+        <w:t>cpu</w:t>
+      </w:r>
+      <w:proofErr w:type="spellEnd"/>
+    </w:p>
+    <w:p>
+      <w:pPr>
+        <w:spacing w:after="0"/>
+      </w:pPr>
+      <w:r>
+        <w:t>Loading data from: /data/HIGGS.csv.gz</w:t>
+      </w:r>
+    </w:p>
+    <w:p>
+      <w:pPr>
+        <w:spacing w:after="0"/>
+      </w:pPr>
+      <w:r>
+        <w:t>Data loading time: 86.67 seconds</w:t>
+      </w:r>
+    </w:p>
+    <w:p>
+      <w:pPr>
+        <w:spacing w:after="0"/>
+      </w:pPr>
+      <w:r>
+        <w:t>Training examples: 10,000,000</w:t>
+      </w:r>
+    </w:p>
+    <w:p>
+      <w:pPr>
+        <w:spacing w:after="0"/>
+      </w:pPr>
+      <w:r>
+        <w:t>Testing examples: 1,000,000</w:t>
+      </w:r>
+    </w:p>
+    <w:p>
+      <w:pPr>
+        <w:spacing w:after="0"/>
+      </w:pPr>
+      <w:r>
+        <w:t>Required MLP: 28 -&gt; 300 -&gt; 300 -&gt; 100 -&gt; 1</w:t>
+      </w:r>
+    </w:p>
+    <w:p>
+      <w:pPr>
+        <w:spacing w:after="0"/>
+      </w:pPr>
+      <w:r>
+        <w:t>Trainable parameters: 129201</w:t>
+      </w:r>
+    </w:p>
+    <w:p>
+      <w:pPr>
+        <w:spacing w:after="0"/>
+      </w:pPr>
+      <w:r>
+        <w:t>Epoch 1/5 - training loss: 0.561544</w:t>
+      </w:r>
+    </w:p>
+    <w:p>
+      <w:pPr>
+        <w:spacing w:after="0"/>
+      </w:pPr>
+      <w:r>
+        <w:t>Epoch 2/5 - training loss: 0.511706</w:t>
+      </w:r>
+    </w:p>
+    <w:p>
+      <w:pPr>
+        <w:spacing w:after="0"/>
+      </w:pPr>
+      <w:r>
+        <w:t>Epoch 3/5 - training loss: 0.493455</w:t>
+      </w:r>
+    </w:p>
+    <w:p>
+      <w:pPr>
+        <w:spacing w:after="0"/>
+      </w:pPr>
+      <w:r>
+        <w:t>Epoch 4/5 - training loss: 0.484934</w:t>
+      </w:r>
+    </w:p>
+    <w:p>
+      <w:pPr>
+        <w:spacing w:after="0"/>
+      </w:pPr>
+      <w:r>
+        <w:t>Epoch 5/5 - training loss: 0.479610</w:t>
+      </w:r>
+    </w:p>
+    <w:p>
+      <w:pPr>
+        <w:spacing w:after="0"/>
+      </w:pPr>
+    </w:p>
+    <w:p>
+      <w:pPr>
+        <w:spacing w:after="0"/>
+      </w:pPr>
+      <w:r>
+        <w:t>=== Benchmark Results ===</w:t>
+      </w:r>
+    </w:p>
+    <w:p>
+      <w:pPr>
+        <w:spacing w:after="0"/>
+      </w:pPr>
+      <w:r>
+        <w:t>Data loading seconds: 86.67</w:t>
+      </w:r>
+    </w:p>
+    <w:p>
+      <w:pPr>
+        <w:spacing w:after="0"/>
+      </w:pPr>
+      <w:r>
+        <w:t>Model initialization seconds: 4.93</w:t>
+      </w:r>
+    </w:p>
+    <w:p>
+      <w:pPr>
+        <w:spacing w:after="0"/>
+      </w:pPr>
+      <w:r>
+        <w:t>Training seconds: 886.06</w:t>
+      </w:r>
+    </w:p>
+    <w:p>
+      <w:pPr>
+        <w:spacing w:after="0"/>
+      </w:pPr>
+      <w:r>
+        <w:t>Evaluation seconds: 9.55</w:t>
+      </w:r>
+    </w:p>
+    <w:p>
+      <w:pPr>
+        <w:spacing w:after="0"/>
+      </w:pPr>
+      <w:r>
+        <w:t>Total pipeline seconds: 987.20</w:t>
+      </w:r>
+    </w:p>
+    <w:p>
+      <w:pPr>
+        <w:spacing w:after="0"/>
+      </w:pPr>
+      <w:r>
+        <w:t>Test accuracy: 76.55%</w:t>
+      </w:r>
+    </w:p>
+    <w:p>
+      <w:pPr>
+        <w:spacing w:after="0"/>
+      </w:pPr>
+    </w:p>
+    <w:p>
+      <w:pPr>
+        <w:rPr>
+          <w:b/>
+          <w:bCs/>
+        </w:rPr>
+      </w:pPr>
+      <w:r>
+        <w:rPr>
+          <w:b/>
+          <w:bCs/>
+        </w:rPr>
+        <w:t>Test Accuracy</w:t>
+      </w:r>
+    </w:p>
+    <w:p>
+      <w:pPr>
+        <w:rPr>
+          <w:b/>
+          <w:bCs/>
+        </w:rPr>
+      </w:pPr>
+      <w:r>
+        <w:rPr>
+          <w:b/>
+          <w:bCs/>
+        </w:rPr>
+        <w:t>GPU</w:t>
+      </w:r>
+    </w:p>
+    <w:p>
+      <w:pPr>
+        <w:spacing w:after="0"/>
+      </w:pPr>
+      <w:r>
+        <w:t>Test accuracy: 76.52%</w:t>
+      </w:r>
+    </w:p>
+    <w:p/>
+    <w:p>
+      <w:pPr>
+        <w:rPr>
+          <w:b/>
+          <w:bCs/>
+        </w:rPr>
+      </w:pPr>
+      <w:r>
+        <w:rPr>
+          <w:b/>
+          <w:bCs/>
+        </w:rPr>
+        <w:t>CPU</w:t>
+      </w:r>
+    </w:p>
+    <w:p>
+      <w:pPr>
+        <w:spacing w:after="0"/>
+      </w:pPr>
+      <w:r>
+        <w:t>Test accuracy: 76.55%</w:t>
+      </w:r>
+    </w:p>
+    <w:p/>
+    <w:p>
+      <w:r>
+        <w:t xml:space="preserve">The accuracy of both methods </w:t>
       </w:r>
       <w:proofErr w:type="gramStart"/>
       <w:r>
-        <w:rPr>
-          <w:rFonts w:ascii="Times New Roman" w:eastAsia="Times New Roman" w:hAnsi="Times New Roman" w:cs="Times New Roman"/>
-          <w:b/>
-          <w:bCs/>
-          <w:color w:val="000000"/>
-          <w:kern w:val="0"/>
-          <w:sz w:val="27"/>
-          <w:szCs w:val="27"/>
-          <w14:ligatures w14:val="none"/>
-        </w:rPr>
-        <w:t>dataset</w:t>
-      </w:r>
-      <w:r>
-        <w:rPr>
-          <w:rFonts w:ascii="Times New Roman" w:eastAsia="Times New Roman" w:hAnsi="Times New Roman" w:cs="Times New Roman"/>
-          <w:color w:val="000000"/>
-          <w:kern w:val="0"/>
-          <w:sz w:val="27"/>
-          <w:szCs w:val="27"/>
-          <w14:ligatures w14:val="none"/>
-        </w:rPr>
-        <w:t>,</w:t>
+        <w:t>were</w:t>
       </w:r>
       <w:proofErr w:type="gramEnd"/>
       <w:r>
-        <w:rPr>
-          <w:rFonts w:ascii="Times New Roman" w:eastAsia="Times New Roman" w:hAnsi="Times New Roman" w:cs="Times New Roman"/>
-          <w:color w:val="000000"/>
-          <w:kern w:val="0"/>
-          <w:sz w:val="27"/>
-          <w:szCs w:val="27"/>
-          <w14:ligatures w14:val="none"/>
-        </w:rPr>
-        <w:t xml:space="preserve"> a large synthetic dataset created from Monte Carlo simulations of high-energy particle-physics events. The objective is a </w:t>
-      </w:r>
-      <w:r>
-        <w:rPr>
-          <w:rFonts w:ascii="Times New Roman" w:eastAsia="Times New Roman" w:hAnsi="Times New Roman" w:cs="Times New Roman"/>
-          <w:b/>
-          <w:bCs/>
-          <w:color w:val="000000"/>
-          <w:kern w:val="0"/>
-          <w:sz w:val="27"/>
-          <w:szCs w:val="27"/>
-          <w14:ligatures w14:val="none"/>
-        </w:rPr>
-        <w:t>binary classification problem</w:t>
-      </w:r>
-      <w:r>
-        <w:rPr>
-          <w:rFonts w:ascii="Times New Roman" w:eastAsia="Times New Roman" w:hAnsi="Times New Roman" w:cs="Times New Roman"/>
-          <w:color w:val="000000"/>
-          <w:kern w:val="0"/>
-          <w:sz w:val="27"/>
-          <w:szCs w:val="27"/>
-          <w14:ligatures w14:val="none"/>
-        </w:rPr>
-        <w:t>: given measurements describing a simulated particle-collision event, the neural network attempts to determine whether that event resembles a </w:t>
-      </w:r>
-      <w:r>
-        <w:rPr>
-          <w:rFonts w:ascii="Times New Roman" w:eastAsia="Times New Roman" w:hAnsi="Times New Roman" w:cs="Times New Roman"/>
-          <w:b/>
-          <w:bCs/>
-          <w:color w:val="000000"/>
-          <w:kern w:val="0"/>
-          <w:sz w:val="27"/>
-          <w:szCs w:val="27"/>
-          <w14:ligatures w14:val="none"/>
-        </w:rPr>
-        <w:t>Higgs boson signal</w:t>
-      </w:r>
-      <w:r>
-        <w:rPr>
-          <w:rFonts w:ascii="Times New Roman" w:eastAsia="Times New Roman" w:hAnsi="Times New Roman" w:cs="Times New Roman"/>
-          <w:color w:val="000000"/>
-          <w:kern w:val="0"/>
-          <w:sz w:val="27"/>
-          <w:szCs w:val="27"/>
-          <w14:ligatures w14:val="none"/>
-        </w:rPr>
-        <w:t> or a </w:t>
-      </w:r>
-      <w:r>
-        <w:rPr>
-          <w:rFonts w:ascii="Times New Roman" w:eastAsia="Times New Roman" w:hAnsi="Times New Roman" w:cs="Times New Roman"/>
-          <w:b/>
-          <w:bCs/>
-          <w:color w:val="000000"/>
-          <w:kern w:val="0"/>
-          <w:sz w:val="27"/>
-          <w:szCs w:val="27"/>
-          <w14:ligatures w14:val="none"/>
-        </w:rPr>
-        <w:t>background event</w:t>
-      </w:r>
-      <w:r>
-        <w:rPr>
-          <w:rFonts w:ascii="Times New Roman" w:eastAsia="Times New Roman" w:hAnsi="Times New Roman" w:cs="Times New Roman"/>
-          <w:color w:val="000000"/>
-          <w:kern w:val="0"/>
-          <w:sz w:val="27"/>
-          <w:szCs w:val="27"/>
-          <w14:ligatures w14:val="none"/>
-        </w:rPr>
-        <w:t>.</w:t>
-      </w:r>
-    </w:p>
-    <w:p>
-      <w:pPr>
-        <w:spacing w:before="100" w:beforeAutospacing="1" w:after="100" w:afterAutospacing="1" w:line="240" w:lineRule="auto"/>
-        <w:rPr>
-          <w:rFonts w:ascii="Times New Roman" w:eastAsia="Times New Roman" w:hAnsi="Times New Roman" w:cs="Times New Roman"/>
-          <w:color w:val="000000"/>
-          <w:kern w:val="0"/>
-          <w:sz w:val="27"/>
-          <w:szCs w:val="27"/>
-          <w14:ligatures w14:val="none"/>
-        </w:rPr>
-      </w:pPr>
-      <w:r>
-        <w:rPr>
-          <w:rFonts w:ascii="Times New Roman" w:eastAsia="Times New Roman" w:hAnsi="Times New Roman" w:cs="Times New Roman"/>
-          <w:color w:val="000000"/>
-          <w:kern w:val="0"/>
-          <w:sz w:val="27"/>
-          <w:szCs w:val="27"/>
-          <w14:ligatures w14:val="none"/>
-        </w:rPr>
-        <w:t>Each row of the dataset represents one simulated collision event. The first value in the row is the class label, while the remaining </w:t>
-      </w:r>
-      <w:r>
-        <w:rPr>
-          <w:rFonts w:ascii="Times New Roman" w:eastAsia="Times New Roman" w:hAnsi="Times New Roman" w:cs="Times New Roman"/>
-          <w:b/>
-          <w:bCs/>
-          <w:color w:val="000000"/>
-          <w:kern w:val="0"/>
-          <w:sz w:val="27"/>
-          <w:szCs w:val="27"/>
-          <w14:ligatures w14:val="none"/>
-        </w:rPr>
-        <w:t>28 values are numerical features describing the event</w:t>
-      </w:r>
-      <w:r>
-        <w:rPr>
-          <w:rFonts w:ascii="Times New Roman" w:eastAsia="Times New Roman" w:hAnsi="Times New Roman" w:cs="Times New Roman"/>
-          <w:color w:val="000000"/>
-          <w:kern w:val="0"/>
-          <w:sz w:val="27"/>
-          <w:szCs w:val="27"/>
-          <w14:ligatures w14:val="none"/>
-        </w:rPr>
-        <w:t>. Of these 28 features, 21 are low-level measurements associated with properties of particles observed in the simulated event, while 7 are higher-level features calculated from combinations of those measurements.</w:t>
-      </w:r>
-    </w:p>
-    <w:p>
-      <w:pPr>
-        <w:spacing w:before="100" w:beforeAutospacing="1" w:after="100" w:afterAutospacing="1" w:line="240" w:lineRule="auto"/>
-        <w:rPr>
-          <w:rFonts w:ascii="Times New Roman" w:eastAsia="Times New Roman" w:hAnsi="Times New Roman" w:cs="Times New Roman"/>
-          <w:color w:val="000000"/>
-          <w:kern w:val="0"/>
-          <w:sz w:val="27"/>
-          <w:szCs w:val="27"/>
-          <w14:ligatures w14:val="none"/>
-        </w:rPr>
-      </w:pPr>
-      <w:r>
-        <w:rPr>
-          <w:rFonts w:ascii="Times New Roman" w:eastAsia="Times New Roman" w:hAnsi="Times New Roman" w:cs="Times New Roman"/>
-          <w:color w:val="000000"/>
-          <w:kern w:val="0"/>
-          <w:sz w:val="27"/>
-          <w:szCs w:val="27"/>
-          <w14:ligatures w14:val="none"/>
-        </w:rPr>
-        <w:t>From a machine-learning perspective, each event can therefore be represented as a 28-dimensional input vector:</w:t>
-      </w:r>
-    </w:p>
-    <w:p>
-      <w:pPr>
-        <w:spacing w:before="100" w:beforeAutospacing="1" w:after="100" w:afterAutospacing="1" w:line="240" w:lineRule="auto"/>
-        <w:rPr>
-          <w:rFonts w:ascii="Times New Roman" w:eastAsia="Times New Roman" w:hAnsi="Times New Roman" w:cs="Times New Roman"/>
-          <w:color w:val="000000"/>
-          <w:kern w:val="0"/>
-          <w:sz w:val="27"/>
-          <w:szCs w:val="27"/>
-          <w14:ligatures w14:val="none"/>
-        </w:rPr>
-      </w:pPr>
-      <w:r>
-        <w:rPr>
-          <w:rFonts w:ascii="Times New Roman" w:eastAsia="Times New Roman" w:hAnsi="Times New Roman" w:cs="Times New Roman"/>
-          <w:color w:val="000000"/>
-          <w:kern w:val="0"/>
-          <w:sz w:val="27"/>
-          <w:szCs w:val="27"/>
-          <w14:ligatures w14:val="none"/>
-        </w:rPr>
-        <w:t>[</w:t>
-      </w:r>
-      <w:r>
-        <w:rPr>
-          <w:rFonts w:ascii="Times New Roman" w:eastAsia="Times New Roman" w:hAnsi="Times New Roman" w:cs="Times New Roman"/>
-          <w:color w:val="000000"/>
-          <w:kern w:val="0"/>
-          <w:sz w:val="27"/>
-          <w:szCs w:val="27"/>
-          <w14:ligatures w14:val="none"/>
-        </w:rPr>
-        <w:br/>
-        <w:t>x = [x_</w:t>
+        <w:t xml:space="preserve"> </w:t>
       </w:r>
       <w:proofErr w:type="gramStart"/>
       <w:r>
-        <w:rPr>
-          <w:rFonts w:ascii="Times New Roman" w:eastAsia="Times New Roman" w:hAnsi="Times New Roman" w:cs="Times New Roman"/>
-          <w:color w:val="000000"/>
-          <w:kern w:val="0"/>
-          <w:sz w:val="27"/>
-          <w:szCs w:val="27"/>
-          <w14:ligatures w14:val="none"/>
-        </w:rPr>
-        <w:t>1,x</w:t>
+        <w:t>pretty close</w:t>
       </w:r>
       <w:proofErr w:type="gramEnd"/>
       <w:r>
-        <w:rPr>
-          <w:rFonts w:ascii="Times New Roman" w:eastAsia="Times New Roman" w:hAnsi="Times New Roman" w:cs="Times New Roman"/>
-          <w:color w:val="000000"/>
-          <w:kern w:val="0"/>
-          <w:sz w:val="27"/>
-          <w:szCs w:val="27"/>
-          <w14:ligatures w14:val="none"/>
-        </w:rPr>
-        <w:t>_</w:t>
+        <w:t xml:space="preserve"> to each other with any differences being negli</w:t>
+      </w:r>
+      <w:r>
+        <w:t>gi</w:t>
+      </w:r>
+      <w:r>
+        <w:t>ble.</w:t>
+      </w:r>
+    </w:p>
+    <w:p/>
+    <w:p>
+      <w:pPr>
+        <w:rPr>
+          <w:b/>
+          <w:bCs/>
+        </w:rPr>
+      </w:pPr>
+      <w:r>
+        <w:rPr>
+          <w:b/>
+          <w:bCs/>
+        </w:rPr>
+        <w:br w:type="page"/>
+      </w:r>
+    </w:p>
+    <w:p>
+      <w:pPr>
+        <w:rPr>
+          <w:b/>
+          <w:bCs/>
+        </w:rPr>
+      </w:pPr>
+      <w:r>
+        <w:rPr>
+          <w:b/>
+          <w:bCs/>
+        </w:rPr>
+        <w:lastRenderedPageBreak/>
+        <w:t>Deployment Pipeline</w:t>
+      </w:r>
+    </w:p>
+    <w:p>
+      <w:r>
+        <w:t xml:space="preserve">The ML application and libraries was packaged in a Docker image and pushed into the Docker Hub.  The image had the ML code, Python, </w:t>
+      </w:r>
+      <w:proofErr w:type="spellStart"/>
+      <w:r>
+        <w:t>PyTorch</w:t>
+      </w:r>
+      <w:proofErr w:type="spellEnd"/>
+      <w:r>
+        <w:t xml:space="preserve">.  The </w:t>
+      </w:r>
+      <w:r>
+        <w:t>image was built using the following:</w:t>
+      </w:r>
+    </w:p>
+    <w:p>
+      <w:pPr>
+        <w:rPr>
+          <w:color w:val="000000" w:themeColor="text1"/>
+        </w:rPr>
+      </w:pPr>
+      <w:r>
+        <w:rPr>
+          <w:color w:val="000000" w:themeColor="text1"/>
+        </w:rPr>
+        <w:t xml:space="preserve">docker </w:t>
+      </w:r>
+      <w:proofErr w:type="spellStart"/>
+      <w:r>
+        <w:rPr>
+          <w:color w:val="000000" w:themeColor="text1"/>
+        </w:rPr>
+        <w:t>buildx</w:t>
+      </w:r>
+      <w:proofErr w:type="spellEnd"/>
+      <w:r>
+        <w:rPr>
+          <w:color w:val="000000" w:themeColor="text1"/>
+        </w:rPr>
+        <w:t xml:space="preserve"> build --platform </w:t>
+      </w:r>
+      <w:proofErr w:type="spellStart"/>
+      <w:r>
+        <w:rPr>
+          <w:color w:val="000000" w:themeColor="text1"/>
+        </w:rPr>
+        <w:t>linux</w:t>
+      </w:r>
+      <w:proofErr w:type="spellEnd"/>
+      <w:r>
+        <w:rPr>
+          <w:color w:val="000000" w:themeColor="text1"/>
+        </w:rPr>
+        <w:t>/amd64 --load \</w:t>
+      </w:r>
+    </w:p>
+    <w:p>
+      <w:pPr>
+        <w:rPr>
+          <w:color w:val="000000" w:themeColor="text1"/>
+        </w:rPr>
+      </w:pPr>
+      <w:r>
+        <w:rPr>
+          <w:color w:val="000000" w:themeColor="text1"/>
+        </w:rPr>
+        <w:t xml:space="preserve">  -t </w:t>
+      </w:r>
+      <w:proofErr w:type="spellStart"/>
+      <w:r>
+        <w:rPr>
+          <w:color w:val="000000" w:themeColor="text1"/>
+        </w:rPr>
+        <w:t>jackdo</w:t>
+      </w:r>
+      <w:proofErr w:type="spellEnd"/>
+      <w:r>
+        <w:rPr>
+          <w:color w:val="000000" w:themeColor="text1"/>
+        </w:rPr>
+        <w:t>/cpsc488-higgs:1.</w:t>
       </w:r>
       <w:proofErr w:type="gramStart"/>
       <w:r>
         <w:rPr>
-          <w:rFonts w:ascii="Times New Roman" w:eastAsia="Times New Roman" w:hAnsi="Times New Roman" w:cs="Times New Roman"/>
-          <w:color w:val="000000"/>
-          <w:kern w:val="0"/>
-          <w:sz w:val="27"/>
-          <w:szCs w:val="27"/>
-          <w14:ligatures w14:val="none"/>
-        </w:rPr>
-        <w:t>2,\</w:t>
-      </w:r>
+          <w:color w:val="000000" w:themeColor="text1"/>
+        </w:rPr>
+        <w:t>0 .</w:t>
+      </w:r>
+      <w:proofErr w:type="gramEnd"/>
+    </w:p>
+    <w:p>
+      <w:pPr>
+        <w:rPr>
+          <w:color w:val="000000" w:themeColor="text1"/>
+        </w:rPr>
+      </w:pPr>
+      <w:r>
+        <w:rPr>
+          <w:color w:val="000000" w:themeColor="text1"/>
+        </w:rPr>
+        <w:t>We then used a Kubernetes YAML to create a job on the Nautilus cluster using the following:</w:t>
+      </w:r>
+    </w:p>
+    <w:p>
+      <w:pPr>
+        <w:rPr>
+          <w:color w:val="000000" w:themeColor="text1"/>
+        </w:rPr>
+      </w:pPr>
       <w:proofErr w:type="spellStart"/>
       <w:r>
         <w:rPr>
-          <w:rFonts w:ascii="Times New Roman" w:eastAsia="Times New Roman" w:hAnsi="Times New Roman" w:cs="Times New Roman"/>
-          <w:color w:val="000000"/>
-          <w:kern w:val="0"/>
-          <w:sz w:val="27"/>
-          <w:szCs w:val="27"/>
-          <w14:ligatures w14:val="none"/>
-        </w:rPr>
-        <w:t>ldots,x</w:t>
+          <w:color w:val="000000" w:themeColor="text1"/>
+        </w:rPr>
+        <w:t>Kubectl</w:t>
       </w:r>
       <w:proofErr w:type="spellEnd"/>
       <w:r>
         <w:rPr>
-          <w:rFonts w:ascii="Times New Roman" w:eastAsia="Times New Roman" w:hAnsi="Times New Roman" w:cs="Times New Roman"/>
-          <w:color w:val="000000"/>
-          <w:kern w:val="0"/>
-          <w:sz w:val="27"/>
-          <w:szCs w:val="27"/>
-          <w14:ligatures w14:val="none"/>
-        </w:rPr>
-        <w:t>_{</w:t>
-      </w:r>
+          <w:color w:val="000000" w:themeColor="text1"/>
+        </w:rPr>
+        <w:t xml:space="preserve"> apply -f </w:t>
+      </w:r>
+      <w:proofErr w:type="spellStart"/>
+      <w:proofErr w:type="gramStart"/>
+      <w:r>
+        <w:rPr>
+          <w:color w:val="000000" w:themeColor="text1"/>
+        </w:rPr>
+        <w:t>deployment.yaml</w:t>
+      </w:r>
+      <w:proofErr w:type="spellEnd"/>
       <w:proofErr w:type="gramEnd"/>
-      <w:r>
-        <w:rPr>
-          <w:rFonts w:ascii="Times New Roman" w:eastAsia="Times New Roman" w:hAnsi="Times New Roman" w:cs="Times New Roman"/>
-          <w:color w:val="000000"/>
-          <w:kern w:val="0"/>
-          <w:sz w:val="27"/>
-          <w:szCs w:val="27"/>
-          <w14:ligatures w14:val="none"/>
-        </w:rPr>
-        <w:t>28}]</w:t>
-      </w:r>
-      <w:r>
-        <w:rPr>
-          <w:rFonts w:ascii="Times New Roman" w:eastAsia="Times New Roman" w:hAnsi="Times New Roman" w:cs="Times New Roman"/>
-          <w:color w:val="000000"/>
-          <w:kern w:val="0"/>
-          <w:sz w:val="27"/>
-          <w:szCs w:val="27"/>
-          <w14:ligatures w14:val="none"/>
-        </w:rPr>
-        <w:br/>
-        <w:t>]</w:t>
-      </w:r>
-    </w:p>
-    <w:p>
-      <w:pPr>
-        <w:spacing w:before="100" w:beforeAutospacing="1" w:after="100" w:afterAutospacing="1" w:line="240" w:lineRule="auto"/>
-        <w:rPr>
-          <w:rFonts w:ascii="Times New Roman" w:eastAsia="Times New Roman" w:hAnsi="Times New Roman" w:cs="Times New Roman"/>
-          <w:color w:val="000000"/>
-          <w:kern w:val="0"/>
-          <w:sz w:val="27"/>
-          <w:szCs w:val="27"/>
-          <w14:ligatures w14:val="none"/>
-        </w:rPr>
-      </w:pPr>
-      <w:r>
-        <w:rPr>
-          <w:rFonts w:ascii="Times New Roman" w:eastAsia="Times New Roman" w:hAnsi="Times New Roman" w:cs="Times New Roman"/>
-          <w:color w:val="000000"/>
-          <w:kern w:val="0"/>
-          <w:sz w:val="27"/>
-          <w:szCs w:val="27"/>
-          <w14:ligatures w14:val="none"/>
-        </w:rPr>
-        <w:t>The neural network receives these 28 values simultaneously and learns relationships among them that help distinguish signal events from background events.</w:t>
-      </w:r>
-    </w:p>
-    <w:p>
-      <w:pPr>
-        <w:spacing w:before="100" w:beforeAutospacing="1" w:after="100" w:afterAutospacing="1" w:line="240" w:lineRule="auto"/>
-        <w:rPr>
-          <w:rFonts w:ascii="Times New Roman" w:eastAsia="Times New Roman" w:hAnsi="Times New Roman" w:cs="Times New Roman"/>
-          <w:color w:val="000000"/>
-          <w:kern w:val="0"/>
-          <w:sz w:val="27"/>
-          <w:szCs w:val="27"/>
-          <w14:ligatures w14:val="none"/>
-        </w:rPr>
-      </w:pPr>
-      <w:r>
-        <w:rPr>
-          <w:rFonts w:ascii="Times New Roman" w:eastAsia="Times New Roman" w:hAnsi="Times New Roman" w:cs="Times New Roman"/>
-          <w:color w:val="000000"/>
-          <w:kern w:val="0"/>
-          <w:sz w:val="27"/>
-          <w:szCs w:val="27"/>
-          <w14:ligatures w14:val="none"/>
-        </w:rPr>
-        <w:t>For this assignment, the first </w:t>
-      </w:r>
-      <w:r>
-        <w:rPr>
-          <w:rFonts w:ascii="Times New Roman" w:eastAsia="Times New Roman" w:hAnsi="Times New Roman" w:cs="Times New Roman"/>
-          <w:b/>
-          <w:bCs/>
-          <w:color w:val="000000"/>
-          <w:kern w:val="0"/>
-          <w:sz w:val="27"/>
-          <w:szCs w:val="27"/>
-          <w14:ligatures w14:val="none"/>
-        </w:rPr>
-        <w:t>10,000,000 events</w:t>
-      </w:r>
-      <w:r>
-        <w:rPr>
-          <w:rFonts w:ascii="Times New Roman" w:eastAsia="Times New Roman" w:hAnsi="Times New Roman" w:cs="Times New Roman"/>
-          <w:color w:val="000000"/>
-          <w:kern w:val="0"/>
-          <w:sz w:val="27"/>
-          <w:szCs w:val="27"/>
-          <w14:ligatures w14:val="none"/>
-        </w:rPr>
-        <w:t> are used to train the model and the remaining </w:t>
-      </w:r>
-      <w:r>
-        <w:rPr>
-          <w:rFonts w:ascii="Times New Roman" w:eastAsia="Times New Roman" w:hAnsi="Times New Roman" w:cs="Times New Roman"/>
-          <w:b/>
-          <w:bCs/>
-          <w:color w:val="000000"/>
-          <w:kern w:val="0"/>
-          <w:sz w:val="27"/>
-          <w:szCs w:val="27"/>
-          <w14:ligatures w14:val="none"/>
-        </w:rPr>
-        <w:t>1,000,000 events</w:t>
-      </w:r>
-      <w:r>
-        <w:rPr>
-          <w:rFonts w:ascii="Times New Roman" w:eastAsia="Times New Roman" w:hAnsi="Times New Roman" w:cs="Times New Roman"/>
-          <w:color w:val="000000"/>
-          <w:kern w:val="0"/>
-          <w:sz w:val="27"/>
-          <w:szCs w:val="27"/>
-          <w14:ligatures w14:val="none"/>
-        </w:rPr>
-        <w:t> are used as an independent test set. The large training set allows the network to repeatedly adjust its internal weights based on many examples of both classes.</w:t>
-      </w:r>
-    </w:p>
-    <w:p>
-      <w:pPr>
-        <w:spacing w:before="100" w:beforeAutospacing="1" w:after="100" w:afterAutospacing="1" w:line="240" w:lineRule="auto"/>
-        <w:outlineLvl w:val="2"/>
-        <w:rPr>
-          <w:rFonts w:ascii="Times New Roman" w:eastAsia="Times New Roman" w:hAnsi="Times New Roman" w:cs="Times New Roman"/>
-          <w:b/>
-          <w:bCs/>
-          <w:color w:val="000000"/>
-          <w:kern w:val="0"/>
-          <w:sz w:val="27"/>
-          <w:szCs w:val="27"/>
-          <w14:ligatures w14:val="none"/>
-        </w:rPr>
-      </w:pPr>
-      <w:r>
-        <w:rPr>
-          <w:rFonts w:ascii="Times New Roman" w:eastAsia="Times New Roman" w:hAnsi="Times New Roman" w:cs="Times New Roman"/>
-          <w:b/>
-          <w:bCs/>
-          <w:color w:val="000000"/>
-          <w:kern w:val="0"/>
-          <w:sz w:val="27"/>
-          <w:szCs w:val="27"/>
-          <w14:ligatures w14:val="none"/>
-        </w:rPr>
-        <w:t>Multilayer Perceptron Architecture</w:t>
-      </w:r>
-    </w:p>
-    <w:p>
-      <w:pPr>
-        <w:spacing w:before="100" w:beforeAutospacing="1" w:after="100" w:afterAutospacing="1" w:line="240" w:lineRule="auto"/>
-        <w:rPr>
-          <w:rFonts w:ascii="Times New Roman" w:eastAsia="Times New Roman" w:hAnsi="Times New Roman" w:cs="Times New Roman"/>
-          <w:color w:val="000000"/>
-          <w:kern w:val="0"/>
-          <w:sz w:val="27"/>
-          <w:szCs w:val="27"/>
-          <w14:ligatures w14:val="none"/>
-        </w:rPr>
-      </w:pPr>
-      <w:r>
-        <w:rPr>
-          <w:rFonts w:ascii="Times New Roman" w:eastAsia="Times New Roman" w:hAnsi="Times New Roman" w:cs="Times New Roman"/>
-          <w:color w:val="000000"/>
-          <w:kern w:val="0"/>
-          <w:sz w:val="27"/>
-          <w:szCs w:val="27"/>
-          <w14:ligatures w14:val="none"/>
-        </w:rPr>
-        <w:t>The classifier is implemented as a </w:t>
-      </w:r>
-      <w:r>
-        <w:rPr>
-          <w:rFonts w:ascii="Times New Roman" w:eastAsia="Times New Roman" w:hAnsi="Times New Roman" w:cs="Times New Roman"/>
-          <w:b/>
-          <w:bCs/>
-          <w:color w:val="000000"/>
-          <w:kern w:val="0"/>
-          <w:sz w:val="27"/>
-          <w:szCs w:val="27"/>
-          <w14:ligatures w14:val="none"/>
-        </w:rPr>
-        <w:t>Multilayer Perceptron (MLP)</w:t>
-      </w:r>
-      <w:r>
-        <w:rPr>
-          <w:rFonts w:ascii="Times New Roman" w:eastAsia="Times New Roman" w:hAnsi="Times New Roman" w:cs="Times New Roman"/>
-          <w:color w:val="000000"/>
-          <w:kern w:val="0"/>
-          <w:sz w:val="27"/>
-          <w:szCs w:val="27"/>
-          <w14:ligatures w14:val="none"/>
-        </w:rPr>
-        <w:t> with the following structure:</w:t>
-      </w:r>
-    </w:p>
-    <w:p>
-      <w:pPr>
-        <w:spacing w:before="100" w:beforeAutospacing="1" w:after="100" w:afterAutospacing="1" w:line="240" w:lineRule="auto"/>
-        <w:rPr>
-          <w:rFonts w:ascii="Times New Roman" w:eastAsia="Times New Roman" w:hAnsi="Times New Roman" w:cs="Times New Roman"/>
-          <w:color w:val="000000"/>
-          <w:kern w:val="0"/>
-          <w:sz w:val="27"/>
-          <w:szCs w:val="27"/>
-          <w14:ligatures w14:val="none"/>
-        </w:rPr>
-      </w:pPr>
-      <w:r>
-        <w:rPr>
-          <w:rFonts w:ascii="Times New Roman" w:eastAsia="Times New Roman" w:hAnsi="Times New Roman" w:cs="Times New Roman"/>
-          <w:b/>
-          <w:bCs/>
-          <w:color w:val="000000"/>
-          <w:kern w:val="0"/>
-          <w:sz w:val="27"/>
-          <w:szCs w:val="27"/>
-          <w14:ligatures w14:val="none"/>
-        </w:rPr>
-        <w:t>28 input features → 300 neurons → 300 neurons → 100 neurons → 1 output</w:t>
-      </w:r>
-    </w:p>
-    <w:p>
-      <w:pPr>
-        <w:spacing w:before="100" w:beforeAutospacing="1" w:after="100" w:afterAutospacing="1" w:line="240" w:lineRule="auto"/>
-        <w:rPr>
-          <w:rFonts w:ascii="Times New Roman" w:eastAsia="Times New Roman" w:hAnsi="Times New Roman" w:cs="Times New Roman"/>
-          <w:color w:val="000000"/>
-          <w:kern w:val="0"/>
-          <w:sz w:val="27"/>
-          <w:szCs w:val="27"/>
-          <w14:ligatures w14:val="none"/>
-        </w:rPr>
-      </w:pPr>
-      <w:r>
-        <w:rPr>
-          <w:rFonts w:ascii="Times New Roman" w:eastAsia="Times New Roman" w:hAnsi="Times New Roman" w:cs="Times New Roman"/>
-          <w:color w:val="000000"/>
-          <w:kern w:val="0"/>
-          <w:sz w:val="27"/>
-          <w:szCs w:val="27"/>
-          <w14:ligatures w14:val="none"/>
-        </w:rPr>
-        <w:t>The 28 input values are first provided to a hidden layer containing 300 neurons. Each neuron computes a weighted combination of the input values and applies a </w:t>
+    </w:p>
+    <w:p>
+      <w:pPr>
+        <w:rPr>
+          <w:color w:val="000000" w:themeColor="text1"/>
+        </w:rPr>
+      </w:pPr>
+      <w:r>
+        <w:rPr>
+          <w:color w:val="000000" w:themeColor="text1"/>
+        </w:rPr>
+        <w:t xml:space="preserve">We then used </w:t>
       </w:r>
       <w:proofErr w:type="spellStart"/>
       <w:r>
         <w:rPr>
-          <w:rFonts w:ascii="Times New Roman" w:eastAsia="Times New Roman" w:hAnsi="Times New Roman" w:cs="Times New Roman"/>
-          <w:b/>
-          <w:bCs/>
-          <w:color w:val="000000"/>
-          <w:kern w:val="0"/>
-          <w:sz w:val="27"/>
-          <w:szCs w:val="27"/>
-          <w14:ligatures w14:val="none"/>
-        </w:rPr>
-        <w:t>ReLU</w:t>
+          <w:color w:val="000000" w:themeColor="text1"/>
+        </w:rPr>
+        <w:t>kubectl</w:t>
       </w:r>
       <w:proofErr w:type="spellEnd"/>
       <w:r>
         <w:rPr>
-          <w:rFonts w:ascii="Times New Roman" w:eastAsia="Times New Roman" w:hAnsi="Times New Roman" w:cs="Times New Roman"/>
-          <w:b/>
-          <w:bCs/>
-          <w:color w:val="000000"/>
-          <w:kern w:val="0"/>
-          <w:sz w:val="27"/>
-          <w:szCs w:val="27"/>
-          <w14:ligatures w14:val="none"/>
-        </w:rPr>
-        <w:t xml:space="preserve"> activation function</w:t>
-      </w:r>
-      <w:r>
-        <w:rPr>
-          <w:rFonts w:ascii="Times New Roman" w:eastAsia="Times New Roman" w:hAnsi="Times New Roman" w:cs="Times New Roman"/>
-          <w:color w:val="000000"/>
-          <w:kern w:val="0"/>
-          <w:sz w:val="27"/>
-          <w:szCs w:val="27"/>
-          <w14:ligatures w14:val="none"/>
-        </w:rPr>
-        <w:t>. The resulting representation is passed through a second 300-neuron layer and then through a 100-neuron layer.</w:t>
-      </w:r>
-    </w:p>
-    <w:p>
-      <w:pPr>
-        <w:spacing w:before="100" w:beforeAutospacing="1" w:after="100" w:afterAutospacing="1" w:line="240" w:lineRule="auto"/>
-        <w:rPr>
-          <w:rFonts w:ascii="Times New Roman" w:eastAsia="Times New Roman" w:hAnsi="Times New Roman" w:cs="Times New Roman"/>
-          <w:color w:val="000000"/>
-          <w:kern w:val="0"/>
-          <w:sz w:val="27"/>
-          <w:szCs w:val="27"/>
-          <w14:ligatures w14:val="none"/>
-        </w:rPr>
-      </w:pPr>
-      <w:r>
-        <w:rPr>
-          <w:rFonts w:ascii="Times New Roman" w:eastAsia="Times New Roman" w:hAnsi="Times New Roman" w:cs="Times New Roman"/>
-          <w:color w:val="000000"/>
-          <w:kern w:val="0"/>
-          <w:sz w:val="27"/>
-          <w:szCs w:val="27"/>
-          <w14:ligatures w14:val="none"/>
+          <w:color w:val="000000" w:themeColor="text1"/>
+        </w:rPr>
+        <w:t xml:space="preserve"> logs to get the log files.</w:t>
+      </w:r>
+    </w:p>
+    <w:p>
+      <w:pPr>
+        <w:rPr>
+          <w:color w:val="000000" w:themeColor="text1"/>
+        </w:rPr>
+      </w:pPr>
+      <w:r>
+        <w:rPr>
+          <w:color w:val="000000" w:themeColor="text1"/>
+        </w:rPr>
+        <w:t xml:space="preserve">One challenge encountered during deployment involved persistent storage. A Kubernetes </w:t>
+      </w:r>
+      <w:proofErr w:type="spellStart"/>
+      <w:r>
+        <w:rPr>
+          <w:color w:val="000000" w:themeColor="text1"/>
+        </w:rPr>
+        <w:t>PersistentVolumeClaim</w:t>
+      </w:r>
+      <w:proofErr w:type="spellEnd"/>
+      <w:r>
+        <w:rPr>
+          <w:color w:val="000000" w:themeColor="text1"/>
+        </w:rPr>
+        <w:t xml:space="preserve"> remained in the Pending state, preventing the expected storage resource from becoming available. Rather than treating this as an application or MLP failure, the workflow was adjusted so that the required data could be made available to the workload through the working environment.</w:t>
+      </w:r>
+    </w:p>
+    <w:p/>
+    <w:p>
+      <w:pPr>
+        <w:rPr>
+          <w:b/>
+          <w:bCs/>
+        </w:rPr>
+      </w:pPr>
+      <w:r>
+        <w:rPr>
+          <w:b/>
+          <w:bCs/>
+        </w:rPr>
+        <w:br w:type="page"/>
+      </w:r>
+    </w:p>
+    <w:p>
+      <w:pPr>
+        <w:rPr>
+          <w:b/>
+          <w:bCs/>
+        </w:rPr>
+      </w:pPr>
+      <w:r>
+        <w:rPr>
+          <w:b/>
+          <w:bCs/>
         </w:rPr>
         <w:lastRenderedPageBreak/>
-        <w:t>These hidden layers allow the network to learn increasingly useful combinations of the original particle-event measurements rather than relying on any single feature by itself.</w:t>
-      </w:r>
-    </w:p>
-    <w:p>
-      <w:pPr>
-        <w:spacing w:before="100" w:beforeAutospacing="1" w:after="100" w:afterAutospacing="1" w:line="240" w:lineRule="auto"/>
-        <w:rPr>
-          <w:rFonts w:ascii="Times New Roman" w:eastAsia="Times New Roman" w:hAnsi="Times New Roman" w:cs="Times New Roman"/>
-          <w:color w:val="000000"/>
-          <w:kern w:val="0"/>
-          <w:sz w:val="27"/>
-          <w:szCs w:val="27"/>
-          <w14:ligatures w14:val="none"/>
-        </w:rPr>
-      </w:pPr>
-      <w:r>
-        <w:rPr>
-          <w:rFonts w:ascii="Times New Roman" w:eastAsia="Times New Roman" w:hAnsi="Times New Roman" w:cs="Times New Roman"/>
-          <w:color w:val="000000"/>
-          <w:kern w:val="0"/>
-          <w:sz w:val="27"/>
-          <w:szCs w:val="27"/>
-          <w14:ligatures w14:val="none"/>
-        </w:rPr>
-        <w:t>The final layer contains only one neuron. Instead of directly producing a class such as “Higgs” or “background,” it produces a numerical value called a </w:t>
-      </w:r>
-      <w:r>
-        <w:rPr>
-          <w:rFonts w:ascii="Times New Roman" w:eastAsia="Times New Roman" w:hAnsi="Times New Roman" w:cs="Times New Roman"/>
-          <w:b/>
-          <w:bCs/>
-          <w:color w:val="000000"/>
-          <w:kern w:val="0"/>
-          <w:sz w:val="27"/>
-          <w:szCs w:val="27"/>
-          <w14:ligatures w14:val="none"/>
-        </w:rPr>
-        <w:t>logit</w:t>
-      </w:r>
-      <w:r>
-        <w:rPr>
-          <w:rFonts w:ascii="Times New Roman" w:eastAsia="Times New Roman" w:hAnsi="Times New Roman" w:cs="Times New Roman"/>
-          <w:color w:val="000000"/>
-          <w:kern w:val="0"/>
-          <w:sz w:val="27"/>
-          <w:szCs w:val="27"/>
-          <w14:ligatures w14:val="none"/>
-        </w:rPr>
-        <w:t>. During inference, a sigmoid function converts this logit into a value between 0 and 1:</w:t>
-      </w:r>
-    </w:p>
-    <w:p>
-      <w:pPr>
-        <w:spacing w:before="100" w:beforeAutospacing="1" w:after="100" w:afterAutospacing="1" w:line="240" w:lineRule="auto"/>
-        <w:rPr>
-          <w:rFonts w:ascii="Times New Roman" w:eastAsia="Times New Roman" w:hAnsi="Times New Roman" w:cs="Times New Roman"/>
-          <w:color w:val="000000"/>
-          <w:kern w:val="0"/>
-          <w:sz w:val="27"/>
-          <w:szCs w:val="27"/>
-          <w14:ligatures w14:val="none"/>
-        </w:rPr>
-      </w:pPr>
-      <w:r>
-        <w:rPr>
-          <w:rFonts w:ascii="Times New Roman" w:eastAsia="Times New Roman" w:hAnsi="Times New Roman" w:cs="Times New Roman"/>
-          <w:color w:val="000000"/>
-          <w:kern w:val="0"/>
-          <w:sz w:val="27"/>
-          <w:szCs w:val="27"/>
-          <w14:ligatures w14:val="none"/>
-        </w:rPr>
-        <w:t>[</w:t>
-      </w:r>
-      <w:r>
-        <w:rPr>
-          <w:rFonts w:ascii="Times New Roman" w:eastAsia="Times New Roman" w:hAnsi="Times New Roman" w:cs="Times New Roman"/>
-          <w:color w:val="000000"/>
-          <w:kern w:val="0"/>
-          <w:sz w:val="27"/>
-          <w:szCs w:val="27"/>
-          <w14:ligatures w14:val="none"/>
-        </w:rPr>
-        <w:br/>
-        <w:t>p = \sigma(z)</w:t>
-      </w:r>
-      <w:r>
-        <w:rPr>
-          <w:rFonts w:ascii="Times New Roman" w:eastAsia="Times New Roman" w:hAnsi="Times New Roman" w:cs="Times New Roman"/>
-          <w:color w:val="000000"/>
-          <w:kern w:val="0"/>
-          <w:sz w:val="27"/>
-          <w:szCs w:val="27"/>
-          <w14:ligatures w14:val="none"/>
-        </w:rPr>
-        <w:br/>
-        <w:t>]</w:t>
-      </w:r>
-    </w:p>
-    <w:p>
-      <w:pPr>
-        <w:spacing w:before="100" w:beforeAutospacing="1" w:after="100" w:afterAutospacing="1" w:line="240" w:lineRule="auto"/>
-        <w:rPr>
-          <w:rFonts w:ascii="Times New Roman" w:eastAsia="Times New Roman" w:hAnsi="Times New Roman" w:cs="Times New Roman"/>
-          <w:color w:val="000000"/>
-          <w:kern w:val="0"/>
-          <w:sz w:val="27"/>
-          <w:szCs w:val="27"/>
-          <w14:ligatures w14:val="none"/>
-        </w:rPr>
-      </w:pPr>
-    </w:p>
-    <w:p>
-      <w:pPr>
-        <w:spacing w:before="100" w:beforeAutospacing="1" w:after="100" w:afterAutospacing="1" w:line="240" w:lineRule="auto"/>
-        <w:rPr>
-          <w:rFonts w:ascii="Times New Roman" w:eastAsia="Times New Roman" w:hAnsi="Times New Roman" w:cs="Times New Roman"/>
-          <w:color w:val="000000"/>
-          <w:kern w:val="0"/>
-          <w:sz w:val="27"/>
-          <w:szCs w:val="27"/>
-          <w14:ligatures w14:val="none"/>
-        </w:rPr>
-      </w:pPr>
-      <w:r>
-        <w:rPr>
-          <w:rFonts w:ascii="Times New Roman" w:eastAsia="Times New Roman" w:hAnsi="Times New Roman" w:cs="Times New Roman"/>
-          <w:color w:val="000000"/>
-          <w:kern w:val="0"/>
-          <w:sz w:val="27"/>
-          <w:szCs w:val="27"/>
-          <w14:ligatures w14:val="none"/>
-        </w:rPr>
-        <w:t>This value can be interpreted as the model's estimated probability for the positive class. A threshold of 0.5 is then used to convert the probability into a binary prediction.</w:t>
-      </w:r>
-    </w:p>
-    <w:p>
-      <w:pPr>
-        <w:spacing w:before="100" w:beforeAutospacing="1" w:after="100" w:afterAutospacing="1" w:line="240" w:lineRule="auto"/>
-        <w:rPr>
-          <w:rFonts w:ascii="Times New Roman" w:eastAsia="Times New Roman" w:hAnsi="Times New Roman" w:cs="Times New Roman"/>
-          <w:color w:val="000000"/>
-          <w:kern w:val="0"/>
-          <w:sz w:val="27"/>
-          <w:szCs w:val="27"/>
-          <w14:ligatures w14:val="none"/>
-        </w:rPr>
-      </w:pPr>
-      <w:r>
-        <w:rPr>
-          <w:rFonts w:ascii="Times New Roman" w:eastAsia="Times New Roman" w:hAnsi="Times New Roman" w:cs="Times New Roman"/>
-          <w:color w:val="000000"/>
-          <w:kern w:val="0"/>
-          <w:sz w:val="27"/>
-          <w:szCs w:val="27"/>
-          <w14:ligatures w14:val="none"/>
-        </w:rPr>
-        <w:t>Conceptually, the complete processing path is therefore:</w:t>
-      </w:r>
-    </w:p>
-    <w:p>
-      <w:pPr>
-        <w:spacing w:before="100" w:beforeAutospacing="1" w:after="100" w:afterAutospacing="1" w:line="240" w:lineRule="auto"/>
-        <w:rPr>
-          <w:rFonts w:ascii="Times New Roman" w:eastAsia="Times New Roman" w:hAnsi="Times New Roman" w:cs="Times New Roman"/>
-          <w:color w:val="000000"/>
-          <w:kern w:val="0"/>
-          <w:sz w:val="27"/>
-          <w:szCs w:val="27"/>
-          <w14:ligatures w14:val="none"/>
-        </w:rPr>
-      </w:pPr>
-      <w:r>
-        <w:rPr>
-          <w:rFonts w:ascii="Times New Roman" w:eastAsia="Times New Roman" w:hAnsi="Times New Roman" w:cs="Times New Roman"/>
-          <w:b/>
-          <w:bCs/>
-          <w:color w:val="000000"/>
-          <w:kern w:val="0"/>
-          <w:sz w:val="27"/>
-          <w:szCs w:val="27"/>
-          <w14:ligatures w14:val="none"/>
-        </w:rPr>
-        <w:t>Simulated collision event → 28 numerical measurements → MLP → logit → probability → Higgs/background classification</w:t>
-      </w:r>
-    </w:p>
-    <w:p>
-      <w:pPr>
-        <w:spacing w:before="100" w:beforeAutospacing="1" w:after="100" w:afterAutospacing="1" w:line="240" w:lineRule="auto"/>
-        <w:rPr>
-          <w:rFonts w:ascii="Times New Roman" w:eastAsia="Times New Roman" w:hAnsi="Times New Roman" w:cs="Times New Roman"/>
-          <w:color w:val="000000"/>
-          <w:kern w:val="0"/>
-          <w:sz w:val="27"/>
-          <w:szCs w:val="27"/>
-          <w14:ligatures w14:val="none"/>
-        </w:rPr>
-      </w:pPr>
-      <w:r>
-        <w:rPr>
-          <w:rFonts w:ascii="Times New Roman" w:eastAsia="Times New Roman" w:hAnsi="Times New Roman" w:cs="Times New Roman"/>
-          <w:color w:val="000000"/>
-          <w:kern w:val="0"/>
-          <w:sz w:val="27"/>
-          <w:szCs w:val="27"/>
-          <w14:ligatures w14:val="none"/>
-        </w:rPr>
-        <w:t>During training, the predicted output is compared with the known class label using </w:t>
-      </w:r>
-      <w:r>
-        <w:rPr>
-          <w:rFonts w:ascii="Times New Roman" w:eastAsia="Times New Roman" w:hAnsi="Times New Roman" w:cs="Times New Roman"/>
-          <w:b/>
-          <w:bCs/>
-          <w:color w:val="000000"/>
-          <w:kern w:val="0"/>
-          <w:sz w:val="27"/>
-          <w:szCs w:val="27"/>
-          <w14:ligatures w14:val="none"/>
-        </w:rPr>
-        <w:t>binary cross-entropy with logits</w:t>
-      </w:r>
-      <w:r>
-        <w:rPr>
-          <w:rFonts w:ascii="Times New Roman" w:eastAsia="Times New Roman" w:hAnsi="Times New Roman" w:cs="Times New Roman"/>
-          <w:color w:val="000000"/>
-          <w:kern w:val="0"/>
-          <w:sz w:val="27"/>
-          <w:szCs w:val="27"/>
-          <w14:ligatures w14:val="none"/>
-        </w:rPr>
-        <w:t>. The Adam optimizer then adjusts the network's weights to reduce the classification error. This process is repeated across the training dataset for five epochs.</w:t>
-      </w:r>
-    </w:p>
-    <w:p>
-      <w:pPr>
-        <w:spacing w:before="100" w:beforeAutospacing="1" w:after="100" w:afterAutospacing="1" w:line="240" w:lineRule="auto"/>
-        <w:rPr>
-          <w:rFonts w:ascii="Times New Roman" w:eastAsia="Times New Roman" w:hAnsi="Times New Roman" w:cs="Times New Roman"/>
-          <w:color w:val="000000"/>
-          <w:kern w:val="0"/>
-          <w:sz w:val="27"/>
-          <w:szCs w:val="27"/>
-          <w14:ligatures w14:val="none"/>
-        </w:rPr>
-      </w:pPr>
-      <w:r>
-        <w:rPr>
-          <w:rFonts w:ascii="Times New Roman" w:eastAsia="Times New Roman" w:hAnsi="Times New Roman" w:cs="Times New Roman"/>
-          <w:color w:val="000000"/>
-          <w:kern w:val="0"/>
-          <w:sz w:val="27"/>
-          <w:szCs w:val="27"/>
-          <w14:ligatures w14:val="none"/>
-        </w:rPr>
-        <w:t>The purpose of the MLP is therefore not to simulate the physics itself. The physical simulation has already produced the dataset. Instead, the network learns a numerical decision function that recognizes patterns within the 28 event features that are associated with Higgs signal events versus background events.</w:t>
+        <w:t>Benchmark CPU vs GPU Execution</w:t>
+      </w:r>
+    </w:p>
+    <w:p>
+      <w:pPr>
+        <w:rPr>
+          <w:b/>
+          <w:bCs/>
+        </w:rPr>
+      </w:pPr>
+      <w:r>
+        <w:rPr>
+          <w:b/>
+          <w:bCs/>
+        </w:rPr>
+        <w:drawing>
+          <wp:inline distT="0" distB="0" distL="0" distR="0" wp14:anchorId="1E8DBBF5" wp14:editId="6A44F9CC">
+            <wp:extent cx="5943600" cy="2240915"/>
+            <wp:effectExtent l="0" t="0" r="0" b="0"/>
+            <wp:docPr id="1320338530" name="Picture 1"/>
+            <wp:cNvGraphicFramePr>
+              <a:graphicFrameLocks xmlns:a="http://schemas.openxmlformats.org/drawingml/2006/main" noChangeAspect="1"/>
+            </wp:cNvGraphicFramePr>
+            <a:graphic xmlns:a="http://schemas.openxmlformats.org/drawingml/2006/main">
+              <a:graphicData uri="http://schemas.openxmlformats.org/drawingml/2006/picture">
+                <pic:pic xmlns:pic="http://schemas.openxmlformats.org/drawingml/2006/picture">
+                  <pic:nvPicPr>
+                    <pic:cNvPr id="1320338530" name=""/>
+                    <pic:cNvPicPr/>
+                  </pic:nvPicPr>
+                  <pic:blipFill>
+                    <a:blip r:embed="rId4"/>
+                    <a:stretch>
+                      <a:fillRect/>
+                    </a:stretch>
+                  </pic:blipFill>
+                  <pic:spPr>
+                    <a:xfrm>
+                      <a:off x="0" y="0"/>
+                      <a:ext cx="5943600" cy="2240915"/>
+                    </a:xfrm>
+                    <a:prstGeom prst="rect">
+                      <a:avLst/>
+                    </a:prstGeom>
+                  </pic:spPr>
+                </pic:pic>
+              </a:graphicData>
+            </a:graphic>
+          </wp:inline>
+        </w:drawing>
+      </w:r>
+    </w:p>
+    <w:p>
+      <w:r>
+        <w:t>GPU was faster with the major speedup being in the training.</w:t>
+      </w:r>
+    </w:p>
+    <w:p>
+      <w:r>
+        <w:t>The overall speedup is:</w:t>
+      </w:r>
+    </w:p>
+    <w:p>
+      <w:r>
+        <w:tab/>
+      </w:r>
+      <m:oMath>
+        <m:r>
+          <w:rPr>
+            <w:rFonts w:ascii="Cambria Math" w:hAnsi="Cambria Math"/>
+          </w:rPr>
+          <m:t>Speedup=</m:t>
+        </m:r>
+        <m:f>
+          <m:fPr>
+            <m:ctrlPr>
+              <w:rPr>
+                <w:rFonts w:ascii="Cambria Math" w:hAnsi="Cambria Math"/>
+                <w:i/>
+              </w:rPr>
+            </m:ctrlPr>
+          </m:fPr>
+          <m:num>
+            <m:sSub>
+              <m:sSubPr>
+                <m:ctrlPr>
+                  <w:rPr>
+                    <w:rFonts w:ascii="Cambria Math" w:hAnsi="Cambria Math"/>
+                    <w:i/>
+                  </w:rPr>
+                </m:ctrlPr>
+              </m:sSubPr>
+              <m:e>
+                <m:r>
+                  <w:rPr>
+                    <w:rFonts w:ascii="Cambria Math" w:hAnsi="Cambria Math"/>
+                  </w:rPr>
+                  <m:t>T</m:t>
+                </m:r>
+              </m:e>
+              <m:sub>
+                <m:r>
+                  <w:rPr>
+                    <w:rFonts w:ascii="Cambria Math" w:hAnsi="Cambria Math"/>
+                  </w:rPr>
+                  <m:t>cpu</m:t>
+                </m:r>
+              </m:sub>
+            </m:sSub>
+          </m:num>
+          <m:den>
+            <m:sSub>
+              <m:sSubPr>
+                <m:ctrlPr>
+                  <w:rPr>
+                    <w:rFonts w:ascii="Cambria Math" w:hAnsi="Cambria Math"/>
+                    <w:i/>
+                  </w:rPr>
+                </m:ctrlPr>
+              </m:sSubPr>
+              <m:e>
+                <m:r>
+                  <w:rPr>
+                    <w:rFonts w:ascii="Cambria Math" w:hAnsi="Cambria Math"/>
+                  </w:rPr>
+                  <m:t>T</m:t>
+                </m:r>
+              </m:e>
+              <m:sub>
+                <m:r>
+                  <w:rPr>
+                    <w:rFonts w:ascii="Cambria Math" w:hAnsi="Cambria Math"/>
+                  </w:rPr>
+                  <m:t>gpu</m:t>
+                </m:r>
+              </m:sub>
+            </m:sSub>
+          </m:den>
+        </m:f>
+        <m:r>
+          <w:rPr>
+            <w:rFonts w:ascii="Cambria Math" w:hAnsi="Cambria Math"/>
+          </w:rPr>
+          <m:t xml:space="preserve">= </m:t>
+        </m:r>
+        <m:f>
+          <m:fPr>
+            <m:ctrlPr>
+              <w:rPr>
+                <w:rFonts w:ascii="Cambria Math" w:hAnsi="Cambria Math"/>
+                <w:i/>
+              </w:rPr>
+            </m:ctrlPr>
+          </m:fPr>
+          <m:num>
+            <m:r>
+              <w:rPr>
+                <w:rFonts w:ascii="Cambria Math" w:hAnsi="Cambria Math"/>
+              </w:rPr>
+              <m:t>987.20</m:t>
+            </m:r>
+          </m:num>
+          <m:den>
+            <m:r>
+              <w:rPr>
+                <w:rFonts w:ascii="Cambria Math" w:hAnsi="Cambria Math"/>
+              </w:rPr>
+              <m:t>774.77</m:t>
+            </m:r>
+          </m:den>
+        </m:f>
+        <m:r>
+          <w:rPr>
+            <w:rFonts w:ascii="Cambria Math" w:hAnsi="Cambria Math"/>
+          </w:rPr>
+          <m:t>≈1.27x</m:t>
+        </m:r>
+      </m:oMath>
+    </w:p>
+    <w:p>
+      <w:r>
+        <w:t>Since training was where the main benefit was:</w:t>
+      </w:r>
+    </w:p>
+    <w:p>
+      <w:pPr>
+        <w:rPr>
+          <w:rFonts w:eastAsiaTheme="minorEastAsia"/>
+        </w:rPr>
+      </w:pPr>
+      <w:r>
+        <w:tab/>
+      </w:r>
+      <m:oMath>
+        <m:sSub>
+          <m:sSubPr>
+            <m:ctrlPr>
+              <w:rPr>
+                <w:rFonts w:ascii="Cambria Math" w:hAnsi="Cambria Math"/>
+                <w:i/>
+              </w:rPr>
+            </m:ctrlPr>
+          </m:sSubPr>
+          <m:e>
+            <m:r>
+              <w:rPr>
+                <w:rFonts w:ascii="Cambria Math" w:hAnsi="Cambria Math"/>
+              </w:rPr>
+              <m:t>Speedup</m:t>
+            </m:r>
+          </m:e>
+          <m:sub>
+            <m:r>
+              <w:rPr>
+                <w:rFonts w:ascii="Cambria Math" w:hAnsi="Cambria Math"/>
+              </w:rPr>
+              <m:t>Training</m:t>
+            </m:r>
+          </m:sub>
+        </m:sSub>
+        <m:r>
+          <w:rPr>
+            <w:rFonts w:ascii="Cambria Math" w:hAnsi="Cambria Math"/>
+          </w:rPr>
+          <m:t xml:space="preserve">= </m:t>
+        </m:r>
+        <m:f>
+          <m:fPr>
+            <m:ctrlPr>
+              <w:rPr>
+                <w:rFonts w:ascii="Cambria Math" w:hAnsi="Cambria Math"/>
+                <w:i/>
+              </w:rPr>
+            </m:ctrlPr>
+          </m:fPr>
+          <m:num>
+            <m:sSub>
+              <m:sSubPr>
+                <m:ctrlPr>
+                  <w:rPr>
+                    <w:rFonts w:ascii="Cambria Math" w:hAnsi="Cambria Math"/>
+                    <w:i/>
+                  </w:rPr>
+                </m:ctrlPr>
+              </m:sSubPr>
+              <m:e>
+                <m:r>
+                  <w:rPr>
+                    <w:rFonts w:ascii="Cambria Math" w:hAnsi="Cambria Math"/>
+                  </w:rPr>
+                  <m:t>T</m:t>
+                </m:r>
+              </m:e>
+              <m:sub>
+                <m:r>
+                  <w:rPr>
+                    <w:rFonts w:ascii="Cambria Math" w:hAnsi="Cambria Math"/>
+                  </w:rPr>
+                  <m:t>cpu</m:t>
+                </m:r>
+              </m:sub>
+            </m:sSub>
+          </m:num>
+          <m:den>
+            <m:sSub>
+              <m:sSubPr>
+                <m:ctrlPr>
+                  <w:rPr>
+                    <w:rFonts w:ascii="Cambria Math" w:hAnsi="Cambria Math"/>
+                    <w:i/>
+                  </w:rPr>
+                </m:ctrlPr>
+              </m:sSubPr>
+              <m:e>
+                <m:r>
+                  <w:rPr>
+                    <w:rFonts w:ascii="Cambria Math" w:hAnsi="Cambria Math"/>
+                  </w:rPr>
+                  <m:t>T</m:t>
+                </m:r>
+              </m:e>
+              <m:sub>
+                <m:r>
+                  <w:rPr>
+                    <w:rFonts w:ascii="Cambria Math" w:hAnsi="Cambria Math"/>
+                  </w:rPr>
+                  <m:t>gpu</m:t>
+                </m:r>
+              </m:sub>
+            </m:sSub>
+          </m:den>
+        </m:f>
+        <m:r>
+          <w:rPr>
+            <w:rFonts w:ascii="Cambria Math" w:hAnsi="Cambria Math"/>
+          </w:rPr>
+          <m:t>=</m:t>
+        </m:r>
+        <m:r>
+          <w:rPr>
+            <w:rFonts w:ascii="Cambria Math" w:hAnsi="Cambria Math"/>
+          </w:rPr>
+          <m:t xml:space="preserve"> </m:t>
+        </m:r>
+        <m:f>
+          <m:fPr>
+            <m:ctrlPr>
+              <w:rPr>
+                <w:rFonts w:ascii="Cambria Math" w:hAnsi="Cambria Math"/>
+                <w:i/>
+              </w:rPr>
+            </m:ctrlPr>
+          </m:fPr>
+          <m:num>
+            <m:r>
+              <w:rPr>
+                <w:rFonts w:ascii="Cambria Math" w:hAnsi="Cambria Math"/>
+              </w:rPr>
+              <m:t>886.06</m:t>
+            </m:r>
+          </m:num>
+          <m:den>
+            <m:r>
+              <w:rPr>
+                <w:rFonts w:ascii="Cambria Math" w:hAnsi="Cambria Math"/>
+              </w:rPr>
+              <m:t>674.56</m:t>
+            </m:r>
+          </m:den>
+        </m:f>
+        <m:r>
+          <w:rPr>
+            <w:rFonts w:ascii="Cambria Math" w:hAnsi="Cambria Math"/>
+          </w:rPr>
+          <m:t xml:space="preserve"> ≈1.31x</m:t>
+        </m:r>
+      </m:oMath>
+    </w:p>
+    <w:p>
+      <w:pPr>
+        <w:rPr>
+          <w:rFonts w:eastAsiaTheme="minorEastAsia"/>
+        </w:rPr>
+      </w:pPr>
+    </w:p>
+    <w:p>
+      <w:pPr>
+        <w:rPr>
+          <w:rFonts w:eastAsiaTheme="minorEastAsia"/>
+        </w:rPr>
+      </w:pPr>
+      <w:r>
+        <w:rPr>
+          <w:rFonts w:eastAsiaTheme="minorEastAsia"/>
+        </w:rPr>
+        <w:t xml:space="preserve">The main bottleneck was the </w:t>
+      </w:r>
+      <w:r>
+        <w:rPr>
+          <w:rFonts w:eastAsiaTheme="minorEastAsia"/>
+          <w:b/>
+          <w:bCs/>
+        </w:rPr>
+        <w:t>model training</w:t>
+      </w:r>
+      <w:r>
+        <w:rPr>
+          <w:rFonts w:eastAsiaTheme="minorEastAsia"/>
+        </w:rPr>
+        <w:t xml:space="preserve"> which was the significant portion of the execution time.  Data loading took time also, but it was roughly the same on GPU and CPU.  </w:t>
+      </w:r>
+      <w:r>
+        <w:rPr>
+          <w:rFonts w:eastAsiaTheme="minorEastAsia"/>
+        </w:rPr>
+        <w:t>On a larger dataset, GPU speedup may be significant</w:t>
+      </w:r>
+      <w:r>
+        <w:rPr>
+          <w:rFonts w:eastAsiaTheme="minorEastAsia"/>
+        </w:rPr>
+        <w:t>.  With this dataset size, the differences were not as great.  Performance was dependent on data transfer from CPU to GPU.  That can partially explain some bottleneck.  In addition, the batch size was probably enough to take full advantage of the GPU.</w:t>
+      </w:r>
+    </w:p>
+    <w:p>
+      <w:pPr>
+        <w:rPr>
+          <w:rFonts w:eastAsiaTheme="minorEastAsia"/>
+        </w:rPr>
+      </w:pPr>
+    </w:p>
+    <w:p>
+      <w:pPr>
+        <w:rPr>
+          <w:rFonts w:eastAsiaTheme="minorEastAsia"/>
+        </w:rPr>
+      </w:pPr>
+      <w:r>
+        <w:rPr>
+          <w:rFonts w:eastAsiaTheme="minorEastAsia"/>
+        </w:rPr>
+        <w:br w:type="page"/>
+      </w:r>
+    </w:p>
+    <w:p>
+      <w:r>
+        <w:lastRenderedPageBreak/>
+        <w:drawing>
+          <wp:inline distT="0" distB="0" distL="0" distR="0" wp14:anchorId="1E63F916" wp14:editId="41AB6BCF">
+            <wp:extent cx="5943600" cy="1289050"/>
+            <wp:effectExtent l="0" t="0" r="0" b="6350"/>
+            <wp:docPr id="1562821942" name="Picture 1"/>
+            <wp:cNvGraphicFramePr>
+              <a:graphicFrameLocks xmlns:a="http://schemas.openxmlformats.org/drawingml/2006/main" noChangeAspect="1"/>
+            </wp:cNvGraphicFramePr>
+            <a:graphic xmlns:a="http://schemas.openxmlformats.org/drawingml/2006/main">
+              <a:graphicData uri="http://schemas.openxmlformats.org/drawingml/2006/picture">
+                <pic:pic xmlns:pic="http://schemas.openxmlformats.org/drawingml/2006/picture">
+                  <pic:nvPicPr>
+                    <pic:cNvPr id="1562821942" name=""/>
+                    <pic:cNvPicPr/>
+                  </pic:nvPicPr>
+                  <pic:blipFill>
+                    <a:blip r:embed="rId5"/>
+                    <a:stretch>
+                      <a:fillRect/>
+                    </a:stretch>
+                  </pic:blipFill>
+                  <pic:spPr>
+                    <a:xfrm>
+                      <a:off x="0" y="0"/>
+                      <a:ext cx="5943600" cy="1289050"/>
+                    </a:xfrm>
+                    <a:prstGeom prst="rect">
+                      <a:avLst/>
+                    </a:prstGeom>
+                  </pic:spPr>
+                </pic:pic>
+              </a:graphicData>
+            </a:graphic>
+          </wp:inline>
+        </w:drawing>
       </w:r>
     </w:p>
     <w:p/>
+    <w:p>
+      <w:r>
+        <w:t>Parameters = (inputs * output) + biases</w:t>
+      </w:r>
+    </w:p>
+    <w:p>
+      <w:r>
+        <w:t>= (28 * 300) + 300 = 8,700</w:t>
+      </w:r>
+    </w:p>
+    <w:p>
+      <w:r>
+        <w:t>(300 * 300) + 300 = 90,300</w:t>
+      </w:r>
+    </w:p>
+    <w:p>
+      <w:r>
+        <w:t>(300 * 100) + 100 = 30,100</w:t>
+      </w:r>
+    </w:p>
+    <w:p>
+      <w:r>
+        <w:t>(100 * 1) + 1 = 101</w:t>
+      </w:r>
+    </w:p>
+    <w:p/>
+    <w:p>
+      <w:r>
+        <w:t>8,700 + 90,300 + 30,100 + 101 = 129,201</w:t>
+      </w:r>
+    </w:p>
+    <w:p/>
+    <w:p>
+      <w:r>
+        <w:t>Number of weights, excluding biases:</w:t>
+      </w:r>
+    </w:p>
+    <w:p>
+      <w:r>
+        <w:t>129,201 – 300 – 300 – 100 – 1 = 128,500</w:t>
+      </w:r>
+    </w:p>
+    <w:p/>
+    <w:p>
+      <w:r>
+        <w:t>Number of neurons, excluding input:</w:t>
+      </w:r>
+    </w:p>
+    <w:p>
+      <w:r>
+        <w:t>300 + 300 + 100 + 1 = 701 neurons</w:t>
+      </w:r>
+    </w:p>
+    <w:p>
+      <w:r>
+        <w:t xml:space="preserve"> </w:t>
+      </w:r>
+    </w:p>
     <w:sectPr>
       <w:pgSz w:w="12240" w:h="15840"/>
       <w:pgMar w:top="1440" w:right="1440" w:bottom="1440" w:left="1440" w:header="720" w:footer="720" w:gutter="0"/>
@@ -2920,6 +3406,16 @@
       <w:bCs/>
     </w:rPr>
   </w:style>
+  <w:style w:type="character" w:styleId="PlaceholderText">
+    <w:name w:val="Placeholder Text"/>
+    <w:basedOn w:val="DefaultParagraphFont"/>
+    <w:uiPriority w:val="99"/>
+    <w:semiHidden/>
+    <w:rsid w:val="00394E78"/>
+    <w:rPr>
+      <w:color w:val="666666"/>
+    </w:rPr>
+  </w:style>
 </w:styles>
 </file>
 
